--- a/quiz_with_rationale.docx
+++ b/quiz_with_rationale.docx
@@ -60,15 +60,35 @@
         </w:rPr>
         <w:t xml:space="preserve">Quiz access: </w:t>
       </w:r>
-      <w:r>
-        <w:rPr>
-          <w:i/>
-          <w:iCs/>
-          <w:color w:val="EE0000"/>
-          <w:lang w:val="en-US"/>
-        </w:rPr>
-        <w:t>????????????????????</w:t>
-      </w:r>
+      <w:hyperlink r:id="rId5" w:history="1">
+        <w:r>
+          <w:rPr>
+            <w:rStyle w:val="Hyperlink"/>
+            <w:i/>
+            <w:iCs/>
+            <w:lang w:val="en-US"/>
+          </w:rPr>
+          <w:t>Subm</w:t>
+        </w:r>
+        <w:r>
+          <w:rPr>
+            <w:rStyle w:val="Hyperlink"/>
+            <w:i/>
+            <w:iCs/>
+            <w:lang w:val="en-US"/>
+          </w:rPr>
+          <w:t>i</w:t>
+        </w:r>
+        <w:r>
+          <w:rPr>
+            <w:rStyle w:val="Hyperlink"/>
+            <w:i/>
+            <w:iCs/>
+            <w:lang w:val="en-US"/>
+          </w:rPr>
+          <w:t>t Quiz Results</w:t>
+        </w:r>
+      </w:hyperlink>
     </w:p>
     <w:p>
       <w:pPr>
@@ -166,13 +186,6 @@
     <w:p>
       <w:pPr>
         <w:rPr>
-          <w:lang w:val="en-US"/>
-        </w:rPr>
-      </w:pPr>
-    </w:p>
-    <w:p>
-      <w:pPr>
-        <w:rPr>
           <w:rStyle w:val="IntenseReference"/>
           <w:lang w:val="en-US"/>
         </w:rPr>
@@ -215,6 +228,15 @@
         <w:rPr>
           <w:lang w:val="en-US"/>
         </w:rPr>
+        <w:t xml:space="preserve">The basic </w:t>
+      </w:r>
+      <w:r>
+        <w:rPr>
+          <w:b/>
+          <w:bCs/>
+          <w:u w:val="single"/>
+          <w:lang w:val="en-US"/>
+        </w:rPr>
         <w:t>Convolution</w:t>
       </w:r>
       <w:r>
@@ -223,6 +245,80 @@
         </w:rPr>
         <w:t xml:space="preserve"> Arithmetic</w:t>
       </w:r>
+      <w:r>
+        <w:rPr>
+          <w:lang w:val="en-US"/>
+        </w:rPr>
+        <w:t xml:space="preserve"> consists of the kernel filtering.  </w:t>
+      </w:r>
+      <w:r>
+        <w:rPr>
+          <w:lang w:val="en-US"/>
+        </w:rPr>
+        <w:t>Determine</w:t>
+      </w:r>
+      <w:r>
+        <w:rPr>
+          <w:lang w:val="en-US"/>
+        </w:rPr>
+        <w:t xml:space="preserve"> the correct answer for the following example:</w:t>
+      </w:r>
+    </w:p>
+    <w:p>
+      <w:pPr>
+        <w:spacing w:line="240" w:lineRule="auto"/>
+        <w:jc w:val="center"/>
+        <w:rPr>
+          <w:lang w:val="en-US"/>
+        </w:rPr>
+      </w:pPr>
+      <w:r>
+        <w:rPr>
+          <w:lang w:val="en-US"/>
+        </w:rPr>
+        <w:t xml:space="preserve"> </w:t>
+      </w:r>
+      <w:r>
+        <w:rPr>
+          <w:noProof/>
+          <w:lang w:val="en-US"/>
+        </w:rPr>
+        <w:drawing>
+          <wp:inline distT="0" distB="0" distL="0" distR="0" wp14:anchorId="79E36272" wp14:editId="2344A92D">
+            <wp:extent cx="4972306" cy="1701887"/>
+            <wp:effectExtent l="0" t="0" r="0" b="0"/>
+            <wp:docPr id="1555275426" name="Picture 1"/>
+            <wp:cNvGraphicFramePr>
+              <a:graphicFrameLocks xmlns:a="http://schemas.openxmlformats.org/drawingml/2006/main" noChangeAspect="1"/>
+            </wp:cNvGraphicFramePr>
+            <a:graphic xmlns:a="http://schemas.openxmlformats.org/drawingml/2006/main">
+              <a:graphicData uri="http://schemas.openxmlformats.org/drawingml/2006/picture">
+                <pic:pic xmlns:pic="http://schemas.openxmlformats.org/drawingml/2006/picture">
+                  <pic:nvPicPr>
+                    <pic:cNvPr id="1555275426" name=""/>
+                    <pic:cNvPicPr/>
+                  </pic:nvPicPr>
+                  <pic:blipFill>
+                    <a:blip r:embed="rId6"/>
+                    <a:stretch>
+                      <a:fillRect/>
+                    </a:stretch>
+                  </pic:blipFill>
+                  <pic:spPr>
+                    <a:xfrm>
+                      <a:off x="0" y="0"/>
+                      <a:ext cx="4972306" cy="1701887"/>
+                    </a:xfrm>
+                    <a:prstGeom prst="rect">
+                      <a:avLst/>
+                    </a:prstGeom>
+                  </pic:spPr>
+                </pic:pic>
+              </a:graphicData>
+            </a:graphic>
+          </wp:inline>
+        </w:drawing>
+      </w:r>
     </w:p>
     <w:p>
       <w:pPr>
@@ -251,6 +347,7 @@
         </w:rPr>
         <w:t>A</w:t>
       </w:r>
+      <w:proofErr w:type="gramStart"/>
       <w:r>
         <w:rPr>
           <w:rStyle w:val="BookTitle"/>
@@ -262,67 +359,458 @@
         <w:rPr>
           <w:lang w:val="en-US"/>
         </w:rPr>
-        <w:t xml:space="preserve">  [correct/ incorrect]</w:t>
-      </w:r>
-    </w:p>
-    <w:p>
-      <w:pPr>
-        <w:spacing w:line="240" w:lineRule="auto"/>
-        <w:rPr>
-          <w:lang w:val="en-US"/>
-        </w:rPr>
-      </w:pPr>
-      <w:r>
-        <w:rPr>
-          <w:lang w:val="en-US"/>
-        </w:rPr>
-        <w:tab/>
-      </w:r>
-      <w:r>
-        <w:rPr>
-          <w:lang w:val="en-US"/>
-        </w:rPr>
-        <w:tab/>
-      </w:r>
-      <w:r>
-        <w:rPr>
-          <w:lang w:val="en-US"/>
-        </w:rPr>
-        <w:tab/>
-      </w:r>
-      <w:r>
-        <w:rPr>
-          <w:lang w:val="en-US"/>
-        </w:rPr>
-        <w:t>[ ] xxxxxx</w:t>
-      </w:r>
-    </w:p>
-    <w:p>
-      <w:pPr>
-        <w:spacing w:line="240" w:lineRule="auto"/>
-        <w:rPr>
-          <w:lang w:val="en-US"/>
-        </w:rPr>
-      </w:pPr>
-      <w:r>
-        <w:rPr>
-          <w:lang w:val="en-US"/>
-        </w:rPr>
-        <w:tab/>
-      </w:r>
-      <w:r>
-        <w:rPr>
-          <w:lang w:val="en-US"/>
-        </w:rPr>
-        <w:tab/>
-      </w:r>
-      <w:r>
-        <w:rPr>
-          <w:lang w:val="en-US"/>
-        </w:rPr>
-        <w:tab/>
+        <w:t xml:space="preserve">  [</w:t>
+      </w:r>
+      <w:proofErr w:type="gramEnd"/>
+      <w:r>
+        <w:rPr>
+          <w:lang w:val="en-US"/>
+        </w:rPr>
+        <w:t>incorrect]</w:t>
+      </w:r>
+    </w:p>
+    <w:p>
+      <w:pPr>
+        <w:spacing w:line="240" w:lineRule="auto"/>
+        <w:rPr>
+          <w:lang w:val="en-US"/>
+        </w:rPr>
+      </w:pPr>
+      <w:r>
+        <w:rPr>
+          <w:lang w:val="en-US"/>
+        </w:rPr>
+        <w:tab/>
+      </w:r>
+      <w:r>
+        <w:rPr>
+          <w:lang w:val="en-US"/>
+        </w:rPr>
+        <w:tab/>
+      </w:r>
+      <w:r>
+        <w:rPr>
+          <w:lang w:val="en-US"/>
+        </w:rPr>
+        <w:tab/>
+      </w:r>
+      <w:proofErr w:type="gramStart"/>
+      <w:r>
+        <w:rPr>
+          <w:lang w:val="en-US"/>
+        </w:rPr>
+        <w:t>[ ]</w:t>
+      </w:r>
+      <w:proofErr w:type="gramEnd"/>
+      <w:r>
+        <w:rPr>
+          <w:lang w:val="en-US"/>
+        </w:rPr>
+        <w:t xml:space="preserve"> </w:t>
+      </w:r>
+      <w:r>
+        <w:rPr>
+          <w:lang w:val="en-US"/>
+        </w:rPr>
+        <w:t>1</w:t>
+      </w:r>
+      <w:r>
+        <w:rPr>
+          <w:lang w:val="en-US"/>
+        </w:rPr>
+        <w:t>9</w:t>
+      </w:r>
+    </w:p>
+    <w:p>
+      <w:pPr>
+        <w:spacing w:line="240" w:lineRule="auto"/>
+        <w:ind w:left="2127"/>
+        <w:rPr>
+          <w:lang w:val="en-US"/>
+        </w:rPr>
+      </w:pPr>
+      <w:r>
+        <w:rPr>
+          <w:lang w:val="en-US"/>
+        </w:rPr>
         <w:t>Feedback:</w:t>
       </w:r>
+      <w:r>
+        <w:rPr>
+          <w:lang w:val="en-US"/>
+        </w:rPr>
+        <w:t xml:space="preserve"> this represents the dot product not the element-wise multiplication /Hadamard multiplication</w:t>
+      </w:r>
+    </w:p>
+    <w:p>
+      <w:pPr>
+        <w:spacing w:line="240" w:lineRule="auto"/>
+        <w:ind w:firstLine="720"/>
+        <w:rPr>
+          <w:lang w:val="en-US"/>
+        </w:rPr>
+      </w:pPr>
+      <w:r>
+        <w:rPr>
+          <w:rStyle w:val="BookTitle"/>
+          <w:lang w:val="en-US"/>
+        </w:rPr>
+        <w:t xml:space="preserve">Answer </w:t>
+      </w:r>
+      <w:r>
+        <w:rPr>
+          <w:rStyle w:val="BookTitle"/>
+          <w:lang w:val="en-US"/>
+        </w:rPr>
+        <w:t>B</w:t>
+      </w:r>
+      <w:proofErr w:type="gramStart"/>
+      <w:r>
+        <w:rPr>
+          <w:rStyle w:val="BookTitle"/>
+          <w:lang w:val="en-US"/>
+        </w:rPr>
+        <w:t>:</w:t>
+      </w:r>
+      <w:r>
+        <w:rPr>
+          <w:lang w:val="en-US"/>
+        </w:rPr>
+        <w:t xml:space="preserve">  [</w:t>
+      </w:r>
+      <w:proofErr w:type="gramEnd"/>
+      <w:r>
+        <w:rPr>
+          <w:lang w:val="en-US"/>
+        </w:rPr>
+        <w:t>correct]</w:t>
+      </w:r>
+    </w:p>
+    <w:p>
+      <w:pPr>
+        <w:spacing w:line="240" w:lineRule="auto"/>
+        <w:rPr>
+          <w:lang w:val="en-US"/>
+        </w:rPr>
+      </w:pPr>
+      <w:r>
+        <w:rPr>
+          <w:lang w:val="en-US"/>
+        </w:rPr>
+        <w:tab/>
+      </w:r>
+      <w:r>
+        <w:rPr>
+          <w:lang w:val="en-US"/>
+        </w:rPr>
+        <w:tab/>
+      </w:r>
+      <w:r>
+        <w:rPr>
+          <w:lang w:val="en-US"/>
+        </w:rPr>
+        <w:tab/>
+      </w:r>
+      <w:proofErr w:type="gramStart"/>
+      <w:r>
+        <w:rPr>
+          <w:lang w:val="en-US"/>
+        </w:rPr>
+        <w:t>[ ]</w:t>
+      </w:r>
+      <w:proofErr w:type="gramEnd"/>
+      <w:r>
+        <w:rPr>
+          <w:lang w:val="en-US"/>
+        </w:rPr>
+        <w:t xml:space="preserve"> 8</w:t>
+      </w:r>
+    </w:p>
+    <w:p>
+      <w:pPr>
+        <w:spacing w:line="240" w:lineRule="auto"/>
+        <w:rPr>
+          <w:lang w:val="en-US"/>
+        </w:rPr>
+      </w:pPr>
+      <w:r>
+        <w:rPr>
+          <w:lang w:val="en-US"/>
+        </w:rPr>
+        <w:tab/>
+      </w:r>
+      <w:r>
+        <w:rPr>
+          <w:lang w:val="en-US"/>
+        </w:rPr>
+        <w:tab/>
+      </w:r>
+      <w:r>
+        <w:rPr>
+          <w:lang w:val="en-US"/>
+        </w:rPr>
+        <w:tab/>
+        <w:t>Feedback:</w:t>
+      </w:r>
+      <w:r>
+        <w:rPr>
+          <w:lang w:val="en-US"/>
+        </w:rPr>
+        <w:t xml:space="preserve"> correct element-wise multiplication</w:t>
+      </w:r>
+    </w:p>
+    <w:p>
+      <w:pPr>
+        <w:spacing w:line="240" w:lineRule="auto"/>
+        <w:rPr>
+          <w:lang w:val="en-US"/>
+        </w:rPr>
+      </w:pPr>
+      <w:r>
+        <w:rPr>
+          <w:lang w:val="en-US"/>
+        </w:rPr>
+        <w:tab/>
+      </w:r>
+      <w:r>
+        <w:rPr>
+          <w:rStyle w:val="BookTitle"/>
+          <w:lang w:val="en-US"/>
+        </w:rPr>
+        <w:t xml:space="preserve">Answer </w:t>
+      </w:r>
+      <w:r>
+        <w:rPr>
+          <w:rStyle w:val="BookTitle"/>
+          <w:lang w:val="en-US"/>
+        </w:rPr>
+        <w:t>A</w:t>
+      </w:r>
+      <w:proofErr w:type="gramStart"/>
+      <w:r>
+        <w:rPr>
+          <w:rStyle w:val="BookTitle"/>
+          <w:lang w:val="en-US"/>
+        </w:rPr>
+        <w:t>:</w:t>
+      </w:r>
+      <w:r>
+        <w:rPr>
+          <w:lang w:val="en-US"/>
+        </w:rPr>
+        <w:t xml:space="preserve">  [</w:t>
+      </w:r>
+      <w:proofErr w:type="gramEnd"/>
+      <w:r>
+        <w:rPr>
+          <w:lang w:val="en-US"/>
+        </w:rPr>
+        <w:t xml:space="preserve"> incorrect]</w:t>
+      </w:r>
+    </w:p>
+    <w:p>
+      <w:pPr>
+        <w:spacing w:line="240" w:lineRule="auto"/>
+        <w:rPr>
+          <w:lang w:val="en-US"/>
+        </w:rPr>
+      </w:pPr>
+      <w:r>
+        <w:rPr>
+          <w:lang w:val="en-US"/>
+        </w:rPr>
+        <w:tab/>
+      </w:r>
+      <w:r>
+        <w:rPr>
+          <w:lang w:val="en-US"/>
+        </w:rPr>
+        <w:tab/>
+      </w:r>
+      <w:r>
+        <w:rPr>
+          <w:lang w:val="en-US"/>
+        </w:rPr>
+        <w:tab/>
+      </w:r>
+      <w:proofErr w:type="gramStart"/>
+      <w:r>
+        <w:rPr>
+          <w:lang w:val="en-US"/>
+        </w:rPr>
+        <w:t>[ ]</w:t>
+      </w:r>
+      <w:proofErr w:type="gramEnd"/>
+      <w:r>
+        <w:rPr>
+          <w:lang w:val="en-US"/>
+        </w:rPr>
+        <w:t xml:space="preserve"> 11</w:t>
+      </w:r>
+    </w:p>
+    <w:p>
+      <w:pPr>
+        <w:spacing w:line="240" w:lineRule="auto"/>
+        <w:rPr>
+          <w:lang w:val="en-US"/>
+        </w:rPr>
+      </w:pPr>
+      <w:r>
+        <w:rPr>
+          <w:lang w:val="en-US"/>
+        </w:rPr>
+        <w:tab/>
+      </w:r>
+      <w:r>
+        <w:rPr>
+          <w:lang w:val="en-US"/>
+        </w:rPr>
+        <w:tab/>
+      </w:r>
+      <w:r>
+        <w:rPr>
+          <w:lang w:val="en-US"/>
+        </w:rPr>
+        <w:tab/>
+        <w:t>Feedback:</w:t>
+      </w:r>
+    </w:p>
+    <w:p>
+      <w:pPr>
+        <w:spacing w:line="240" w:lineRule="auto"/>
+        <w:rPr>
+          <w:lang w:val="en-US"/>
+        </w:rPr>
+      </w:pPr>
+      <w:r>
+        <w:rPr>
+          <w:lang w:val="en-US"/>
+        </w:rPr>
+        <w:tab/>
+      </w:r>
+      <w:r>
+        <w:rPr>
+          <w:rStyle w:val="BookTitle"/>
+          <w:lang w:val="en-US"/>
+        </w:rPr>
+        <w:t xml:space="preserve">Answer </w:t>
+      </w:r>
+      <w:r>
+        <w:rPr>
+          <w:rStyle w:val="BookTitle"/>
+          <w:lang w:val="en-US"/>
+        </w:rPr>
+        <w:t>A</w:t>
+      </w:r>
+      <w:proofErr w:type="gramStart"/>
+      <w:r>
+        <w:rPr>
+          <w:rStyle w:val="BookTitle"/>
+          <w:lang w:val="en-US"/>
+        </w:rPr>
+        <w:t>:</w:t>
+      </w:r>
+      <w:r>
+        <w:rPr>
+          <w:lang w:val="en-US"/>
+        </w:rPr>
+        <w:t xml:space="preserve">  [</w:t>
+      </w:r>
+      <w:proofErr w:type="gramEnd"/>
+      <w:r>
+        <w:rPr>
+          <w:lang w:val="en-US"/>
+        </w:rPr>
+        <w:t xml:space="preserve"> incorrect]</w:t>
+      </w:r>
+    </w:p>
+    <w:p>
+      <w:pPr>
+        <w:spacing w:line="240" w:lineRule="auto"/>
+        <w:rPr>
+          <w:lang w:val="en-US"/>
+        </w:rPr>
+      </w:pPr>
+      <w:r>
+        <w:rPr>
+          <w:lang w:val="en-US"/>
+        </w:rPr>
+        <w:tab/>
+      </w:r>
+      <w:r>
+        <w:rPr>
+          <w:lang w:val="en-US"/>
+        </w:rPr>
+        <w:tab/>
+      </w:r>
+      <w:r>
+        <w:rPr>
+          <w:lang w:val="en-US"/>
+        </w:rPr>
+        <w:tab/>
+      </w:r>
+      <w:proofErr w:type="gramStart"/>
+      <w:r>
+        <w:rPr>
+          <w:lang w:val="en-US"/>
+        </w:rPr>
+        <w:t>[ ]</w:t>
+      </w:r>
+      <w:proofErr w:type="gramEnd"/>
+      <w:r>
+        <w:rPr>
+          <w:lang w:val="en-US"/>
+        </w:rPr>
+        <w:t xml:space="preserve"> 6</w:t>
+      </w:r>
+    </w:p>
+    <w:p>
+      <w:pPr>
+        <w:spacing w:line="240" w:lineRule="auto"/>
+        <w:ind w:left="2127" w:hanging="2127"/>
+        <w:rPr>
+          <w:lang w:val="en-US"/>
+        </w:rPr>
+      </w:pPr>
+      <w:r>
+        <w:rPr>
+          <w:lang w:val="en-US"/>
+        </w:rPr>
+        <w:tab/>
+      </w:r>
+      <w:r>
+        <w:rPr>
+          <w:lang w:val="en-US"/>
+        </w:rPr>
+        <w:tab/>
+        <w:t>Feedback:</w:t>
+      </w:r>
+      <w:r>
+        <w:rPr>
+          <w:lang w:val="en-US"/>
+        </w:rPr>
+        <w:t xml:space="preserve"> while we do element-wise multiplication each row should be multiplied </w:t>
+      </w:r>
+      <w:r>
+        <w:rPr>
+          <w:lang w:val="en-US"/>
+        </w:rPr>
+        <w:t>with the</w:t>
+      </w:r>
+      <w:r>
+        <w:rPr>
+          <w:lang w:val="en-US"/>
+        </w:rPr>
+        <w:t xml:space="preserve"> corresponding row not the column</w:t>
+      </w:r>
+    </w:p>
+    <w:p>
+      <w:pPr>
+        <w:spacing w:line="240" w:lineRule="auto"/>
+        <w:rPr>
+          <w:lang w:val="en-US"/>
+        </w:rPr>
+      </w:pPr>
     </w:p>
     <w:p>
       <w:pPr>
@@ -375,6 +863,9 @@
       </w:r>
       <w:r>
         <w:rPr>
+          <w:b/>
+          <w:bCs/>
+          <w:u w:val="single"/>
           <w:lang w:val="en-US"/>
         </w:rPr>
         <w:t>Kernel</w:t>
@@ -383,31 +874,91 @@
         <w:rPr>
           <w:lang w:val="en-US"/>
         </w:rPr>
-        <w:t xml:space="preserve"> of size ‘k’, an input of size ‘I’ and padding and stride of</w:t>
-      </w:r>
-      <w:r>
-        <w:rPr>
-          <w:lang w:val="en-US"/>
-        </w:rPr>
-        <w:t xml:space="preserve"> size</w:t>
-      </w:r>
-      <w:r>
-        <w:rPr>
-          <w:lang w:val="en-US"/>
-        </w:rPr>
-        <w:t>s</w:t>
-      </w:r>
-      <w:r>
-        <w:rPr>
-          <w:lang w:val="en-US"/>
-        </w:rPr>
-        <w:t xml:space="preserve"> ‘p’ and </w:t>
-      </w:r>
-      <w:r>
-        <w:rPr>
-          <w:lang w:val="en-US"/>
-        </w:rPr>
-        <w:t>‘s’ respectively what is the general formula representing output  size ‘o’?</w:t>
+        <w:t xml:space="preserve"> of size ‘</w:t>
+      </w:r>
+      <w:r>
+        <w:rPr>
+          <w:i/>
+          <w:iCs/>
+          <w:lang w:val="en-US"/>
+        </w:rPr>
+        <w:t>k’</w:t>
+      </w:r>
+      <w:r>
+        <w:rPr>
+          <w:lang w:val="en-US"/>
+        </w:rPr>
+        <w:t>, an input of size ‘</w:t>
+      </w:r>
+      <w:proofErr w:type="spellStart"/>
+      <w:r>
+        <w:rPr>
+          <w:i/>
+          <w:iCs/>
+          <w:lang w:val="en-US"/>
+        </w:rPr>
+        <w:t>i</w:t>
+      </w:r>
+      <w:proofErr w:type="spellEnd"/>
+      <w:r>
+        <w:rPr>
+          <w:lang w:val="en-US"/>
+        </w:rPr>
+        <w:t>’ and padding and stride of sizes ‘</w:t>
+      </w:r>
+      <w:r>
+        <w:rPr>
+          <w:i/>
+          <w:iCs/>
+          <w:lang w:val="en-US"/>
+        </w:rPr>
+        <w:t>p’</w:t>
+      </w:r>
+      <w:r>
+        <w:rPr>
+          <w:lang w:val="en-US"/>
+        </w:rPr>
+        <w:t xml:space="preserve"> and ‘</w:t>
+      </w:r>
+      <w:r>
+        <w:rPr>
+          <w:i/>
+          <w:iCs/>
+          <w:lang w:val="en-US"/>
+        </w:rPr>
+        <w:t>s’</w:t>
+      </w:r>
+      <w:r>
+        <w:rPr>
+          <w:lang w:val="en-US"/>
+        </w:rPr>
+        <w:t xml:space="preserve"> respectively what is the general formula representing </w:t>
+      </w:r>
+      <w:r>
+        <w:rPr>
+          <w:lang w:val="en-US"/>
+        </w:rPr>
+        <w:t>output size</w:t>
+      </w:r>
+      <w:r>
+        <w:rPr>
+          <w:lang w:val="en-US"/>
+        </w:rPr>
+        <w:t xml:space="preserve"> ‘</w:t>
+      </w:r>
+      <w:r>
+        <w:rPr>
+          <w:i/>
+          <w:iCs/>
+          <w:lang w:val="en-US"/>
+        </w:rPr>
+        <w:t>o</w:t>
+      </w:r>
+      <w:r>
+        <w:rPr>
+          <w:lang w:val="en-US"/>
+        </w:rPr>
+        <w:t>’?</w:t>
       </w:r>
     </w:p>
     <w:p>
@@ -437,6 +988,7 @@
         </w:rPr>
         <w:t>A</w:t>
       </w:r>
+      <w:proofErr w:type="gramStart"/>
       <w:r>
         <w:rPr>
           <w:rStyle w:val="BookTitle"/>
@@ -448,7 +1000,14 @@
         <w:rPr>
           <w:lang w:val="en-US"/>
         </w:rPr>
-        <w:t xml:space="preserve">  incorrect]</w:t>
+        <w:t xml:space="preserve">  incorrect</w:t>
+      </w:r>
+      <w:proofErr w:type="gramEnd"/>
+      <w:r>
+        <w:rPr>
+          <w:lang w:val="en-US"/>
+        </w:rPr>
+        <w:t>]</w:t>
       </w:r>
     </w:p>
     <w:p>
@@ -483,21 +1042,7 @@
             <w:rFonts w:ascii="Cambria Math" w:hAnsi="Cambria Math"/>
             <w:lang w:val="en-US"/>
           </w:rPr>
-          <m:t>o</m:t>
-        </m:r>
-        <m:r>
-          <w:rPr>
-            <w:rFonts w:ascii="Cambria Math" w:hAnsi="Cambria Math"/>
-            <w:lang w:val="en-US"/>
-          </w:rPr>
-          <m:t>=i+2p-k</m:t>
-        </m:r>
-        <m:r>
-          <w:rPr>
-            <w:rFonts w:ascii="Cambria Math" w:hAnsi="Cambria Math"/>
-            <w:lang w:val="en-US"/>
-          </w:rPr>
-          <m:t>+1</m:t>
+          <m:t>o=i+2p-k+1</m:t>
         </m:r>
       </m:oMath>
     </w:p>
@@ -531,8 +1076,16 @@
         <w:rPr>
           <w:lang w:val="en-US"/>
         </w:rPr>
-        <w:t xml:space="preserve"> does not take into consideration stride effect ‘s’</w:t>
-      </w:r>
+        <w:t xml:space="preserve"> does not take into consideration stride </w:t>
+      </w:r>
+      <w:proofErr w:type="gramStart"/>
+      <w:r>
+        <w:rPr>
+          <w:lang w:val="en-US"/>
+        </w:rPr>
+        <w:t>effect ‘s’</w:t>
+      </w:r>
+      <w:proofErr w:type="gramEnd"/>
     </w:p>
     <w:p>
       <w:pPr>
@@ -556,6 +1109,7 @@
         </w:rPr>
         <w:t>B</w:t>
       </w:r>
+      <w:proofErr w:type="gramStart"/>
       <w:r>
         <w:rPr>
           <w:rStyle w:val="BookTitle"/>
@@ -567,7 +1121,14 @@
         <w:rPr>
           <w:lang w:val="en-US"/>
         </w:rPr>
-        <w:t xml:space="preserve">  [ incorrect]</w:t>
+        <w:t xml:space="preserve">  [</w:t>
+      </w:r>
+      <w:proofErr w:type="gramEnd"/>
+      <w:r>
+        <w:rPr>
+          <w:lang w:val="en-US"/>
+        </w:rPr>
+        <w:t xml:space="preserve"> incorrect]</w:t>
       </w:r>
     </w:p>
     <w:p>
@@ -704,6 +1265,7 @@
         </w:rPr>
         <w:t>C</w:t>
       </w:r>
+      <w:proofErr w:type="gramStart"/>
       <w:r>
         <w:rPr>
           <w:rStyle w:val="BookTitle"/>
@@ -715,7 +1277,14 @@
         <w:rPr>
           <w:lang w:val="en-US"/>
         </w:rPr>
-        <w:t xml:space="preserve">  [correct]</w:t>
+        <w:t xml:space="preserve">  [</w:t>
+      </w:r>
+      <w:proofErr w:type="gramEnd"/>
+      <w:r>
+        <w:rPr>
+          <w:lang w:val="en-US"/>
+        </w:rPr>
+        <w:t>correct]</w:t>
       </w:r>
     </w:p>
     <w:p>
@@ -751,10 +1320,12 @@
             <w:rFonts w:ascii="Cambria Math" w:hAnsi="Cambria Math"/>
             <w:lang w:val="en-US"/>
           </w:rPr>
-          <m:t>o=floor</m:t>
+          <m:t>o=</m:t>
         </m:r>
         <m:d>
           <m:dPr>
+            <m:begChr m:val="⌊"/>
+            <m:endChr m:val="⌋"/>
             <m:ctrlPr>
               <w:rPr>
                 <w:rFonts w:ascii="Cambria Math" w:hAnsi="Cambria Math"/>
@@ -867,6 +1438,7 @@
         </w:rPr>
         <w:t>D</w:t>
       </w:r>
+      <w:proofErr w:type="gramStart"/>
       <w:r>
         <w:rPr>
           <w:rStyle w:val="BookTitle"/>
@@ -878,7 +1450,14 @@
         <w:rPr>
           <w:lang w:val="en-US"/>
         </w:rPr>
-        <w:t xml:space="preserve">  [ incorrect]</w:t>
+        <w:t xml:space="preserve">  [</w:t>
+      </w:r>
+      <w:proofErr w:type="gramEnd"/>
+      <w:r>
+        <w:rPr>
+          <w:lang w:val="en-US"/>
+        </w:rPr>
+        <w:t xml:space="preserve"> incorrect]</w:t>
       </w:r>
     </w:p>
     <w:p>
@@ -893,7 +1472,6 @@
         <w:rPr>
           <w:lang w:val="en-US"/>
         </w:rPr>
-        <w:lastRenderedPageBreak/>
         <w:tab/>
       </w:r>
       <w:r>
@@ -917,22 +1495,10 @@
           </w:rPr>
           <m:t>o=</m:t>
         </m:r>
-        <m:r>
-          <w:rPr>
-            <w:rFonts w:ascii="Cambria Math" w:hAnsi="Cambria Math"/>
-            <w:lang w:val="en-US"/>
-          </w:rPr>
-          <m:t>L</m:t>
-        </m:r>
-        <m:r>
-          <w:rPr>
-            <w:rFonts w:ascii="Cambria Math" w:hAnsi="Cambria Math"/>
-            <w:lang w:val="en-US"/>
-          </w:rPr>
-          <m:t>(</m:t>
-        </m:r>
-        <m:f>
-          <m:fPr>
+        <m:d>
+          <m:dPr>
+            <m:begChr m:val="⌊"/>
+            <m:endChr m:val="⌋"/>
             <m:ctrlPr>
               <w:rPr>
                 <w:rFonts w:ascii="Cambria Math" w:hAnsi="Cambria Math"/>
@@ -940,17 +1506,2328 @@
                 <w:lang w:val="en-US"/>
               </w:rPr>
             </m:ctrlPr>
-          </m:fPr>
-          <m:num>
+          </m:dPr>
+          <m:e>
+            <m:f>
+              <m:fPr>
+                <m:ctrlPr>
+                  <w:rPr>
+                    <w:rFonts w:ascii="Cambria Math" w:hAnsi="Cambria Math"/>
+                    <w:i/>
+                    <w:lang w:val="en-US"/>
+                  </w:rPr>
+                </m:ctrlPr>
+              </m:fPr>
+              <m:num>
+                <m:r>
+                  <w:rPr>
+                    <w:rFonts w:ascii="Cambria Math" w:hAnsi="Cambria Math"/>
+                    <w:lang w:val="en-US"/>
+                  </w:rPr>
+                  <m:t>i+2p-k</m:t>
+                </m:r>
+              </m:num>
+              <m:den>
+                <m:r>
+                  <w:rPr>
+                    <w:rFonts w:ascii="Cambria Math" w:hAnsi="Cambria Math"/>
+                    <w:lang w:val="en-US"/>
+                  </w:rPr>
+                  <m:t>s</m:t>
+                </m:r>
+              </m:den>
+            </m:f>
             <m:r>
               <w:rPr>
                 <w:rFonts w:ascii="Cambria Math" w:hAnsi="Cambria Math"/>
                 <w:lang w:val="en-US"/>
               </w:rPr>
-              <m:t>i+2p-k</m:t>
+              <m:t>+1</m:t>
             </m:r>
-          </m:num>
-          <m:den>
+          </m:e>
+        </m:d>
+      </m:oMath>
+    </w:p>
+    <w:p>
+      <w:pPr>
+        <w:spacing w:line="240" w:lineRule="auto"/>
+        <w:rPr>
+          <w:lang w:val="en-US"/>
+        </w:rPr>
+      </w:pPr>
+      <w:r>
+        <w:rPr>
+          <w:lang w:val="en-US"/>
+        </w:rPr>
+        <w:tab/>
+      </w:r>
+      <w:r>
+        <w:rPr>
+          <w:lang w:val="en-US"/>
+        </w:rPr>
+        <w:tab/>
+      </w:r>
+      <w:r>
+        <w:rPr>
+          <w:lang w:val="en-US"/>
+        </w:rPr>
+        <w:tab/>
+        <w:t>Feedback: returns same correct result but is not accurately written</w:t>
+      </w:r>
+    </w:p>
+    <w:p>
+      <w:pPr>
+        <w:rPr>
+          <w:rStyle w:val="IntenseReference"/>
+          <w:lang w:val="en-US"/>
+        </w:rPr>
+      </w:pPr>
+    </w:p>
+    <w:p>
+      <w:pPr>
+        <w:rPr>
+          <w:rStyle w:val="IntenseReference"/>
+          <w:lang w:val="en-US"/>
+        </w:rPr>
+      </w:pPr>
+    </w:p>
+    <w:p>
+      <w:pPr>
+        <w:rPr>
+          <w:rStyle w:val="IntenseReference"/>
+          <w:lang w:val="en-US"/>
+        </w:rPr>
+      </w:pPr>
+      <w:r>
+        <w:rPr>
+          <w:rStyle w:val="IntenseReference"/>
+          <w:lang w:val="en-US"/>
+        </w:rPr>
+        <w:t xml:space="preserve">Question </w:t>
+      </w:r>
+      <w:r>
+        <w:rPr>
+          <w:rStyle w:val="IntenseReference"/>
+          <w:lang w:val="en-US"/>
+        </w:rPr>
+        <w:t>3</w:t>
+      </w:r>
+      <w:r>
+        <w:rPr>
+          <w:rStyle w:val="IntenseReference"/>
+          <w:lang w:val="en-US"/>
+        </w:rPr>
+        <w:tab/>
+      </w:r>
+      <w:r>
+        <w:rPr>
+          <w:lang w:val="en-US"/>
+        </w:rPr>
+        <w:t>[one correct answer]</w:t>
+      </w:r>
+    </w:p>
+    <w:p>
+      <w:pPr>
+        <w:spacing w:line="240" w:lineRule="auto"/>
+        <w:ind w:left="709" w:firstLine="11"/>
+        <w:rPr>
+          <w:lang w:val="en-US"/>
+        </w:rPr>
+      </w:pPr>
+      <w:r>
+        <w:rPr>
+          <w:lang w:val="en-US"/>
+        </w:rPr>
+        <w:t xml:space="preserve">What is 'full </w:t>
+      </w:r>
+      <w:r>
+        <w:rPr>
+          <w:b/>
+          <w:bCs/>
+          <w:u w:val="single"/>
+          <w:lang w:val="en-US"/>
+        </w:rPr>
+        <w:t>padding'</w:t>
+      </w:r>
+      <w:r>
+        <w:rPr>
+          <w:lang w:val="en-US"/>
+        </w:rPr>
+        <w:t xml:space="preserve"> in the context of convolution arithmetic, and what is the resulting</w:t>
+      </w:r>
+      <w:r>
+        <w:rPr>
+          <w:lang w:val="en-US"/>
+        </w:rPr>
+        <w:t xml:space="preserve"> </w:t>
+      </w:r>
+      <w:r>
+        <w:rPr>
+          <w:lang w:val="en-US"/>
+        </w:rPr>
+        <w:t>output size</w:t>
+      </w:r>
+      <w:r>
+        <w:rPr>
+          <w:lang w:val="en-US"/>
+        </w:rPr>
+        <w:t xml:space="preserve"> ‘</w:t>
+      </w:r>
+      <w:r>
+        <w:rPr>
+          <w:i/>
+          <w:iCs/>
+          <w:lang w:val="en-US"/>
+        </w:rPr>
+        <w:t>o</w:t>
+      </w:r>
+      <w:proofErr w:type="gramStart"/>
+      <w:r>
+        <w:rPr>
+          <w:lang w:val="en-US"/>
+        </w:rPr>
+        <w:t>’</w:t>
+      </w:r>
+      <w:r>
+        <w:rPr>
+          <w:lang w:val="en-US"/>
+        </w:rPr>
+        <w:t>  when</w:t>
+      </w:r>
+      <w:proofErr w:type="gramEnd"/>
+      <w:r>
+        <w:rPr>
+          <w:lang w:val="en-US"/>
+        </w:rPr>
+        <w:t xml:space="preserve"> </w:t>
+      </w:r>
+      <w:proofErr w:type="gramStart"/>
+      <w:r>
+        <w:rPr>
+          <w:lang w:val="en-US"/>
+        </w:rPr>
+        <w:t>stride</w:t>
+      </w:r>
+      <w:r>
+        <w:rPr>
+          <w:lang w:val="en-US"/>
+        </w:rPr>
+        <w:t xml:space="preserve"> ‘</w:t>
+      </w:r>
+      <w:r>
+        <w:rPr>
+          <w:i/>
+          <w:iCs/>
+          <w:lang w:val="en-US"/>
+        </w:rPr>
+        <w:t>s</w:t>
+      </w:r>
+      <w:r>
+        <w:rPr>
+          <w:lang w:val="en-US"/>
+        </w:rPr>
+        <w:t>’</w:t>
+      </w:r>
+      <w:proofErr w:type="gramEnd"/>
+      <w:r>
+        <w:rPr>
+          <w:lang w:val="en-US"/>
+        </w:rPr>
+        <w:t xml:space="preserve"> = </w:t>
+      </w:r>
+      <w:proofErr w:type="gramStart"/>
+      <w:r>
+        <w:rPr>
+          <w:lang w:val="en-US"/>
+        </w:rPr>
+        <w:t>1</w:t>
+      </w:r>
+      <w:r>
+        <w:rPr>
+          <w:lang w:val="en-US"/>
+        </w:rPr>
+        <w:t> ?</w:t>
+      </w:r>
+      <w:proofErr w:type="gramEnd"/>
+    </w:p>
+    <w:p>
+      <w:pPr>
+        <w:spacing w:line="240" w:lineRule="auto"/>
+        <w:rPr>
+          <w:lang w:val="en-US"/>
+        </w:rPr>
+      </w:pPr>
+    </w:p>
+    <w:p>
+      <w:pPr>
+        <w:spacing w:line="240" w:lineRule="auto"/>
+        <w:rPr>
+          <w:lang w:val="en-US"/>
+        </w:rPr>
+      </w:pPr>
+      <w:r>
+        <w:rPr>
+          <w:lang w:val="en-US"/>
+        </w:rPr>
+        <w:tab/>
+      </w:r>
+      <w:r>
+        <w:rPr>
+          <w:rStyle w:val="BookTitle"/>
+          <w:lang w:val="en-US"/>
+        </w:rPr>
+        <w:t xml:space="preserve">Answer </w:t>
+      </w:r>
+      <w:r>
+        <w:rPr>
+          <w:rStyle w:val="BookTitle"/>
+          <w:lang w:val="en-US"/>
+        </w:rPr>
+        <w:t>A</w:t>
+      </w:r>
+      <w:proofErr w:type="gramStart"/>
+      <w:r>
+        <w:rPr>
+          <w:rStyle w:val="BookTitle"/>
+          <w:lang w:val="en-US"/>
+        </w:rPr>
+        <w:t>:</w:t>
+      </w:r>
+      <w:r>
+        <w:rPr>
+          <w:lang w:val="en-US"/>
+        </w:rPr>
+        <w:t xml:space="preserve">  [</w:t>
+      </w:r>
+      <w:proofErr w:type="gramEnd"/>
+      <w:r>
+        <w:rPr>
+          <w:lang w:val="en-US"/>
+        </w:rPr>
+        <w:t>incorrect]</w:t>
+      </w:r>
+    </w:p>
+    <w:p>
+      <w:pPr>
+        <w:spacing w:line="240" w:lineRule="auto"/>
+        <w:rPr>
+          <w:lang w:val="en-US"/>
+        </w:rPr>
+      </w:pPr>
+      <w:r>
+        <w:rPr>
+          <w:lang w:val="en-US"/>
+        </w:rPr>
+        <w:tab/>
+      </w:r>
+      <w:r>
+        <w:rPr>
+          <w:lang w:val="en-US"/>
+        </w:rPr>
+        <w:tab/>
+      </w:r>
+      <w:r>
+        <w:rPr>
+          <w:lang w:val="en-US"/>
+        </w:rPr>
+        <w:tab/>
+      </w:r>
+      <w:proofErr w:type="gramStart"/>
+      <w:r>
+        <w:rPr>
+          <w:lang w:val="en-US"/>
+        </w:rPr>
+        <w:t>[ ]</w:t>
+      </w:r>
+      <w:proofErr w:type="gramEnd"/>
+      <w:r>
+        <w:rPr>
+          <w:lang w:val="en-US"/>
+        </w:rPr>
+        <w:t xml:space="preserve"> </w:t>
+      </w:r>
+      <w:r>
+        <w:rPr>
+          <w:lang w:val="en-US"/>
+        </w:rPr>
+        <w:t xml:space="preserve">p = 0, resulting in </w:t>
+      </w:r>
+      <w:r>
+        <w:rPr>
+          <w:i/>
+          <w:iCs/>
+          <w:lang w:val="en-US"/>
+        </w:rPr>
+        <w:t>o = i-k+1</w:t>
+      </w:r>
+    </w:p>
+    <w:p>
+      <w:pPr>
+        <w:spacing w:line="240" w:lineRule="auto"/>
+        <w:rPr>
+          <w:lang w:val="en-US"/>
+        </w:rPr>
+      </w:pPr>
+      <w:r>
+        <w:rPr>
+          <w:lang w:val="en-US"/>
+        </w:rPr>
+        <w:tab/>
+      </w:r>
+      <w:r>
+        <w:rPr>
+          <w:lang w:val="en-US"/>
+        </w:rPr>
+        <w:tab/>
+      </w:r>
+      <w:r>
+        <w:rPr>
+          <w:lang w:val="en-US"/>
+        </w:rPr>
+        <w:tab/>
+        <w:t>Feedback:</w:t>
+      </w:r>
+      <w:r>
+        <w:rPr>
+          <w:lang w:val="en-US"/>
+        </w:rPr>
+        <w:t xml:space="preserve"> this means no padding at all</w:t>
+      </w:r>
+    </w:p>
+    <w:p>
+      <w:pPr>
+        <w:spacing w:line="240" w:lineRule="auto"/>
+        <w:rPr>
+          <w:lang w:val="en-US"/>
+        </w:rPr>
+      </w:pPr>
+      <w:r>
+        <w:rPr>
+          <w:lang w:val="en-US"/>
+        </w:rPr>
+        <w:tab/>
+      </w:r>
+      <w:r>
+        <w:rPr>
+          <w:rStyle w:val="BookTitle"/>
+          <w:lang w:val="en-US"/>
+        </w:rPr>
+        <w:t xml:space="preserve">Answer </w:t>
+      </w:r>
+      <w:r>
+        <w:rPr>
+          <w:rStyle w:val="BookTitle"/>
+          <w:lang w:val="en-US"/>
+        </w:rPr>
+        <w:t>B</w:t>
+      </w:r>
+      <w:proofErr w:type="gramStart"/>
+      <w:r>
+        <w:rPr>
+          <w:rStyle w:val="BookTitle"/>
+          <w:lang w:val="en-US"/>
+        </w:rPr>
+        <w:t>:</w:t>
+      </w:r>
+      <w:r>
+        <w:rPr>
+          <w:lang w:val="en-US"/>
+        </w:rPr>
+        <w:t xml:space="preserve">  [</w:t>
+      </w:r>
+      <w:proofErr w:type="gramEnd"/>
+      <w:r>
+        <w:rPr>
+          <w:lang w:val="en-US"/>
+        </w:rPr>
+        <w:t>correct]</w:t>
+      </w:r>
+    </w:p>
+    <w:p>
+      <w:pPr>
+        <w:spacing w:line="240" w:lineRule="auto"/>
+        <w:rPr>
+          <w:lang w:val="en-US"/>
+        </w:rPr>
+      </w:pPr>
+      <w:r>
+        <w:rPr>
+          <w:lang w:val="en-US"/>
+        </w:rPr>
+        <w:tab/>
+      </w:r>
+      <w:r>
+        <w:rPr>
+          <w:lang w:val="en-US"/>
+        </w:rPr>
+        <w:tab/>
+      </w:r>
+      <w:r>
+        <w:rPr>
+          <w:lang w:val="en-US"/>
+        </w:rPr>
+        <w:tab/>
+      </w:r>
+      <w:proofErr w:type="gramStart"/>
+      <w:r>
+        <w:rPr>
+          <w:lang w:val="en-US"/>
+        </w:rPr>
+        <w:t>[ ]</w:t>
+      </w:r>
+      <w:proofErr w:type="gramEnd"/>
+      <w:r>
+        <w:rPr>
+          <w:lang w:val="en-US"/>
+        </w:rPr>
+        <w:t xml:space="preserve"> p = k-1, resulting in </w:t>
+      </w:r>
+      <w:r>
+        <w:rPr>
+          <w:i/>
+          <w:iCs/>
+          <w:lang w:val="en-US"/>
+        </w:rPr>
+        <w:t xml:space="preserve">o = </w:t>
+      </w:r>
+      <w:proofErr w:type="spellStart"/>
+      <w:r>
+        <w:rPr>
+          <w:i/>
+          <w:iCs/>
+          <w:lang w:val="en-US"/>
+        </w:rPr>
+        <w:t>i</w:t>
+      </w:r>
+      <w:proofErr w:type="spellEnd"/>
+      <w:r>
+        <w:rPr>
+          <w:i/>
+          <w:iCs/>
+          <w:lang w:val="en-US"/>
+        </w:rPr>
+        <w:t>+ (</w:t>
+      </w:r>
+      <w:r>
+        <w:rPr>
+          <w:i/>
+          <w:iCs/>
+          <w:lang w:val="en-US"/>
+        </w:rPr>
+        <w:t>k</w:t>
+      </w:r>
+      <w:r>
+        <w:rPr>
+          <w:i/>
+          <w:iCs/>
+          <w:lang w:val="en-US"/>
+        </w:rPr>
+        <w:t>-</w:t>
+      </w:r>
+      <w:r>
+        <w:rPr>
+          <w:i/>
+          <w:iCs/>
+          <w:lang w:val="en-US"/>
+        </w:rPr>
+        <w:t>1</w:t>
+      </w:r>
+      <w:r>
+        <w:rPr>
+          <w:i/>
+          <w:iCs/>
+          <w:lang w:val="en-US"/>
+        </w:rPr>
+        <w:t>)</w:t>
+      </w:r>
+    </w:p>
+    <w:p>
+      <w:pPr>
+        <w:spacing w:line="240" w:lineRule="auto"/>
+        <w:ind w:left="2127" w:hanging="2127"/>
+        <w:rPr>
+          <w:lang w:val="en-US"/>
+        </w:rPr>
+      </w:pPr>
+      <w:r>
+        <w:rPr>
+          <w:lang w:val="en-US"/>
+        </w:rPr>
+        <w:tab/>
+      </w:r>
+      <w:r>
+        <w:rPr>
+          <w:lang w:val="en-US"/>
+        </w:rPr>
+        <w:tab/>
+        <w:t xml:space="preserve">Feedback: correct answer as it allows partial superimposition </w:t>
+      </w:r>
+      <w:r>
+        <w:rPr>
+          <w:lang w:val="en-US"/>
+        </w:rPr>
+        <w:t>while</w:t>
+      </w:r>
+      <w:r>
+        <w:rPr>
+          <w:lang w:val="en-US"/>
+        </w:rPr>
+        <w:t xml:space="preserve"> expanding output beyond input</w:t>
+      </w:r>
+    </w:p>
+    <w:p>
+      <w:pPr>
+        <w:spacing w:line="240" w:lineRule="auto"/>
+        <w:rPr>
+          <w:lang w:val="en-US"/>
+        </w:rPr>
+      </w:pPr>
+      <w:r>
+        <w:rPr>
+          <w:lang w:val="en-US"/>
+        </w:rPr>
+        <w:tab/>
+      </w:r>
+      <w:r>
+        <w:rPr>
+          <w:rStyle w:val="BookTitle"/>
+          <w:lang w:val="en-US"/>
+        </w:rPr>
+        <w:t xml:space="preserve">Answer </w:t>
+      </w:r>
+      <w:r>
+        <w:rPr>
+          <w:rStyle w:val="BookTitle"/>
+          <w:lang w:val="en-US"/>
+        </w:rPr>
+        <w:t>C</w:t>
+      </w:r>
+      <w:proofErr w:type="gramStart"/>
+      <w:r>
+        <w:rPr>
+          <w:rStyle w:val="BookTitle"/>
+          <w:lang w:val="en-US"/>
+        </w:rPr>
+        <w:t>:</w:t>
+      </w:r>
+      <w:r>
+        <w:rPr>
+          <w:lang w:val="en-US"/>
+        </w:rPr>
+        <w:t xml:space="preserve">  [</w:t>
+      </w:r>
+      <w:proofErr w:type="gramEnd"/>
+      <w:r>
+        <w:rPr>
+          <w:lang w:val="en-US"/>
+        </w:rPr>
+        <w:t>incorrect]</w:t>
+      </w:r>
+    </w:p>
+    <w:p>
+      <w:pPr>
+        <w:spacing w:line="240" w:lineRule="auto"/>
+        <w:rPr>
+          <w:lang w:val="en-US"/>
+        </w:rPr>
+      </w:pPr>
+      <w:r>
+        <w:rPr>
+          <w:lang w:val="en-US"/>
+        </w:rPr>
+        <w:tab/>
+      </w:r>
+      <w:r>
+        <w:rPr>
+          <w:lang w:val="en-US"/>
+        </w:rPr>
+        <w:tab/>
+      </w:r>
+      <w:r>
+        <w:rPr>
+          <w:lang w:val="en-US"/>
+        </w:rPr>
+        <w:tab/>
+      </w:r>
+      <w:proofErr w:type="gramStart"/>
+      <w:r>
+        <w:rPr>
+          <w:lang w:val="en-US"/>
+        </w:rPr>
+        <w:t>[ ]</w:t>
+      </w:r>
+      <w:proofErr w:type="gramEnd"/>
+      <w:r>
+        <w:rPr>
+          <w:lang w:val="en-US"/>
+        </w:rPr>
+        <w:t xml:space="preserve"> p = Lk/2</w:t>
+      </w:r>
+      <w:r>
+        <w:rPr>
+          <w:rFonts w:ascii="Arial" w:hAnsi="Arial" w:cs="Arial"/>
+          <w:lang w:val="en-US"/>
+        </w:rPr>
+        <w:t>˩</w:t>
+      </w:r>
+      <w:r>
+        <w:rPr>
+          <w:lang w:val="en-US"/>
+        </w:rPr>
+        <w:t xml:space="preserve">, resulting in </w:t>
+      </w:r>
+      <w:r>
+        <w:rPr>
+          <w:i/>
+          <w:iCs/>
+          <w:lang w:val="en-US"/>
+        </w:rPr>
+        <w:t>o = k</w:t>
+      </w:r>
+    </w:p>
+    <w:p>
+      <w:pPr>
+        <w:spacing w:line="240" w:lineRule="auto"/>
+        <w:rPr>
+          <w:lang w:val="en-US"/>
+        </w:rPr>
+      </w:pPr>
+      <w:r>
+        <w:rPr>
+          <w:lang w:val="en-US"/>
+        </w:rPr>
+        <w:tab/>
+      </w:r>
+      <w:r>
+        <w:rPr>
+          <w:lang w:val="en-US"/>
+        </w:rPr>
+        <w:tab/>
+      </w:r>
+      <w:r>
+        <w:rPr>
+          <w:lang w:val="en-US"/>
+        </w:rPr>
+        <w:tab/>
+        <w:t>Feedback: this represents half padding</w:t>
+      </w:r>
+    </w:p>
+    <w:p>
+      <w:pPr>
+        <w:spacing w:line="240" w:lineRule="auto"/>
+        <w:rPr>
+          <w:lang w:val="en-US"/>
+        </w:rPr>
+      </w:pPr>
+      <w:r>
+        <w:rPr>
+          <w:lang w:val="en-US"/>
+        </w:rPr>
+        <w:lastRenderedPageBreak/>
+        <w:tab/>
+      </w:r>
+      <w:r>
+        <w:rPr>
+          <w:rStyle w:val="BookTitle"/>
+          <w:lang w:val="en-US"/>
+        </w:rPr>
+        <w:t xml:space="preserve">Answer </w:t>
+      </w:r>
+      <w:r>
+        <w:rPr>
+          <w:rStyle w:val="BookTitle"/>
+          <w:lang w:val="en-US"/>
+        </w:rPr>
+        <w:t>D</w:t>
+      </w:r>
+      <w:proofErr w:type="gramStart"/>
+      <w:r>
+        <w:rPr>
+          <w:rStyle w:val="BookTitle"/>
+          <w:lang w:val="en-US"/>
+        </w:rPr>
+        <w:t>:</w:t>
+      </w:r>
+      <w:r>
+        <w:rPr>
+          <w:lang w:val="en-US"/>
+        </w:rPr>
+        <w:t xml:space="preserve">  [</w:t>
+      </w:r>
+      <w:proofErr w:type="gramEnd"/>
+      <w:r>
+        <w:rPr>
+          <w:lang w:val="en-US"/>
+        </w:rPr>
+        <w:t>incorrect]</w:t>
+      </w:r>
+    </w:p>
+    <w:p>
+      <w:pPr>
+        <w:spacing w:line="240" w:lineRule="auto"/>
+        <w:rPr>
+          <w:lang w:val="en-US"/>
+        </w:rPr>
+      </w:pPr>
+      <w:r>
+        <w:rPr>
+          <w:lang w:val="en-US"/>
+        </w:rPr>
+        <w:tab/>
+      </w:r>
+      <w:r>
+        <w:rPr>
+          <w:lang w:val="en-US"/>
+        </w:rPr>
+        <w:tab/>
+      </w:r>
+      <w:r>
+        <w:rPr>
+          <w:lang w:val="en-US"/>
+        </w:rPr>
+        <w:tab/>
+      </w:r>
+      <w:proofErr w:type="gramStart"/>
+      <w:r>
+        <w:rPr>
+          <w:lang w:val="en-US"/>
+        </w:rPr>
+        <w:t>[ ]</w:t>
+      </w:r>
+      <w:proofErr w:type="gramEnd"/>
+      <w:r>
+        <w:rPr>
+          <w:lang w:val="en-US"/>
+        </w:rPr>
+        <w:t xml:space="preserve"> p = k, resulting in </w:t>
+      </w:r>
+      <w:r>
+        <w:rPr>
+          <w:i/>
+          <w:iCs/>
+          <w:lang w:val="en-US"/>
+        </w:rPr>
+        <w:t xml:space="preserve">o = </w:t>
+      </w:r>
+      <w:proofErr w:type="spellStart"/>
+      <w:r>
+        <w:rPr>
+          <w:i/>
+          <w:iCs/>
+          <w:lang w:val="en-US"/>
+        </w:rPr>
+        <w:t>i</w:t>
+      </w:r>
+      <w:r>
+        <w:rPr>
+          <w:i/>
+          <w:iCs/>
+          <w:lang w:val="en-US"/>
+        </w:rPr>
+        <w:t>+k</w:t>
+      </w:r>
+      <w:proofErr w:type="spellEnd"/>
+    </w:p>
+    <w:p>
+      <w:pPr>
+        <w:spacing w:line="240" w:lineRule="auto"/>
+        <w:ind w:left="2127"/>
+        <w:rPr>
+          <w:lang w:val="en-US"/>
+        </w:rPr>
+      </w:pPr>
+      <w:r>
+        <w:rPr>
+          <w:lang w:val="en-US"/>
+        </w:rPr>
+        <w:tab/>
+        <w:t>Feedback: if p = k then it will result in positions where kernel and input do not overlap</w:t>
+      </w:r>
+    </w:p>
+    <w:p>
+      <w:pPr>
+        <w:spacing w:line="240" w:lineRule="auto"/>
+        <w:rPr>
+          <w:lang w:val="en-US"/>
+        </w:rPr>
+      </w:pPr>
+    </w:p>
+    <w:p>
+      <w:pPr>
+        <w:spacing w:line="240" w:lineRule="auto"/>
+        <w:rPr>
+          <w:lang w:val="en-US"/>
+        </w:rPr>
+      </w:pPr>
+    </w:p>
+    <w:p>
+      <w:pPr>
+        <w:rPr>
+          <w:rStyle w:val="IntenseReference"/>
+          <w:lang w:val="en-US"/>
+        </w:rPr>
+      </w:pPr>
+      <w:r>
+        <w:rPr>
+          <w:rStyle w:val="IntenseReference"/>
+          <w:lang w:val="en-US"/>
+        </w:rPr>
+        <w:t xml:space="preserve">Question </w:t>
+      </w:r>
+      <w:r>
+        <w:rPr>
+          <w:rStyle w:val="IntenseReference"/>
+          <w:lang w:val="en-US"/>
+        </w:rPr>
+        <w:t>4</w:t>
+      </w:r>
+      <w:r>
+        <w:rPr>
+          <w:rStyle w:val="IntenseReference"/>
+          <w:lang w:val="en-US"/>
+        </w:rPr>
+        <w:tab/>
+      </w:r>
+      <w:r>
+        <w:rPr>
+          <w:lang w:val="en-US"/>
+        </w:rPr>
+        <w:t>[one correct answer]</w:t>
+      </w:r>
+    </w:p>
+    <w:p>
+      <w:pPr>
+        <w:spacing w:line="240" w:lineRule="auto"/>
+        <w:rPr>
+          <w:lang w:val="en-US"/>
+        </w:rPr>
+      </w:pPr>
+      <w:r>
+        <w:rPr>
+          <w:lang w:val="en-US"/>
+        </w:rPr>
+        <w:tab/>
+      </w:r>
+      <w:r>
+        <w:rPr>
+          <w:lang w:val="en-US"/>
+        </w:rPr>
+        <w:t xml:space="preserve">How does a </w:t>
+      </w:r>
+      <w:r>
+        <w:rPr>
+          <w:b/>
+          <w:bCs/>
+          <w:u w:val="single"/>
+          <w:lang w:val="en-US"/>
+        </w:rPr>
+        <w:t>stride</w:t>
+      </w:r>
+      <w:r>
+        <w:rPr>
+          <w:lang w:val="en-US"/>
+        </w:rPr>
+        <w:t xml:space="preserve"> greater than 1 in an early layer affect the total receptive field size (</w:t>
+      </w:r>
+      <w:r>
+        <w:rPr>
+          <w:i/>
+          <w:iCs/>
+          <w:lang w:val="en-US"/>
+        </w:rPr>
+        <w:t>r</w:t>
+      </w:r>
+      <w:r>
+        <w:rPr>
+          <w:i/>
+          <w:iCs/>
+          <w:vertAlign w:val="subscript"/>
+          <w:lang w:val="en-US"/>
+        </w:rPr>
+        <w:t>0</w:t>
+      </w:r>
+      <w:r>
+        <w:rPr>
+          <w:lang w:val="en-US"/>
+        </w:rPr>
+        <w:t>) of a deep network?</w:t>
+      </w:r>
+    </w:p>
+    <w:p>
+      <w:pPr>
+        <w:spacing w:line="240" w:lineRule="auto"/>
+        <w:rPr>
+          <w:lang w:val="en-US"/>
+        </w:rPr>
+      </w:pPr>
+      <w:r>
+        <w:rPr>
+          <w:lang w:val="en-US"/>
+        </w:rPr>
+        <w:tab/>
+      </w:r>
+      <w:r>
+        <w:rPr>
+          <w:rStyle w:val="BookTitle"/>
+          <w:lang w:val="en-US"/>
+        </w:rPr>
+        <w:t xml:space="preserve">Answer </w:t>
+      </w:r>
+      <w:r>
+        <w:rPr>
+          <w:rStyle w:val="BookTitle"/>
+          <w:lang w:val="en-US"/>
+        </w:rPr>
+        <w:t>A</w:t>
+      </w:r>
+      <w:proofErr w:type="gramStart"/>
+      <w:r>
+        <w:rPr>
+          <w:rStyle w:val="BookTitle"/>
+          <w:lang w:val="en-US"/>
+        </w:rPr>
+        <w:t>:</w:t>
+      </w:r>
+      <w:r>
+        <w:rPr>
+          <w:lang w:val="en-US"/>
+        </w:rPr>
+        <w:t xml:space="preserve">  [</w:t>
+      </w:r>
+      <w:proofErr w:type="gramEnd"/>
+      <w:r>
+        <w:rPr>
+          <w:lang w:val="en-US"/>
+        </w:rPr>
+        <w:t>incorrect]</w:t>
+      </w:r>
+    </w:p>
+    <w:p>
+      <w:pPr>
+        <w:spacing w:line="240" w:lineRule="auto"/>
+        <w:rPr>
+          <w:lang w:val="en-US"/>
+        </w:rPr>
+      </w:pPr>
+      <w:r>
+        <w:rPr>
+          <w:lang w:val="en-US"/>
+        </w:rPr>
+        <w:tab/>
+      </w:r>
+      <w:r>
+        <w:rPr>
+          <w:lang w:val="en-US"/>
+        </w:rPr>
+        <w:tab/>
+      </w:r>
+      <w:r>
+        <w:rPr>
+          <w:lang w:val="en-US"/>
+        </w:rPr>
+        <w:tab/>
+      </w:r>
+      <w:proofErr w:type="gramStart"/>
+      <w:r>
+        <w:rPr>
+          <w:lang w:val="en-US"/>
+        </w:rPr>
+        <w:t>[ ]</w:t>
+      </w:r>
+      <w:proofErr w:type="gramEnd"/>
+      <w:r>
+        <w:rPr>
+          <w:lang w:val="en-US"/>
+        </w:rPr>
+        <w:t xml:space="preserve"> </w:t>
+      </w:r>
+      <w:r>
+        <w:t>It has a subtractive effect based on the padding size.</w:t>
+      </w:r>
+    </w:p>
+    <w:p>
+      <w:pPr>
+        <w:spacing w:line="240" w:lineRule="auto"/>
+        <w:ind w:left="2127"/>
+        <w:rPr>
+          <w:lang w:val="en-US"/>
+        </w:rPr>
+      </w:pPr>
+      <w:r>
+        <w:rPr>
+          <w:lang w:val="en-US"/>
+        </w:rPr>
+        <w:t>Feedback:</w:t>
+      </w:r>
+      <w:r>
+        <w:rPr>
+          <w:lang w:val="en-US"/>
+        </w:rPr>
+        <w:t xml:space="preserve"> While stride </w:t>
+      </w:r>
+      <w:r>
+        <w:rPr>
+          <w:lang w:val="en-US"/>
+        </w:rPr>
+        <w:t>is a</w:t>
+      </w:r>
+      <w:r>
+        <w:rPr>
+          <w:lang w:val="en-US"/>
+        </w:rPr>
+        <w:t xml:space="preserve"> form of sub-sampling it does not reduce the </w:t>
+      </w:r>
+      <w:r>
+        <w:rPr>
+          <w:lang w:val="en-US"/>
+        </w:rPr>
+        <w:t xml:space="preserve">RF. Alternatively it </w:t>
+      </w:r>
+      <w:r>
+        <w:rPr>
+          <w:lang w:val="en-US"/>
+        </w:rPr>
+        <w:t>increases</w:t>
+      </w:r>
+      <w:r>
+        <w:rPr>
+          <w:lang w:val="en-US"/>
+        </w:rPr>
+        <w:t xml:space="preserve"> the receptive field. </w:t>
+      </w:r>
+    </w:p>
+    <w:p>
+      <w:pPr>
+        <w:spacing w:line="240" w:lineRule="auto"/>
+        <w:rPr>
+          <w:lang w:val="en-US"/>
+        </w:rPr>
+      </w:pPr>
+      <w:r>
+        <w:rPr>
+          <w:lang w:val="en-US"/>
+        </w:rPr>
+        <w:tab/>
+      </w:r>
+      <w:r>
+        <w:rPr>
+          <w:rStyle w:val="BookTitle"/>
+          <w:lang w:val="en-US"/>
+        </w:rPr>
+        <w:t xml:space="preserve">Answer </w:t>
+      </w:r>
+      <w:r>
+        <w:rPr>
+          <w:rStyle w:val="BookTitle"/>
+          <w:lang w:val="en-US"/>
+        </w:rPr>
+        <w:t>B</w:t>
+      </w:r>
+      <w:proofErr w:type="gramStart"/>
+      <w:r>
+        <w:rPr>
+          <w:rStyle w:val="BookTitle"/>
+          <w:lang w:val="en-US"/>
+        </w:rPr>
+        <w:t>:</w:t>
+      </w:r>
+      <w:r>
+        <w:rPr>
+          <w:lang w:val="en-US"/>
+        </w:rPr>
+        <w:t xml:space="preserve">  [</w:t>
+      </w:r>
+      <w:proofErr w:type="gramEnd"/>
+      <w:r>
+        <w:rPr>
+          <w:lang w:val="en-US"/>
+        </w:rPr>
+        <w:t>incorrect]</w:t>
+      </w:r>
+    </w:p>
+    <w:p>
+      <w:pPr>
+        <w:spacing w:line="240" w:lineRule="auto"/>
+      </w:pPr>
+      <w:r>
+        <w:rPr>
+          <w:lang w:val="en-US"/>
+        </w:rPr>
+        <w:tab/>
+      </w:r>
+      <w:r>
+        <w:rPr>
+          <w:lang w:val="en-US"/>
+        </w:rPr>
+        <w:tab/>
+      </w:r>
+      <w:r>
+        <w:rPr>
+          <w:lang w:val="en-US"/>
+        </w:rPr>
+        <w:tab/>
+      </w:r>
+      <w:proofErr w:type="gramStart"/>
+      <w:r>
+        <w:rPr>
+          <w:lang w:val="en-US"/>
+        </w:rPr>
+        <w:t>[ ]</w:t>
+      </w:r>
+      <w:proofErr w:type="gramEnd"/>
+      <w:r>
+        <w:rPr>
+          <w:lang w:val="en-US"/>
+        </w:rPr>
+        <w:t xml:space="preserve"> </w:t>
+      </w:r>
+      <w:r>
+        <w:t>It has no effect on the receptive field; it only affects output dimensions.</w:t>
+      </w:r>
+    </w:p>
+    <w:p>
+      <w:pPr>
+        <w:spacing w:line="240" w:lineRule="auto"/>
+        <w:ind w:left="2127"/>
+        <w:rPr>
+          <w:lang w:val="en-US"/>
+        </w:rPr>
+      </w:pPr>
+      <w:r>
+        <w:rPr>
+          <w:lang w:val="en-US"/>
+        </w:rPr>
+        <w:tab/>
+        <w:t>Feedback:</w:t>
+      </w:r>
+      <w:r>
+        <w:rPr>
+          <w:lang w:val="en-US"/>
+        </w:rPr>
+        <w:t xml:space="preserve"> while stride reduced the output dimension it increases the receptive field.</w:t>
+      </w:r>
+    </w:p>
+    <w:p>
+      <w:pPr>
+        <w:spacing w:line="240" w:lineRule="auto"/>
+        <w:rPr>
+          <w:lang w:val="en-US"/>
+        </w:rPr>
+      </w:pPr>
+      <w:r>
+        <w:rPr>
+          <w:lang w:val="en-US"/>
+        </w:rPr>
+        <w:tab/>
+      </w:r>
+      <w:r>
+        <w:rPr>
+          <w:rStyle w:val="BookTitle"/>
+          <w:lang w:val="en-US"/>
+        </w:rPr>
+        <w:t xml:space="preserve">Answer </w:t>
+      </w:r>
+      <w:r>
+        <w:rPr>
+          <w:rStyle w:val="BookTitle"/>
+          <w:lang w:val="en-US"/>
+        </w:rPr>
+        <w:t>C</w:t>
+      </w:r>
+      <w:proofErr w:type="gramStart"/>
+      <w:r>
+        <w:rPr>
+          <w:rStyle w:val="BookTitle"/>
+          <w:lang w:val="en-US"/>
+        </w:rPr>
+        <w:t>:</w:t>
+      </w:r>
+      <w:r>
+        <w:rPr>
+          <w:lang w:val="en-US"/>
+        </w:rPr>
+        <w:t xml:space="preserve">  [</w:t>
+      </w:r>
+      <w:proofErr w:type="gramEnd"/>
+      <w:r>
+        <w:rPr>
+          <w:lang w:val="en-US"/>
+        </w:rPr>
+        <w:t>incorrect]</w:t>
+      </w:r>
+    </w:p>
+    <w:p>
+      <w:pPr>
+        <w:spacing w:line="240" w:lineRule="auto"/>
+        <w:rPr>
+          <w:lang w:val="en-US"/>
+        </w:rPr>
+      </w:pPr>
+      <w:r>
+        <w:rPr>
+          <w:lang w:val="en-US"/>
+        </w:rPr>
+        <w:tab/>
+      </w:r>
+      <w:r>
+        <w:rPr>
+          <w:lang w:val="en-US"/>
+        </w:rPr>
+        <w:tab/>
+      </w:r>
+      <w:r>
+        <w:rPr>
+          <w:lang w:val="en-US"/>
+        </w:rPr>
+        <w:tab/>
+      </w:r>
+      <w:proofErr w:type="gramStart"/>
+      <w:r>
+        <w:rPr>
+          <w:lang w:val="en-US"/>
+        </w:rPr>
+        <w:t>[ ]</w:t>
+      </w:r>
+      <w:proofErr w:type="gramEnd"/>
+      <w:r>
+        <w:rPr>
+          <w:lang w:val="en-US"/>
+        </w:rPr>
+        <w:t xml:space="preserve"> </w:t>
+      </w:r>
+      <w:r>
+        <w:t>It has a linear effect, adding to the total size.</w:t>
+      </w:r>
+    </w:p>
+    <w:p>
+      <w:pPr>
+        <w:spacing w:line="240" w:lineRule="auto"/>
+        <w:rPr>
+          <w:lang w:val="en-US"/>
+        </w:rPr>
+      </w:pPr>
+      <w:r>
+        <w:rPr>
+          <w:lang w:val="en-US"/>
+        </w:rPr>
+        <w:tab/>
+      </w:r>
+      <w:r>
+        <w:rPr>
+          <w:lang w:val="en-US"/>
+        </w:rPr>
+        <w:tab/>
+      </w:r>
+      <w:r>
+        <w:rPr>
+          <w:lang w:val="en-US"/>
+        </w:rPr>
+        <w:tab/>
+        <w:t>Feedback:</w:t>
+      </w:r>
+      <w:r>
+        <w:rPr>
+          <w:lang w:val="en-US"/>
+        </w:rPr>
+        <w:t xml:space="preserve"> Wrong. It has a multiplicative effect on the RF</w:t>
+      </w:r>
+    </w:p>
+    <w:p>
+      <w:pPr>
+        <w:spacing w:line="240" w:lineRule="auto"/>
+        <w:rPr>
+          <w:lang w:val="en-US"/>
+        </w:rPr>
+      </w:pPr>
+      <w:r>
+        <w:rPr>
+          <w:lang w:val="en-US"/>
+        </w:rPr>
+        <w:tab/>
+      </w:r>
+      <w:r>
+        <w:rPr>
+          <w:rStyle w:val="BookTitle"/>
+          <w:lang w:val="en-US"/>
+        </w:rPr>
+        <w:t xml:space="preserve">Answer </w:t>
+      </w:r>
+      <w:r>
+        <w:rPr>
+          <w:rStyle w:val="BookTitle"/>
+          <w:lang w:val="en-US"/>
+        </w:rPr>
+        <w:t>D</w:t>
+      </w:r>
+      <w:proofErr w:type="gramStart"/>
+      <w:r>
+        <w:rPr>
+          <w:rStyle w:val="BookTitle"/>
+          <w:lang w:val="en-US"/>
+        </w:rPr>
+        <w:t>:</w:t>
+      </w:r>
+      <w:r>
+        <w:rPr>
+          <w:lang w:val="en-US"/>
+        </w:rPr>
+        <w:t xml:space="preserve">  [</w:t>
+      </w:r>
+      <w:proofErr w:type="gramEnd"/>
+      <w:r>
+        <w:rPr>
+          <w:lang w:val="en-US"/>
+        </w:rPr>
+        <w:t>correct]</w:t>
+      </w:r>
+    </w:p>
+    <w:p>
+      <w:pPr>
+        <w:spacing w:line="240" w:lineRule="auto"/>
+        <w:ind w:left="2127"/>
+        <w:rPr>
+          <w:lang w:val="en-US"/>
+        </w:rPr>
+      </w:pPr>
+      <w:proofErr w:type="gramStart"/>
+      <w:r>
+        <w:rPr>
+          <w:lang w:val="en-US"/>
+        </w:rPr>
+        <w:t>[ ]</w:t>
+      </w:r>
+      <w:proofErr w:type="gramEnd"/>
+      <w:r>
+        <w:rPr>
+          <w:lang w:val="en-US"/>
+        </w:rPr>
+        <w:t xml:space="preserve"> </w:t>
+      </w:r>
+      <w:r>
+        <w:t>It has a multiplicative effect, proportionally increasing the region covered for all subsequent layers.</w:t>
+      </w:r>
+    </w:p>
+    <w:p>
+      <w:pPr>
+        <w:spacing w:line="240" w:lineRule="auto"/>
+        <w:ind w:left="2127"/>
+        <w:rPr>
+          <w:lang w:val="en-US"/>
+        </w:rPr>
+      </w:pPr>
+      <w:r>
+        <w:rPr>
+          <w:lang w:val="en-US"/>
+        </w:rPr>
+        <w:tab/>
+        <w:t xml:space="preserve">Feedback: </w:t>
+      </w:r>
+      <w:r>
+        <w:t>If the stride is greater than 1 for a particular layer, the receptive field region increases proportionally for all layers below that one</w:t>
+      </w:r>
+    </w:p>
+    <w:p>
+      <w:pPr>
+        <w:spacing w:line="240" w:lineRule="auto"/>
+        <w:rPr>
+          <w:lang w:val="en-US"/>
+        </w:rPr>
+      </w:pPr>
+    </w:p>
+    <w:p>
+      <w:pPr>
+        <w:spacing w:line="240" w:lineRule="auto"/>
+        <w:rPr>
+          <w:lang w:val="en-US"/>
+        </w:rPr>
+      </w:pPr>
+    </w:p>
+    <w:p>
+      <w:pPr>
+        <w:rPr>
+          <w:rStyle w:val="IntenseReference"/>
+          <w:lang w:val="en-US"/>
+        </w:rPr>
+      </w:pPr>
+      <w:r>
+        <w:rPr>
+          <w:rStyle w:val="IntenseReference"/>
+          <w:lang w:val="en-US"/>
+        </w:rPr>
+        <w:t xml:space="preserve">Question </w:t>
+      </w:r>
+      <w:r>
+        <w:rPr>
+          <w:rStyle w:val="IntenseReference"/>
+          <w:lang w:val="en-US"/>
+        </w:rPr>
+        <w:t>5</w:t>
+      </w:r>
+      <w:r>
+        <w:rPr>
+          <w:rStyle w:val="IntenseReference"/>
+          <w:lang w:val="en-US"/>
+        </w:rPr>
+        <w:tab/>
+      </w:r>
+      <w:r>
+        <w:rPr>
+          <w:lang w:val="en-US"/>
+        </w:rPr>
+        <w:t>[one correct answer]</w:t>
+      </w:r>
+    </w:p>
+    <w:p>
+      <w:pPr>
+        <w:spacing w:line="240" w:lineRule="auto"/>
+        <w:rPr>
+          <w:lang w:val="en-US"/>
+        </w:rPr>
+      </w:pPr>
+      <w:r>
+        <w:rPr>
+          <w:lang w:val="en-US"/>
+        </w:rPr>
+        <w:tab/>
+      </w:r>
+      <w:r>
+        <w:rPr>
+          <w:lang w:val="en-US"/>
+        </w:rPr>
+        <w:t xml:space="preserve">How does a </w:t>
+      </w:r>
+      <w:r>
+        <w:rPr>
+          <w:b/>
+          <w:bCs/>
+          <w:u w:val="single"/>
+          <w:lang w:val="en-US"/>
+        </w:rPr>
+        <w:t>d</w:t>
+      </w:r>
+      <w:r>
+        <w:rPr>
+          <w:b/>
+          <w:bCs/>
+          <w:u w:val="single"/>
+          <w:lang w:val="en-US"/>
+        </w:rPr>
+        <w:t>ilation</w:t>
+      </w:r>
+      <w:r>
+        <w:rPr>
+          <w:lang w:val="en-US"/>
+        </w:rPr>
+        <w:t xml:space="preserve"> of rate ‘d’ effect the kernel size of original size ‘k’ into an effective kernel ‘</w:t>
+      </w:r>
+      <w:r>
+        <w:rPr>
+          <w:rFonts w:ascii="Arial" w:hAnsi="Arial" w:cs="Arial"/>
+          <w:lang w:val="en-US"/>
+        </w:rPr>
+        <w:t>k^’?</w:t>
+      </w:r>
+    </w:p>
+    <w:p>
+      <w:pPr>
+        <w:spacing w:line="240" w:lineRule="auto"/>
+        <w:rPr>
+          <w:lang w:val="en-US"/>
+        </w:rPr>
+      </w:pPr>
+      <w:r>
+        <w:rPr>
+          <w:lang w:val="en-US"/>
+        </w:rPr>
+        <w:tab/>
+      </w:r>
+      <w:r>
+        <w:rPr>
+          <w:rStyle w:val="BookTitle"/>
+          <w:lang w:val="en-US"/>
+        </w:rPr>
+        <w:t xml:space="preserve">Answer </w:t>
+      </w:r>
+      <w:r>
+        <w:rPr>
+          <w:rStyle w:val="BookTitle"/>
+          <w:lang w:val="en-US"/>
+        </w:rPr>
+        <w:t>A</w:t>
+      </w:r>
+      <w:proofErr w:type="gramStart"/>
+      <w:r>
+        <w:rPr>
+          <w:rStyle w:val="BookTitle"/>
+          <w:lang w:val="en-US"/>
+        </w:rPr>
+        <w:t>:</w:t>
+      </w:r>
+      <w:r>
+        <w:rPr>
+          <w:lang w:val="en-US"/>
+        </w:rPr>
+        <w:t xml:space="preserve"> </w:t>
+      </w:r>
+      <w:r>
+        <w:rPr>
+          <w:lang w:val="en-US"/>
+        </w:rPr>
+        <w:t xml:space="preserve"> [</w:t>
+      </w:r>
+      <w:proofErr w:type="gramEnd"/>
+      <w:r>
+        <w:rPr>
+          <w:lang w:val="en-US"/>
+        </w:rPr>
+        <w:t>incorrect]</w:t>
+      </w:r>
+    </w:p>
+    <w:p>
+      <w:pPr>
+        <w:spacing w:line="240" w:lineRule="auto"/>
+        <w:rPr>
+          <w:lang w:val="en-US"/>
+        </w:rPr>
+      </w:pPr>
+      <w:r>
+        <w:rPr>
+          <w:lang w:val="en-US"/>
+        </w:rPr>
+        <w:tab/>
+      </w:r>
+      <w:r>
+        <w:rPr>
+          <w:lang w:val="en-US"/>
+        </w:rPr>
+        <w:tab/>
+      </w:r>
+      <w:r>
+        <w:rPr>
+          <w:lang w:val="en-US"/>
+        </w:rPr>
+        <w:tab/>
+      </w:r>
+      <w:proofErr w:type="gramStart"/>
+      <w:r>
+        <w:rPr>
+          <w:lang w:val="en-US"/>
+        </w:rPr>
+        <w:t>[ ]</w:t>
+      </w:r>
+      <w:proofErr w:type="gramEnd"/>
+      <w:r>
+        <w:rPr>
+          <w:lang w:val="en-US"/>
+        </w:rPr>
+        <w:t xml:space="preserve"> </w:t>
+      </w:r>
+      <w:r>
+        <w:rPr>
+          <w:lang w:val="en-US"/>
+        </w:rPr>
+        <w:t>k^ = k + d</w:t>
+      </w:r>
+    </w:p>
+    <w:p>
+      <w:pPr>
+        <w:spacing w:line="240" w:lineRule="auto"/>
+        <w:rPr>
+          <w:lang w:val="en-US"/>
+        </w:rPr>
+      </w:pPr>
+      <w:r>
+        <w:rPr>
+          <w:lang w:val="en-US"/>
+        </w:rPr>
+        <w:tab/>
+      </w:r>
+      <w:r>
+        <w:rPr>
+          <w:lang w:val="en-US"/>
+        </w:rPr>
+        <w:tab/>
+      </w:r>
+      <w:r>
+        <w:rPr>
+          <w:lang w:val="en-US"/>
+        </w:rPr>
+        <w:tab/>
+        <w:t>Feedback:</w:t>
+      </w:r>
+      <w:r>
+        <w:rPr>
+          <w:lang w:val="en-US"/>
+        </w:rPr>
+        <w:t xml:space="preserve"> A linear increase in the kernel does not support the scope</w:t>
+      </w:r>
+    </w:p>
+    <w:p>
+      <w:pPr>
+        <w:spacing w:line="240" w:lineRule="auto"/>
+        <w:ind w:firstLine="720"/>
+        <w:rPr>
+          <w:lang w:val="en-US"/>
+        </w:rPr>
+      </w:pPr>
+      <w:r>
+        <w:rPr>
+          <w:rStyle w:val="BookTitle"/>
+          <w:lang w:val="en-US"/>
+        </w:rPr>
+        <w:t xml:space="preserve">Answer </w:t>
+      </w:r>
+      <w:r>
+        <w:rPr>
+          <w:rStyle w:val="BookTitle"/>
+          <w:lang w:val="en-US"/>
+        </w:rPr>
+        <w:t>B</w:t>
+      </w:r>
+      <w:proofErr w:type="gramStart"/>
+      <w:r>
+        <w:rPr>
+          <w:rStyle w:val="BookTitle"/>
+          <w:lang w:val="en-US"/>
+        </w:rPr>
+        <w:t>:</w:t>
+      </w:r>
+      <w:r>
+        <w:rPr>
+          <w:lang w:val="en-US"/>
+        </w:rPr>
+        <w:t xml:space="preserve">  [</w:t>
+      </w:r>
+      <w:proofErr w:type="gramEnd"/>
+      <w:r>
+        <w:rPr>
+          <w:lang w:val="en-US"/>
+        </w:rPr>
+        <w:t>correct]</w:t>
+      </w:r>
+    </w:p>
+    <w:p>
+      <w:pPr>
+        <w:spacing w:line="240" w:lineRule="auto"/>
+        <w:rPr>
+          <w:lang w:val="en-US"/>
+        </w:rPr>
+      </w:pPr>
+      <w:r>
+        <w:rPr>
+          <w:lang w:val="en-US"/>
+        </w:rPr>
+        <w:tab/>
+      </w:r>
+      <w:r>
+        <w:rPr>
+          <w:lang w:val="en-US"/>
+        </w:rPr>
+        <w:tab/>
+      </w:r>
+      <w:r>
+        <w:rPr>
+          <w:lang w:val="en-US"/>
+        </w:rPr>
+        <w:tab/>
+      </w:r>
+      <w:proofErr w:type="gramStart"/>
+      <w:r>
+        <w:rPr>
+          <w:lang w:val="en-US"/>
+        </w:rPr>
+        <w:t>[ ]</w:t>
+      </w:r>
+      <w:proofErr w:type="gramEnd"/>
+      <w:r>
+        <w:rPr>
+          <w:lang w:val="en-US"/>
+        </w:rPr>
+        <w:t xml:space="preserve"> k^ = </w:t>
+      </w:r>
+      <w:proofErr w:type="gramStart"/>
+      <w:r>
+        <w:rPr>
+          <w:lang w:val="en-US"/>
+        </w:rPr>
+        <w:t>d(</w:t>
+      </w:r>
+      <w:proofErr w:type="gramEnd"/>
+      <w:r>
+        <w:rPr>
+          <w:lang w:val="en-US"/>
+        </w:rPr>
+        <w:t>k -1) +1</w:t>
+      </w:r>
+    </w:p>
+    <w:p>
+      <w:pPr>
+        <w:spacing w:line="240" w:lineRule="auto"/>
+        <w:rPr>
+          <w:lang w:val="en-US"/>
+        </w:rPr>
+      </w:pPr>
+      <w:r>
+        <w:rPr>
+          <w:lang w:val="en-US"/>
+        </w:rPr>
+        <w:tab/>
+      </w:r>
+      <w:r>
+        <w:rPr>
+          <w:lang w:val="en-US"/>
+        </w:rPr>
+        <w:tab/>
+      </w:r>
+      <w:r>
+        <w:rPr>
+          <w:lang w:val="en-US"/>
+        </w:rPr>
+        <w:tab/>
+        <w:t>Feedback: correct answer</w:t>
+      </w:r>
+    </w:p>
+    <w:p>
+      <w:pPr>
+        <w:spacing w:line="240" w:lineRule="auto"/>
+        <w:ind w:firstLine="720"/>
+        <w:rPr>
+          <w:lang w:val="en-US"/>
+        </w:rPr>
+      </w:pPr>
+      <w:r>
+        <w:rPr>
+          <w:rStyle w:val="BookTitle"/>
+          <w:lang w:val="en-US"/>
+        </w:rPr>
+        <w:lastRenderedPageBreak/>
+        <w:t xml:space="preserve">Answer </w:t>
+      </w:r>
+      <w:r>
+        <w:rPr>
+          <w:rStyle w:val="BookTitle"/>
+          <w:lang w:val="en-US"/>
+        </w:rPr>
+        <w:t>C</w:t>
+      </w:r>
+      <w:proofErr w:type="gramStart"/>
+      <w:r>
+        <w:rPr>
+          <w:rStyle w:val="BookTitle"/>
+          <w:lang w:val="en-US"/>
+        </w:rPr>
+        <w:t>:</w:t>
+      </w:r>
+      <w:r>
+        <w:rPr>
+          <w:lang w:val="en-US"/>
+        </w:rPr>
+        <w:t xml:space="preserve">  [</w:t>
+      </w:r>
+      <w:proofErr w:type="gramEnd"/>
+      <w:r>
+        <w:rPr>
+          <w:lang w:val="en-US"/>
+        </w:rPr>
+        <w:t>incorrect]</w:t>
+      </w:r>
+    </w:p>
+    <w:p>
+      <w:pPr>
+        <w:spacing w:line="240" w:lineRule="auto"/>
+        <w:rPr>
+          <w:lang w:val="en-US"/>
+        </w:rPr>
+      </w:pPr>
+      <w:r>
+        <w:rPr>
+          <w:lang w:val="en-US"/>
+        </w:rPr>
+        <w:tab/>
+      </w:r>
+      <w:r>
+        <w:rPr>
+          <w:lang w:val="en-US"/>
+        </w:rPr>
+        <w:tab/>
+      </w:r>
+      <w:r>
+        <w:rPr>
+          <w:lang w:val="en-US"/>
+        </w:rPr>
+        <w:tab/>
+      </w:r>
+      <w:proofErr w:type="gramStart"/>
+      <w:r>
+        <w:rPr>
+          <w:lang w:val="en-US"/>
+        </w:rPr>
+        <w:t>[ ]</w:t>
+      </w:r>
+      <w:proofErr w:type="gramEnd"/>
+      <w:r>
+        <w:rPr>
+          <w:lang w:val="en-US"/>
+        </w:rPr>
+        <w:t xml:space="preserve"> k^ = </w:t>
+      </w:r>
+      <w:proofErr w:type="spellStart"/>
+      <w:r>
+        <w:rPr>
+          <w:lang w:val="en-US"/>
+        </w:rPr>
+        <w:t>k.d</w:t>
+      </w:r>
+      <w:proofErr w:type="spellEnd"/>
+    </w:p>
+    <w:p>
+      <w:pPr>
+        <w:spacing w:line="240" w:lineRule="auto"/>
+        <w:rPr>
+          <w:lang w:val="en-US"/>
+        </w:rPr>
+      </w:pPr>
+      <w:r>
+        <w:rPr>
+          <w:lang w:val="en-US"/>
+        </w:rPr>
+        <w:tab/>
+      </w:r>
+      <w:r>
+        <w:rPr>
+          <w:lang w:val="en-US"/>
+        </w:rPr>
+        <w:tab/>
+      </w:r>
+      <w:r>
+        <w:rPr>
+          <w:lang w:val="en-US"/>
+        </w:rPr>
+        <w:tab/>
+        <w:t>Feedback: fails to account for the end points of the kernel</w:t>
+      </w:r>
+    </w:p>
+    <w:p>
+      <w:pPr>
+        <w:spacing w:line="240" w:lineRule="auto"/>
+        <w:ind w:firstLine="720"/>
+        <w:rPr>
+          <w:lang w:val="en-US"/>
+        </w:rPr>
+      </w:pPr>
+      <w:r>
+        <w:rPr>
+          <w:rStyle w:val="BookTitle"/>
+          <w:lang w:val="en-US"/>
+        </w:rPr>
+        <w:t>Answer</w:t>
+      </w:r>
+      <w:r>
+        <w:rPr>
+          <w:rStyle w:val="BookTitle"/>
+          <w:lang w:val="en-US"/>
+        </w:rPr>
+        <w:t xml:space="preserve"> D</w:t>
+      </w:r>
+      <w:proofErr w:type="gramStart"/>
+      <w:r>
+        <w:rPr>
+          <w:rStyle w:val="BookTitle"/>
+          <w:lang w:val="en-US"/>
+        </w:rPr>
+        <w:t>:</w:t>
+      </w:r>
+      <w:r>
+        <w:rPr>
+          <w:lang w:val="en-US"/>
+        </w:rPr>
+        <w:t xml:space="preserve">  [</w:t>
+      </w:r>
+      <w:proofErr w:type="gramEnd"/>
+      <w:r>
+        <w:rPr>
+          <w:lang w:val="en-US"/>
+        </w:rPr>
+        <w:t>incorrect]</w:t>
+      </w:r>
+    </w:p>
+    <w:p>
+      <w:pPr>
+        <w:spacing w:line="240" w:lineRule="auto"/>
+        <w:rPr>
+          <w:lang w:val="en-US"/>
+        </w:rPr>
+      </w:pPr>
+      <w:r>
+        <w:rPr>
+          <w:lang w:val="en-US"/>
+        </w:rPr>
+        <w:tab/>
+      </w:r>
+      <w:r>
+        <w:rPr>
+          <w:lang w:val="en-US"/>
+        </w:rPr>
+        <w:tab/>
+      </w:r>
+      <w:r>
+        <w:rPr>
+          <w:lang w:val="en-US"/>
+        </w:rPr>
+        <w:tab/>
+      </w:r>
+      <w:proofErr w:type="gramStart"/>
+      <w:r>
+        <w:rPr>
+          <w:lang w:val="en-US"/>
+        </w:rPr>
+        <w:t>[ ]</w:t>
+      </w:r>
+      <w:proofErr w:type="gramEnd"/>
+      <w:r>
+        <w:rPr>
+          <w:lang w:val="en-US"/>
+        </w:rPr>
+        <w:t xml:space="preserve"> k^ = k(d-1) + 1</w:t>
+      </w:r>
+    </w:p>
+    <w:p>
+      <w:pPr>
+        <w:spacing w:line="240" w:lineRule="auto"/>
+        <w:rPr>
+          <w:lang w:val="en-US"/>
+        </w:rPr>
+      </w:pPr>
+      <w:r>
+        <w:rPr>
+          <w:lang w:val="en-US"/>
+        </w:rPr>
+        <w:tab/>
+      </w:r>
+      <w:r>
+        <w:rPr>
+          <w:lang w:val="en-US"/>
+        </w:rPr>
+        <w:tab/>
+      </w:r>
+      <w:r>
+        <w:rPr>
+          <w:lang w:val="en-US"/>
+        </w:rPr>
+        <w:tab/>
+        <w:t>Feedback: mathematic incorrect interpretation</w:t>
+      </w:r>
+    </w:p>
+    <w:p>
+      <w:pPr>
+        <w:spacing w:line="240" w:lineRule="auto"/>
+        <w:rPr>
+          <w:lang w:val="en-US"/>
+        </w:rPr>
+      </w:pPr>
+    </w:p>
+    <w:p>
+      <w:pPr>
+        <w:spacing w:line="240" w:lineRule="auto"/>
+        <w:rPr>
+          <w:lang w:val="en-US"/>
+        </w:rPr>
+      </w:pPr>
+    </w:p>
+    <w:p>
+      <w:pPr>
+        <w:spacing w:line="240" w:lineRule="auto"/>
+        <w:rPr>
+          <w:lang w:val="en-US"/>
+        </w:rPr>
+      </w:pPr>
+    </w:p>
+    <w:p>
+      <w:pPr>
+        <w:rPr>
+          <w:rStyle w:val="IntenseReference"/>
+          <w:lang w:val="en-US"/>
+        </w:rPr>
+      </w:pPr>
+      <w:r>
+        <w:rPr>
+          <w:rStyle w:val="IntenseReference"/>
+          <w:lang w:val="en-US"/>
+        </w:rPr>
+        <w:t xml:space="preserve">Question </w:t>
+      </w:r>
+      <w:r>
+        <w:rPr>
+          <w:rStyle w:val="IntenseReference"/>
+          <w:lang w:val="en-US"/>
+        </w:rPr>
+        <w:t>6</w:t>
+      </w:r>
+      <w:r>
+        <w:rPr>
+          <w:rStyle w:val="IntenseReference"/>
+          <w:lang w:val="en-US"/>
+        </w:rPr>
+        <w:tab/>
+      </w:r>
+      <w:r>
+        <w:rPr>
+          <w:lang w:val="en-US"/>
+        </w:rPr>
+        <w:t>[one correct answer]</w:t>
+      </w:r>
+    </w:p>
+    <w:p>
+      <w:pPr>
+        <w:spacing w:line="240" w:lineRule="auto"/>
+        <w:rPr>
+          <w:lang w:val="en-US"/>
+        </w:rPr>
+      </w:pPr>
+      <w:r>
+        <w:rPr>
+          <w:lang w:val="en-US"/>
+        </w:rPr>
+        <w:tab/>
+      </w:r>
+      <w:r>
+        <w:rPr>
+          <w:lang w:val="en-US"/>
+        </w:rPr>
+        <w:t xml:space="preserve">In a single-path network, if you have the </w:t>
+      </w:r>
+      <w:r>
+        <w:rPr>
+          <w:b/>
+          <w:bCs/>
+          <w:u w:val="single"/>
+          <w:lang w:val="en-US"/>
+        </w:rPr>
+        <w:t>receptive field</w:t>
+      </w:r>
+      <w:r>
+        <w:rPr>
+          <w:lang w:val="en-US"/>
+        </w:rPr>
+        <w:t xml:space="preserve"> size</w:t>
+      </w:r>
+      <w:r>
+        <w:rPr>
+          <w:lang w:val="en-US"/>
+        </w:rPr>
+        <w:t xml:space="preserve"> ‘</w:t>
+      </w:r>
+      <w:proofErr w:type="spellStart"/>
+      <w:r>
+        <w:rPr>
+          <w:b/>
+          <w:bCs/>
+          <w:i/>
+          <w:iCs/>
+          <w:lang w:val="en-US"/>
+        </w:rPr>
+        <w:t>r</w:t>
+      </w:r>
+      <w:r>
+        <w:rPr>
+          <w:b/>
+          <w:bCs/>
+          <w:i/>
+          <w:iCs/>
+          <w:vertAlign w:val="subscript"/>
+          <w:lang w:val="en-US"/>
+        </w:rPr>
+        <w:t>l</w:t>
+      </w:r>
+      <w:proofErr w:type="spellEnd"/>
+      <w:proofErr w:type="gramStart"/>
+      <w:r>
+        <w:rPr>
+          <w:lang w:val="en-US"/>
+        </w:rPr>
+        <w:t>’</w:t>
+      </w:r>
+      <w:r>
+        <w:rPr>
+          <w:lang w:val="en-US"/>
+        </w:rPr>
+        <w:t>  at</w:t>
+      </w:r>
+      <w:proofErr w:type="gramEnd"/>
+      <w:r>
+        <w:rPr>
+          <w:lang w:val="en-US"/>
+        </w:rPr>
+        <w:t xml:space="preserve"> </w:t>
+      </w:r>
+      <w:proofErr w:type="gramStart"/>
+      <w:r>
+        <w:rPr>
+          <w:lang w:val="en-US"/>
+        </w:rPr>
+        <w:t>layer ,</w:t>
+      </w:r>
+      <w:proofErr w:type="gramEnd"/>
+      <w:r>
+        <w:rPr>
+          <w:lang w:val="en-US"/>
+        </w:rPr>
+        <w:t xml:space="preserve"> what is the </w:t>
+      </w:r>
+      <w:r>
+        <w:rPr>
+          <w:lang w:val="en-US"/>
+        </w:rPr>
+        <w:t xml:space="preserve">formula </w:t>
+      </w:r>
+      <w:r>
+        <w:rPr>
+          <w:lang w:val="en-US"/>
+        </w:rPr>
+        <w:t xml:space="preserve">to </w:t>
+      </w:r>
+      <w:r>
+        <w:rPr>
+          <w:lang w:val="en-US"/>
+        </w:rPr>
+        <w:t xml:space="preserve">determine </w:t>
+      </w:r>
+      <w:r>
+        <w:rPr>
+          <w:lang w:val="en-US"/>
+        </w:rPr>
+        <w:t>the receptive field size at the previous layer</w:t>
+      </w:r>
+      <w:r>
+        <w:rPr>
+          <w:lang w:val="en-US"/>
+        </w:rPr>
+        <w:t>?</w:t>
+      </w:r>
+    </w:p>
+    <w:p>
+      <w:pPr>
+        <w:spacing w:line="240" w:lineRule="auto"/>
+        <w:rPr>
+          <w:lang w:val="en-US"/>
+        </w:rPr>
+      </w:pPr>
+      <w:r>
+        <w:rPr>
+          <w:lang w:val="en-US"/>
+        </w:rPr>
+        <w:tab/>
+      </w:r>
+      <w:r>
+        <w:rPr>
+          <w:rStyle w:val="BookTitle"/>
+          <w:lang w:val="en-US"/>
+        </w:rPr>
+        <w:t xml:space="preserve">Answer </w:t>
+      </w:r>
+      <w:r>
+        <w:rPr>
+          <w:rStyle w:val="BookTitle"/>
+          <w:lang w:val="en-US"/>
+        </w:rPr>
+        <w:t>A</w:t>
+      </w:r>
+      <w:proofErr w:type="gramStart"/>
+      <w:r>
+        <w:rPr>
+          <w:rStyle w:val="BookTitle"/>
+          <w:lang w:val="en-US"/>
+        </w:rPr>
+        <w:t>:</w:t>
+      </w:r>
+      <w:r>
+        <w:rPr>
+          <w:lang w:val="en-US"/>
+        </w:rPr>
+        <w:t xml:space="preserve">  [</w:t>
+      </w:r>
+      <w:proofErr w:type="gramEnd"/>
+      <w:r>
+        <w:rPr>
+          <w:lang w:val="en-US"/>
+        </w:rPr>
+        <w:t>incorrect]</w:t>
+      </w:r>
+    </w:p>
+    <w:p>
+      <w:pPr>
+        <w:spacing w:line="240" w:lineRule="auto"/>
+        <w:rPr>
+          <w:lang w:val="en-US"/>
+        </w:rPr>
+      </w:pPr>
+      <w:r>
+        <w:rPr>
+          <w:lang w:val="en-US"/>
+        </w:rPr>
+        <w:tab/>
+      </w:r>
+      <w:r>
+        <w:rPr>
+          <w:lang w:val="en-US"/>
+        </w:rPr>
+        <w:tab/>
+      </w:r>
+      <w:r>
+        <w:rPr>
+          <w:lang w:val="en-US"/>
+        </w:rPr>
+        <w:tab/>
+        <w:t xml:space="preserve">[ ] </w:t>
+      </w:r>
+      <m:oMath>
+        <m:sSub>
+          <m:sSubPr>
+            <m:ctrlPr>
+              <w:rPr>
+                <w:rFonts w:ascii="Cambria Math" w:hAnsi="Cambria Math"/>
+                <w:i/>
+                <w:lang w:val="en-US"/>
+              </w:rPr>
+            </m:ctrlPr>
+          </m:sSubPr>
+          <m:e>
+            <m:r>
+              <w:rPr>
+                <w:rFonts w:ascii="Cambria Math" w:hAnsi="Cambria Math"/>
+                <w:lang w:val="en-US"/>
+              </w:rPr>
+              <m:t>r</m:t>
+            </m:r>
+          </m:e>
+          <m:sub>
+            <m:r>
+              <w:rPr>
+                <w:rFonts w:ascii="Cambria Math" w:hAnsi="Cambria Math"/>
+                <w:lang w:val="en-US"/>
+              </w:rPr>
+              <m:t>l-1</m:t>
+            </m:r>
+          </m:sub>
+        </m:sSub>
+        <m:r>
+          <w:rPr>
+            <w:rFonts w:ascii="Cambria Math" w:hAnsi="Cambria Math"/>
+            <w:lang w:val="en-US"/>
+          </w:rPr>
+          <m:t>=</m:t>
+        </m:r>
+        <m:sSub>
+          <m:sSubPr>
+            <m:ctrlPr>
+              <w:rPr>
+                <w:rFonts w:ascii="Cambria Math" w:hAnsi="Cambria Math"/>
+                <w:i/>
+                <w:lang w:val="en-US"/>
+              </w:rPr>
+            </m:ctrlPr>
+          </m:sSubPr>
+          <m:e>
             <m:r>
               <w:rPr>
                 <w:rFonts w:ascii="Cambria Math" w:hAnsi="Cambria Math"/>
@@ -958,24 +3835,108 @@
               </w:rPr>
               <m:t>s</m:t>
             </m:r>
-          </m:den>
-        </m:f>
+          </m:e>
+          <m:sub>
+            <m:r>
+              <w:rPr>
+                <w:rFonts w:ascii="Cambria Math" w:hAnsi="Cambria Math"/>
+                <w:lang w:val="en-US"/>
+              </w:rPr>
+              <m:t>l</m:t>
+            </m:r>
+          </m:sub>
+        </m:sSub>
+        <m:d>
+          <m:dPr>
+            <m:ctrlPr>
+              <w:rPr>
+                <w:rFonts w:ascii="Cambria Math" w:hAnsi="Cambria Math"/>
+                <w:i/>
+                <w:lang w:val="en-US"/>
+              </w:rPr>
+            </m:ctrlPr>
+          </m:dPr>
+          <m:e>
+            <m:sSub>
+              <m:sSubPr>
+                <m:ctrlPr>
+                  <w:rPr>
+                    <w:rFonts w:ascii="Cambria Math" w:hAnsi="Cambria Math"/>
+                    <w:i/>
+                    <w:lang w:val="en-US"/>
+                  </w:rPr>
+                </m:ctrlPr>
+              </m:sSubPr>
+              <m:e>
+                <m:r>
+                  <w:rPr>
+                    <w:rFonts w:ascii="Cambria Math" w:hAnsi="Cambria Math"/>
+                    <w:lang w:val="en-US"/>
+                  </w:rPr>
+                  <m:t>r</m:t>
+                </m:r>
+              </m:e>
+              <m:sub>
+                <m:r>
+                  <w:rPr>
+                    <w:rFonts w:ascii="Cambria Math" w:hAnsi="Cambria Math"/>
+                    <w:lang w:val="en-US"/>
+                  </w:rPr>
+                  <m:t>l</m:t>
+                </m:r>
+              </m:sub>
+            </m:sSub>
+            <m:r>
+              <w:rPr>
+                <w:rFonts w:ascii="Cambria Math" w:hAnsi="Cambria Math"/>
+                <w:lang w:val="en-US"/>
+              </w:rPr>
+              <m:t>-1</m:t>
+            </m:r>
+          </m:e>
+        </m:d>
         <m:r>
           <w:rPr>
             <w:rFonts w:ascii="Cambria Math" w:hAnsi="Cambria Math"/>
             <w:lang w:val="en-US"/>
           </w:rPr>
-          <m:t>+1)</m:t>
+          <m:t xml:space="preserve">+ </m:t>
         </m:r>
+        <m:sSub>
+          <m:sSubPr>
+            <m:ctrlPr>
+              <w:rPr>
+                <w:rFonts w:ascii="Cambria Math" w:hAnsi="Cambria Math"/>
+                <w:i/>
+                <w:lang w:val="en-US"/>
+              </w:rPr>
+            </m:ctrlPr>
+          </m:sSubPr>
+          <m:e>
+            <m:r>
+              <w:rPr>
+                <w:rFonts w:ascii="Cambria Math" w:hAnsi="Cambria Math"/>
+                <w:lang w:val="en-US"/>
+              </w:rPr>
+              <m:t>k</m:t>
+            </m:r>
+          </m:e>
+          <m:sub>
+            <m:r>
+              <w:rPr>
+                <w:rFonts w:ascii="Cambria Math" w:hAnsi="Cambria Math"/>
+                <w:lang w:val="en-US"/>
+              </w:rPr>
+              <m:t>l</m:t>
+            </m:r>
+          </m:sub>
+        </m:sSub>
         <m:r>
-          <m:rPr>
-            <m:sty m:val="p"/>
-          </m:rPr>
           <w:rPr>
-            <w:rFonts w:ascii="Cambria Math" w:hAnsi="Cambria Math" w:cs="Arial"/>
+            <w:rFonts w:ascii="Cambria Math" w:hAnsi="Cambria Math"/>
             <w:lang w:val="en-US"/>
           </w:rPr>
-          <m:t>˩</m:t>
+          <m:t xml:space="preserve"> </m:t>
         </m:r>
       </m:oMath>
     </w:p>
@@ -1009,7 +3970,808 @@
         <w:rPr>
           <w:lang w:val="en-US"/>
         </w:rPr>
-        <w:t xml:space="preserve"> returns same correct result but is not accurately written</w:t>
+        <w:t xml:space="preserve"> not correct</w:t>
+      </w:r>
+    </w:p>
+    <w:p>
+      <w:pPr>
+        <w:spacing w:line="240" w:lineRule="auto"/>
+        <w:ind w:firstLine="720"/>
+        <w:rPr>
+          <w:lang w:val="en-US"/>
+        </w:rPr>
+      </w:pPr>
+      <w:r>
+        <w:rPr>
+          <w:rStyle w:val="BookTitle"/>
+          <w:lang w:val="en-US"/>
+        </w:rPr>
+        <w:t xml:space="preserve">Answer </w:t>
+      </w:r>
+      <w:r>
+        <w:rPr>
+          <w:rStyle w:val="BookTitle"/>
+          <w:lang w:val="en-US"/>
+        </w:rPr>
+        <w:t>B</w:t>
+      </w:r>
+      <w:proofErr w:type="gramStart"/>
+      <w:r>
+        <w:rPr>
+          <w:rStyle w:val="BookTitle"/>
+          <w:lang w:val="en-US"/>
+        </w:rPr>
+        <w:t>:</w:t>
+      </w:r>
+      <w:r>
+        <w:rPr>
+          <w:lang w:val="en-US"/>
+        </w:rPr>
+        <w:t xml:space="preserve">  [</w:t>
+      </w:r>
+      <w:proofErr w:type="gramEnd"/>
+      <w:r>
+        <w:rPr>
+          <w:lang w:val="en-US"/>
+        </w:rPr>
+        <w:t>incorrect]</w:t>
+      </w:r>
+    </w:p>
+    <w:p>
+      <w:pPr>
+        <w:spacing w:line="240" w:lineRule="auto"/>
+        <w:rPr>
+          <w:lang w:val="en-US"/>
+        </w:rPr>
+      </w:pPr>
+      <w:r>
+        <w:rPr>
+          <w:lang w:val="en-US"/>
+        </w:rPr>
+        <w:tab/>
+      </w:r>
+      <w:r>
+        <w:rPr>
+          <w:lang w:val="en-US"/>
+        </w:rPr>
+        <w:tab/>
+      </w:r>
+      <w:r>
+        <w:rPr>
+          <w:lang w:val="en-US"/>
+        </w:rPr>
+        <w:tab/>
+        <w:t xml:space="preserve">[ ] </w:t>
+      </w:r>
+      <m:oMath>
+        <m:sSub>
+          <m:sSubPr>
+            <m:ctrlPr>
+              <w:rPr>
+                <w:rFonts w:ascii="Cambria Math" w:hAnsi="Cambria Math"/>
+                <w:i/>
+                <w:lang w:val="en-US"/>
+              </w:rPr>
+            </m:ctrlPr>
+          </m:sSubPr>
+          <m:e>
+            <m:r>
+              <w:rPr>
+                <w:rFonts w:ascii="Cambria Math" w:hAnsi="Cambria Math"/>
+                <w:lang w:val="en-US"/>
+              </w:rPr>
+              <m:t>r</m:t>
+            </m:r>
+          </m:e>
+          <m:sub>
+            <m:r>
+              <w:rPr>
+                <w:rFonts w:ascii="Cambria Math" w:hAnsi="Cambria Math"/>
+                <w:lang w:val="en-US"/>
+              </w:rPr>
+              <m:t>l-1</m:t>
+            </m:r>
+          </m:sub>
+        </m:sSub>
+        <m:r>
+          <w:rPr>
+            <w:rFonts w:ascii="Cambria Math" w:hAnsi="Cambria Math"/>
+            <w:lang w:val="en-US"/>
+          </w:rPr>
+          <m:t>=</m:t>
+        </m:r>
+        <m:sSub>
+          <m:sSubPr>
+            <m:ctrlPr>
+              <w:rPr>
+                <w:rFonts w:ascii="Cambria Math" w:hAnsi="Cambria Math"/>
+                <w:i/>
+                <w:lang w:val="en-US"/>
+              </w:rPr>
+            </m:ctrlPr>
+          </m:sSubPr>
+          <m:e>
+            <m:r>
+              <w:rPr>
+                <w:rFonts w:ascii="Cambria Math" w:hAnsi="Cambria Math"/>
+                <w:lang w:val="en-US"/>
+              </w:rPr>
+              <m:t>r</m:t>
+            </m:r>
+          </m:e>
+          <m:sub>
+            <m:r>
+              <w:rPr>
+                <w:rFonts w:ascii="Cambria Math" w:hAnsi="Cambria Math"/>
+                <w:lang w:val="en-US"/>
+              </w:rPr>
+              <m:t>l</m:t>
+            </m:r>
+          </m:sub>
+        </m:sSub>
+        <m:r>
+          <w:rPr>
+            <w:rFonts w:ascii="Cambria Math" w:hAnsi="Cambria Math"/>
+            <w:lang w:val="en-US"/>
+          </w:rPr>
+          <m:t>+</m:t>
+        </m:r>
+        <m:d>
+          <m:dPr>
+            <m:ctrlPr>
+              <w:rPr>
+                <w:rFonts w:ascii="Cambria Math" w:hAnsi="Cambria Math"/>
+                <w:i/>
+                <w:lang w:val="en-US"/>
+              </w:rPr>
+            </m:ctrlPr>
+          </m:dPr>
+          <m:e>
+            <m:sSub>
+              <m:sSubPr>
+                <m:ctrlPr>
+                  <w:rPr>
+                    <w:rFonts w:ascii="Cambria Math" w:hAnsi="Cambria Math"/>
+                    <w:i/>
+                    <w:lang w:val="en-US"/>
+                  </w:rPr>
+                </m:ctrlPr>
+              </m:sSubPr>
+              <m:e>
+                <m:r>
+                  <w:rPr>
+                    <w:rFonts w:ascii="Cambria Math" w:hAnsi="Cambria Math"/>
+                    <w:lang w:val="en-US"/>
+                  </w:rPr>
+                  <m:t>k</m:t>
+                </m:r>
+              </m:e>
+              <m:sub>
+                <m:r>
+                  <w:rPr>
+                    <w:rFonts w:ascii="Cambria Math" w:hAnsi="Cambria Math"/>
+                    <w:lang w:val="en-US"/>
+                  </w:rPr>
+                  <m:t>l</m:t>
+                </m:r>
+              </m:sub>
+            </m:sSub>
+            <m:r>
+              <w:rPr>
+                <w:rFonts w:ascii="Cambria Math" w:hAnsi="Cambria Math"/>
+                <w:lang w:val="en-US"/>
+              </w:rPr>
+              <m:t>-1</m:t>
+            </m:r>
+          </m:e>
+        </m:d>
+        <m:r>
+          <w:rPr>
+            <w:rFonts w:ascii="Cambria Math" w:hAnsi="Cambria Math"/>
+            <w:lang w:val="en-US"/>
+          </w:rPr>
+          <m:t xml:space="preserve"> </m:t>
+        </m:r>
+      </m:oMath>
+    </w:p>
+    <w:p>
+      <w:pPr>
+        <w:spacing w:line="240" w:lineRule="auto"/>
+        <w:ind w:left="2127"/>
+        <w:rPr>
+          <w:lang w:val="en-US"/>
+        </w:rPr>
+      </w:pPr>
+      <w:r>
+        <w:rPr>
+          <w:lang w:val="en-US"/>
+        </w:rPr>
+        <w:t>Feedback: not correct. Only valid when stride = 1 and does not consider the compounded effect of multiple layers</w:t>
+      </w:r>
+    </w:p>
+    <w:p>
+      <w:pPr>
+        <w:spacing w:line="240" w:lineRule="auto"/>
+        <w:ind w:firstLine="720"/>
+        <w:rPr>
+          <w:lang w:val="en-US"/>
+        </w:rPr>
+      </w:pPr>
+      <w:r>
+        <w:rPr>
+          <w:rStyle w:val="BookTitle"/>
+          <w:lang w:val="en-US"/>
+        </w:rPr>
+        <w:t xml:space="preserve">Answer </w:t>
+      </w:r>
+      <w:r>
+        <w:rPr>
+          <w:rStyle w:val="BookTitle"/>
+          <w:lang w:val="en-US"/>
+        </w:rPr>
+        <w:t>C</w:t>
+      </w:r>
+      <w:proofErr w:type="gramStart"/>
+      <w:r>
+        <w:rPr>
+          <w:rStyle w:val="BookTitle"/>
+          <w:lang w:val="en-US"/>
+        </w:rPr>
+        <w:t>:</w:t>
+      </w:r>
+      <w:r>
+        <w:rPr>
+          <w:lang w:val="en-US"/>
+        </w:rPr>
+        <w:t xml:space="preserve">  [</w:t>
+      </w:r>
+      <w:proofErr w:type="gramEnd"/>
+      <w:r>
+        <w:rPr>
+          <w:lang w:val="en-US"/>
+        </w:rPr>
+        <w:t>correct]</w:t>
+      </w:r>
+    </w:p>
+    <w:p>
+      <w:pPr>
+        <w:spacing w:line="240" w:lineRule="auto"/>
+        <w:rPr>
+          <w:lang w:val="en-US"/>
+        </w:rPr>
+      </w:pPr>
+      <w:r>
+        <w:rPr>
+          <w:lang w:val="en-US"/>
+        </w:rPr>
+        <w:tab/>
+      </w:r>
+      <w:r>
+        <w:rPr>
+          <w:lang w:val="en-US"/>
+        </w:rPr>
+        <w:tab/>
+      </w:r>
+      <w:r>
+        <w:rPr>
+          <w:lang w:val="en-US"/>
+        </w:rPr>
+        <w:tab/>
+        <w:t xml:space="preserve">[ ] </w:t>
+      </w:r>
+      <m:oMath>
+        <m:sSub>
+          <m:sSubPr>
+            <m:ctrlPr>
+              <w:rPr>
+                <w:rFonts w:ascii="Cambria Math" w:hAnsi="Cambria Math"/>
+                <w:i/>
+                <w:lang w:val="en-US"/>
+              </w:rPr>
+            </m:ctrlPr>
+          </m:sSubPr>
+          <m:e>
+            <m:r>
+              <w:rPr>
+                <w:rFonts w:ascii="Cambria Math" w:hAnsi="Cambria Math"/>
+                <w:lang w:val="en-US"/>
+              </w:rPr>
+              <m:t>r</m:t>
+            </m:r>
+          </m:e>
+          <m:sub>
+            <m:r>
+              <w:rPr>
+                <w:rFonts w:ascii="Cambria Math" w:hAnsi="Cambria Math"/>
+                <w:lang w:val="en-US"/>
+              </w:rPr>
+              <m:t>l-1</m:t>
+            </m:r>
+          </m:sub>
+        </m:sSub>
+        <m:r>
+          <w:rPr>
+            <w:rFonts w:ascii="Cambria Math" w:hAnsi="Cambria Math"/>
+            <w:lang w:val="en-US"/>
+          </w:rPr>
+          <m:t>=</m:t>
+        </m:r>
+        <m:sSub>
+          <m:sSubPr>
+            <m:ctrlPr>
+              <w:rPr>
+                <w:rFonts w:ascii="Cambria Math" w:hAnsi="Cambria Math"/>
+                <w:i/>
+                <w:lang w:val="en-US"/>
+              </w:rPr>
+            </m:ctrlPr>
+          </m:sSubPr>
+          <m:e>
+            <m:r>
+              <w:rPr>
+                <w:rFonts w:ascii="Cambria Math" w:hAnsi="Cambria Math"/>
+                <w:lang w:val="en-US"/>
+              </w:rPr>
+              <m:t>s</m:t>
+            </m:r>
+          </m:e>
+          <m:sub>
+            <m:r>
+              <w:rPr>
+                <w:rFonts w:ascii="Cambria Math" w:hAnsi="Cambria Math"/>
+                <w:lang w:val="en-US"/>
+              </w:rPr>
+              <m:t>l</m:t>
+            </m:r>
+          </m:sub>
+        </m:sSub>
+        <m:r>
+          <w:rPr>
+            <w:rFonts w:ascii="Cambria Math" w:hAnsi="Cambria Math"/>
+            <w:lang w:val="en-US"/>
+          </w:rPr>
+          <m:t>.</m:t>
+        </m:r>
+        <m:sSub>
+          <m:sSubPr>
+            <m:ctrlPr>
+              <w:rPr>
+                <w:rFonts w:ascii="Cambria Math" w:hAnsi="Cambria Math"/>
+                <w:i/>
+                <w:lang w:val="en-US"/>
+              </w:rPr>
+            </m:ctrlPr>
+          </m:sSubPr>
+          <m:e>
+            <m:r>
+              <w:rPr>
+                <w:rFonts w:ascii="Cambria Math" w:hAnsi="Cambria Math"/>
+                <w:lang w:val="en-US"/>
+              </w:rPr>
+              <m:t>r</m:t>
+            </m:r>
+          </m:e>
+          <m:sub>
+            <m:r>
+              <w:rPr>
+                <w:rFonts w:ascii="Cambria Math" w:hAnsi="Cambria Math"/>
+                <w:lang w:val="en-US"/>
+              </w:rPr>
+              <m:t>l</m:t>
+            </m:r>
+          </m:sub>
+        </m:sSub>
+        <m:r>
+          <w:rPr>
+            <w:rFonts w:ascii="Cambria Math" w:hAnsi="Cambria Math"/>
+            <w:lang w:val="en-US"/>
+          </w:rPr>
+          <m:t>+</m:t>
+        </m:r>
+        <m:d>
+          <m:dPr>
+            <m:ctrlPr>
+              <w:rPr>
+                <w:rFonts w:ascii="Cambria Math" w:hAnsi="Cambria Math"/>
+                <w:i/>
+                <w:lang w:val="en-US"/>
+              </w:rPr>
+            </m:ctrlPr>
+          </m:dPr>
+          <m:e>
+            <m:sSub>
+              <m:sSubPr>
+                <m:ctrlPr>
+                  <w:rPr>
+                    <w:rFonts w:ascii="Cambria Math" w:hAnsi="Cambria Math"/>
+                    <w:i/>
+                    <w:lang w:val="en-US"/>
+                  </w:rPr>
+                </m:ctrlPr>
+              </m:sSubPr>
+              <m:e>
+                <m:r>
+                  <w:rPr>
+                    <w:rFonts w:ascii="Cambria Math" w:hAnsi="Cambria Math"/>
+                    <w:lang w:val="en-US"/>
+                  </w:rPr>
+                  <m:t>k</m:t>
+                </m:r>
+              </m:e>
+              <m:sub>
+                <m:r>
+                  <w:rPr>
+                    <w:rFonts w:ascii="Cambria Math" w:hAnsi="Cambria Math"/>
+                    <w:lang w:val="en-US"/>
+                  </w:rPr>
+                  <m:t>l</m:t>
+                </m:r>
+              </m:sub>
+            </m:sSub>
+            <m:r>
+              <w:rPr>
+                <w:rFonts w:ascii="Cambria Math" w:hAnsi="Cambria Math"/>
+                <w:lang w:val="en-US"/>
+              </w:rPr>
+              <m:t>-</m:t>
+            </m:r>
+            <m:sSub>
+              <m:sSubPr>
+                <m:ctrlPr>
+                  <w:rPr>
+                    <w:rFonts w:ascii="Cambria Math" w:hAnsi="Cambria Math"/>
+                    <w:i/>
+                    <w:lang w:val="en-US"/>
+                  </w:rPr>
+                </m:ctrlPr>
+              </m:sSubPr>
+              <m:e>
+                <m:r>
+                  <w:rPr>
+                    <w:rFonts w:ascii="Cambria Math" w:hAnsi="Cambria Math"/>
+                    <w:lang w:val="en-US"/>
+                  </w:rPr>
+                  <m:t>s</m:t>
+                </m:r>
+              </m:e>
+              <m:sub>
+                <m:r>
+                  <w:rPr>
+                    <w:rFonts w:ascii="Cambria Math" w:hAnsi="Cambria Math"/>
+                    <w:lang w:val="en-US"/>
+                  </w:rPr>
+                  <m:t>l</m:t>
+                </m:r>
+              </m:sub>
+            </m:sSub>
+          </m:e>
+        </m:d>
+        <m:r>
+          <w:rPr>
+            <w:rFonts w:ascii="Cambria Math" w:hAnsi="Cambria Math"/>
+            <w:lang w:val="en-US"/>
+          </w:rPr>
+          <m:t xml:space="preserve"> </m:t>
+        </m:r>
+      </m:oMath>
+    </w:p>
+    <w:p>
+      <w:pPr>
+        <w:spacing w:line="240" w:lineRule="auto"/>
+        <w:ind w:left="2127"/>
+        <w:rPr>
+          <w:lang w:val="en-US"/>
+        </w:rPr>
+      </w:pPr>
+      <w:r>
+        <w:rPr>
+          <w:lang w:val="en-US"/>
+        </w:rPr>
+        <w:t xml:space="preserve">Feedback: </w:t>
+      </w:r>
+      <w:r>
+        <w:rPr>
+          <w:lang w:val="en-US"/>
+        </w:rPr>
+        <w:t>C</w:t>
+      </w:r>
+      <w:r>
+        <w:rPr>
+          <w:lang w:val="en-US"/>
+        </w:rPr>
+        <w:t xml:space="preserve">orrect. </w:t>
+      </w:r>
+      <w:r>
+        <w:rPr>
+          <w:lang w:val="en-US"/>
+        </w:rPr>
+        <w:t>Accounts for scaling across multiple layers and the spatial context of the kernel size</w:t>
+      </w:r>
+      <w:r>
+        <w:rPr>
+          <w:lang w:val="en-US"/>
+        </w:rPr>
+        <w:t xml:space="preserve">. </w:t>
+      </w:r>
+      <w:proofErr w:type="gramStart"/>
+      <w:r>
+        <w:rPr>
+          <w:lang w:val="en-US"/>
+        </w:rPr>
+        <w:t>Alternatively,  k</w:t>
+      </w:r>
+      <w:proofErr w:type="gramEnd"/>
+      <w:r>
+        <w:rPr>
+          <w:lang w:val="en-US"/>
+        </w:rPr>
+        <w:t>^ = k + (k-</w:t>
+      </w:r>
+      <w:proofErr w:type="gramStart"/>
+      <w:r>
+        <w:rPr>
+          <w:lang w:val="en-US"/>
+        </w:rPr>
+        <w:t>1)(</w:t>
+      </w:r>
+      <w:proofErr w:type="gramEnd"/>
+      <w:r>
+        <w:rPr>
+          <w:lang w:val="en-US"/>
+        </w:rPr>
+        <w:t>d-1)</w:t>
+      </w:r>
+    </w:p>
+    <w:p>
+      <w:pPr>
+        <w:spacing w:line="240" w:lineRule="auto"/>
+        <w:ind w:firstLine="720"/>
+        <w:rPr>
+          <w:lang w:val="en-US"/>
+        </w:rPr>
+      </w:pPr>
+      <w:r>
+        <w:rPr>
+          <w:rStyle w:val="BookTitle"/>
+          <w:lang w:val="en-US"/>
+        </w:rPr>
+        <w:t xml:space="preserve">Answer </w:t>
+      </w:r>
+      <w:r>
+        <w:rPr>
+          <w:rStyle w:val="BookTitle"/>
+          <w:lang w:val="en-US"/>
+        </w:rPr>
+        <w:t>D</w:t>
+      </w:r>
+      <w:proofErr w:type="gramStart"/>
+      <w:r>
+        <w:rPr>
+          <w:rStyle w:val="BookTitle"/>
+          <w:lang w:val="en-US"/>
+        </w:rPr>
+        <w:t>:</w:t>
+      </w:r>
+      <w:r>
+        <w:rPr>
+          <w:lang w:val="en-US"/>
+        </w:rPr>
+        <w:t xml:space="preserve">  [</w:t>
+      </w:r>
+      <w:proofErr w:type="gramEnd"/>
+      <w:r>
+        <w:rPr>
+          <w:lang w:val="en-US"/>
+        </w:rPr>
+        <w:t>incorrect]</w:t>
+      </w:r>
+    </w:p>
+    <w:p>
+      <w:pPr>
+        <w:spacing w:line="240" w:lineRule="auto"/>
+        <w:rPr>
+          <w:lang w:val="en-US"/>
+        </w:rPr>
+      </w:pPr>
+      <w:r>
+        <w:rPr>
+          <w:lang w:val="en-US"/>
+        </w:rPr>
+        <w:tab/>
+      </w:r>
+      <w:r>
+        <w:rPr>
+          <w:lang w:val="en-US"/>
+        </w:rPr>
+        <w:tab/>
+      </w:r>
+      <w:r>
+        <w:rPr>
+          <w:lang w:val="en-US"/>
+        </w:rPr>
+        <w:tab/>
+        <w:t xml:space="preserve">[ ] </w:t>
+      </w:r>
+      <m:oMath>
+        <m:sSub>
+          <m:sSubPr>
+            <m:ctrlPr>
+              <w:rPr>
+                <w:rFonts w:ascii="Cambria Math" w:hAnsi="Cambria Math"/>
+                <w:i/>
+                <w:lang w:val="en-US"/>
+              </w:rPr>
+            </m:ctrlPr>
+          </m:sSubPr>
+          <m:e>
+            <m:r>
+              <w:rPr>
+                <w:rFonts w:ascii="Cambria Math" w:hAnsi="Cambria Math"/>
+                <w:lang w:val="en-US"/>
+              </w:rPr>
+              <m:t>r</m:t>
+            </m:r>
+          </m:e>
+          <m:sub>
+            <m:r>
+              <w:rPr>
+                <w:rFonts w:ascii="Cambria Math" w:hAnsi="Cambria Math"/>
+                <w:lang w:val="en-US"/>
+              </w:rPr>
+              <m:t>l-1</m:t>
+            </m:r>
+          </m:sub>
+        </m:sSub>
+        <m:r>
+          <w:rPr>
+            <w:rFonts w:ascii="Cambria Math" w:hAnsi="Cambria Math"/>
+            <w:lang w:val="en-US"/>
+          </w:rPr>
+          <m:t>=</m:t>
+        </m:r>
+        <m:sSub>
+          <m:sSubPr>
+            <m:ctrlPr>
+              <w:rPr>
+                <w:rFonts w:ascii="Cambria Math" w:hAnsi="Cambria Math"/>
+                <w:i/>
+                <w:lang w:val="en-US"/>
+              </w:rPr>
+            </m:ctrlPr>
+          </m:sSubPr>
+          <m:e>
+            <m:r>
+              <w:rPr>
+                <w:rFonts w:ascii="Cambria Math" w:hAnsi="Cambria Math"/>
+                <w:lang w:val="en-US"/>
+              </w:rPr>
+              <m:t>s</m:t>
+            </m:r>
+          </m:e>
+          <m:sub>
+            <m:r>
+              <w:rPr>
+                <w:rFonts w:ascii="Cambria Math" w:hAnsi="Cambria Math"/>
+                <w:lang w:val="en-US"/>
+              </w:rPr>
+              <m:t>l</m:t>
+            </m:r>
+          </m:sub>
+        </m:sSub>
+        <m:r>
+          <w:rPr>
+            <w:rFonts w:ascii="Cambria Math" w:hAnsi="Cambria Math"/>
+            <w:lang w:val="en-US"/>
+          </w:rPr>
+          <m:t>+</m:t>
+        </m:r>
+        <m:sSub>
+          <m:sSubPr>
+            <m:ctrlPr>
+              <w:rPr>
+                <w:rFonts w:ascii="Cambria Math" w:hAnsi="Cambria Math"/>
+                <w:i/>
+                <w:lang w:val="en-US"/>
+              </w:rPr>
+            </m:ctrlPr>
+          </m:sSubPr>
+          <m:e>
+            <m:r>
+              <w:rPr>
+                <w:rFonts w:ascii="Cambria Math" w:hAnsi="Cambria Math"/>
+                <w:lang w:val="en-US"/>
+              </w:rPr>
+              <m:t>r</m:t>
+            </m:r>
+          </m:e>
+          <m:sub>
+            <m:r>
+              <w:rPr>
+                <w:rFonts w:ascii="Cambria Math" w:hAnsi="Cambria Math"/>
+                <w:lang w:val="en-US"/>
+              </w:rPr>
+              <m:t>l</m:t>
+            </m:r>
+          </m:sub>
+        </m:sSub>
+        <m:r>
+          <w:rPr>
+            <w:rFonts w:ascii="Cambria Math" w:hAnsi="Cambria Math"/>
+            <w:lang w:val="en-US"/>
+          </w:rPr>
+          <m:t>+</m:t>
+        </m:r>
+        <m:d>
+          <m:dPr>
+            <m:ctrlPr>
+              <w:rPr>
+                <w:rFonts w:ascii="Cambria Math" w:hAnsi="Cambria Math"/>
+                <w:i/>
+                <w:lang w:val="en-US"/>
+              </w:rPr>
+            </m:ctrlPr>
+          </m:dPr>
+          <m:e>
+            <m:sSub>
+              <m:sSubPr>
+                <m:ctrlPr>
+                  <w:rPr>
+                    <w:rFonts w:ascii="Cambria Math" w:hAnsi="Cambria Math"/>
+                    <w:i/>
+                    <w:lang w:val="en-US"/>
+                  </w:rPr>
+                </m:ctrlPr>
+              </m:sSubPr>
+              <m:e>
+                <m:r>
+                  <w:rPr>
+                    <w:rFonts w:ascii="Cambria Math" w:hAnsi="Cambria Math"/>
+                    <w:lang w:val="en-US"/>
+                  </w:rPr>
+                  <m:t>k</m:t>
+                </m:r>
+              </m:e>
+              <m:sub>
+                <m:r>
+                  <w:rPr>
+                    <w:rFonts w:ascii="Cambria Math" w:hAnsi="Cambria Math"/>
+                    <w:lang w:val="en-US"/>
+                  </w:rPr>
+                  <m:t>l</m:t>
+                </m:r>
+              </m:sub>
+            </m:sSub>
+            <m:r>
+              <w:rPr>
+                <w:rFonts w:ascii="Cambria Math" w:hAnsi="Cambria Math"/>
+                <w:lang w:val="en-US"/>
+              </w:rPr>
+              <m:t>-1</m:t>
+            </m:r>
+          </m:e>
+        </m:d>
+        <m:r>
+          <w:rPr>
+            <w:rFonts w:ascii="Cambria Math" w:hAnsi="Cambria Math"/>
+            <w:lang w:val="en-US"/>
+          </w:rPr>
+          <m:t xml:space="preserve"> </m:t>
+        </m:r>
+      </m:oMath>
+    </w:p>
+    <w:p>
+      <w:pPr>
+        <w:spacing w:line="240" w:lineRule="auto"/>
+        <w:ind w:left="2127"/>
+        <w:rPr>
+          <w:lang w:val="en-US"/>
+        </w:rPr>
+      </w:pPr>
+      <w:r>
+        <w:rPr>
+          <w:lang w:val="en-US"/>
+        </w:rPr>
+        <w:t>Feedback: Addition of stride effect to the receptive field is not correct.</w:t>
       </w:r>
     </w:p>
     <w:p>
@@ -1047,7 +4809,7 @@
           <w:rStyle w:val="IntenseReference"/>
           <w:lang w:val="en-US"/>
         </w:rPr>
-        <w:t>3</w:t>
+        <w:t>7</w:t>
       </w:r>
       <w:r>
         <w:rPr>
@@ -1066,34 +4828,16 @@
     <w:p>
       <w:pPr>
         <w:spacing w:line="240" w:lineRule="auto"/>
-        <w:ind w:left="709" w:firstLine="11"/>
-        <w:rPr>
-          <w:lang w:val="en-US"/>
-        </w:rPr>
-      </w:pPr>
-      <w:r>
-        <w:rPr>
-          <w:lang w:val="en-US"/>
-        </w:rPr>
-        <w:t>What is 'full padding' in the context of convolution arithmetic, and what is the resulting</w:t>
-      </w:r>
-      <w:r>
-        <w:rPr>
-          <w:lang w:val="en-US"/>
-        </w:rPr>
-        <w:t xml:space="preserve"> </w:t>
-      </w:r>
-      <w:r>
-        <w:rPr>
-          <w:lang w:val="en-US"/>
-        </w:rPr>
-        <w:t>output size</w:t>
-      </w:r>
-      <w:r>
-        <w:rPr>
-          <w:lang w:val="en-US"/>
-        </w:rPr>
-        <w:t xml:space="preserve"> ‘</w:t>
+        <w:rPr>
+          <w:lang w:val="en-US"/>
+        </w:rPr>
+      </w:pPr>
+      <w:r>
+        <w:rPr>
+          <w:lang w:val="en-US"/>
+        </w:rPr>
+        <w:tab/>
+        <w:t xml:space="preserve">The adjusted output equation when considering a dilated convolution of rate, </w:t>
       </w:r>
       <w:r>
         <w:rPr>
@@ -1101,25 +4845,13 @@
           <w:iCs/>
           <w:lang w:val="en-US"/>
         </w:rPr>
-        <w:t>o</w:t>
-      </w:r>
-      <w:r>
-        <w:rPr>
-          <w:lang w:val="en-US"/>
-        </w:rPr>
-        <w:t>’</w:t>
-      </w:r>
-      <w:r>
-        <w:rPr>
-          <w:lang w:val="en-US"/>
-        </w:rPr>
-        <w:t>  when stride</w:t>
-      </w:r>
-      <w:r>
-        <w:rPr>
-          <w:lang w:val="en-US"/>
-        </w:rPr>
-        <w:t xml:space="preserve"> ‘</w:t>
+        <w:t>d</w:t>
+      </w:r>
+      <w:r>
+        <w:rPr>
+          <w:lang w:val="en-US"/>
+        </w:rPr>
+        <w:t>, is represented by ‘</w:t>
       </w:r>
       <w:r>
         <w:rPr>
@@ -1127,28 +4859,14 @@
           <w:iCs/>
           <w:lang w:val="en-US"/>
         </w:rPr>
-        <w:t>s</w:t>
-      </w:r>
-      <w:r>
-        <w:rPr>
-          <w:lang w:val="en-US"/>
-        </w:rPr>
-        <w:t>’ = 1</w:t>
-      </w:r>
-      <w:r>
-        <w:rPr>
-          <w:lang w:val="en-US"/>
-        </w:rPr>
-        <w:t> ?</w:t>
-      </w:r>
-    </w:p>
-    <w:p>
-      <w:pPr>
-        <w:spacing w:line="240" w:lineRule="auto"/>
-        <w:rPr>
-          <w:lang w:val="en-US"/>
-        </w:rPr>
-      </w:pPr>
+        <w:t>o</w:t>
+      </w:r>
+      <w:r>
+        <w:rPr>
+          <w:lang w:val="en-US"/>
+        </w:rPr>
+        <w:t>’ as with the following equation:</w:t>
+      </w:r>
     </w:p>
     <w:p>
       <w:pPr>
@@ -1175,13 +4893,28 @@
           <w:rStyle w:val="BookTitle"/>
           <w:lang w:val="en-US"/>
         </w:rPr>
-        <w:t>A:</w:t>
-      </w:r>
-      <w:r>
-        <w:rPr>
-          <w:lang w:val="en-US"/>
-        </w:rPr>
-        <w:t xml:space="preserve">  [incorrect]</w:t>
+        <w:t>A</w:t>
+      </w:r>
+      <w:proofErr w:type="gramStart"/>
+      <w:r>
+        <w:rPr>
+          <w:rStyle w:val="BookTitle"/>
+          <w:lang w:val="en-US"/>
+        </w:rPr>
+        <w:t>:</w:t>
+      </w:r>
+      <w:r>
+        <w:rPr>
+          <w:lang w:val="en-US"/>
+        </w:rPr>
+        <w:t xml:space="preserve">  [</w:t>
+      </w:r>
+      <w:proofErr w:type="gramEnd"/>
+      <w:r>
+        <w:rPr>
+          <w:lang w:val="en-US"/>
+        </w:rPr>
+        <w:t xml:space="preserve"> incorrect]</w:t>
       </w:r>
     </w:p>
     <w:p>
@@ -1210,11 +4943,1317 @@
         <w:tab/>
         <w:t xml:space="preserve">[ ] </w:t>
       </w:r>
-      <w:r>
-        <w:rPr>
-          <w:lang w:val="en-US"/>
-        </w:rPr>
-        <w:t xml:space="preserve">p = 0, resulting in </w:t>
+      <m:oMath>
+        <m:r>
+          <w:rPr>
+            <w:rFonts w:ascii="Cambria Math" w:hAnsi="Cambria Math"/>
+            <w:lang w:val="en-US"/>
+          </w:rPr>
+          <m:t xml:space="preserve">o= </m:t>
+        </m:r>
+        <m:d>
+          <m:dPr>
+            <m:begChr m:val="⌊"/>
+            <m:endChr m:val="⌋"/>
+            <m:ctrlPr>
+              <w:rPr>
+                <w:rFonts w:ascii="Cambria Math" w:hAnsi="Cambria Math"/>
+                <w:i/>
+                <w:lang w:val="en-US"/>
+              </w:rPr>
+            </m:ctrlPr>
+          </m:dPr>
+          <m:e>
+            <m:f>
+              <m:fPr>
+                <m:ctrlPr>
+                  <w:rPr>
+                    <w:rFonts w:ascii="Cambria Math" w:hAnsi="Cambria Math"/>
+                    <w:i/>
+                    <w:lang w:val="en-US"/>
+                  </w:rPr>
+                </m:ctrlPr>
+              </m:fPr>
+              <m:num>
+                <m:r>
+                  <w:rPr>
+                    <w:rFonts w:ascii="Cambria Math" w:hAnsi="Cambria Math"/>
+                    <w:lang w:val="en-US"/>
+                  </w:rPr>
+                  <m:t>i+2p-k</m:t>
+                </m:r>
+              </m:num>
+              <m:den>
+                <m:r>
+                  <w:rPr>
+                    <w:rFonts w:ascii="Cambria Math" w:hAnsi="Cambria Math"/>
+                    <w:lang w:val="en-US"/>
+                  </w:rPr>
+                  <m:t>s</m:t>
+                </m:r>
+              </m:den>
+            </m:f>
+          </m:e>
+        </m:d>
+        <m:r>
+          <w:rPr>
+            <w:rFonts w:ascii="Cambria Math" w:hAnsi="Cambria Math"/>
+            <w:lang w:val="en-US"/>
+          </w:rPr>
+          <m:t>+1</m:t>
+        </m:r>
+      </m:oMath>
+    </w:p>
+    <w:p>
+      <w:pPr>
+        <w:spacing w:line="240" w:lineRule="auto"/>
+        <w:rPr>
+          <w:lang w:val="en-US"/>
+        </w:rPr>
+      </w:pPr>
+      <w:r>
+        <w:rPr>
+          <w:lang w:val="en-US"/>
+        </w:rPr>
+        <w:tab/>
+      </w:r>
+      <w:r>
+        <w:rPr>
+          <w:lang w:val="en-US"/>
+        </w:rPr>
+        <w:tab/>
+      </w:r>
+      <w:r>
+        <w:rPr>
+          <w:lang w:val="en-US"/>
+        </w:rPr>
+        <w:tab/>
+        <w:t>Feedback: This formula does not take into consideration dilation effect</w:t>
+      </w:r>
+    </w:p>
+    <w:p>
+      <w:pPr>
+        <w:spacing w:line="240" w:lineRule="auto"/>
+        <w:rPr>
+          <w:lang w:val="en-US"/>
+        </w:rPr>
+      </w:pPr>
+    </w:p>
+    <w:p>
+      <w:pPr>
+        <w:spacing w:line="240" w:lineRule="auto"/>
+        <w:rPr>
+          <w:lang w:val="en-US"/>
+        </w:rPr>
+      </w:pPr>
+      <w:r>
+        <w:rPr>
+          <w:lang w:val="en-US"/>
+        </w:rPr>
+        <w:tab/>
+      </w:r>
+      <w:r>
+        <w:rPr>
+          <w:rStyle w:val="BookTitle"/>
+          <w:lang w:val="en-US"/>
+        </w:rPr>
+        <w:t xml:space="preserve">Answer </w:t>
+      </w:r>
+      <w:r>
+        <w:rPr>
+          <w:rStyle w:val="BookTitle"/>
+          <w:lang w:val="en-US"/>
+        </w:rPr>
+        <w:t>B</w:t>
+      </w:r>
+      <w:proofErr w:type="gramStart"/>
+      <w:r>
+        <w:rPr>
+          <w:rStyle w:val="BookTitle"/>
+          <w:lang w:val="en-US"/>
+        </w:rPr>
+        <w:t>:</w:t>
+      </w:r>
+      <w:r>
+        <w:rPr>
+          <w:lang w:val="en-US"/>
+        </w:rPr>
+        <w:t xml:space="preserve">  [</w:t>
+      </w:r>
+      <w:proofErr w:type="gramEnd"/>
+      <w:r>
+        <w:rPr>
+          <w:lang w:val="en-US"/>
+        </w:rPr>
+        <w:t xml:space="preserve"> incorrect]</w:t>
+      </w:r>
+    </w:p>
+    <w:p>
+      <w:pPr>
+        <w:spacing w:line="240" w:lineRule="auto"/>
+        <w:rPr>
+          <w:lang w:val="en-US"/>
+        </w:rPr>
+      </w:pPr>
+      <w:r>
+        <w:rPr>
+          <w:lang w:val="en-US"/>
+        </w:rPr>
+        <w:tab/>
+      </w:r>
+      <w:r>
+        <w:rPr>
+          <w:lang w:val="en-US"/>
+        </w:rPr>
+        <w:tab/>
+      </w:r>
+      <w:r>
+        <w:rPr>
+          <w:lang w:val="en-US"/>
+        </w:rPr>
+        <w:tab/>
+        <w:t xml:space="preserve">[ ] </w:t>
+      </w:r>
+      <m:oMath>
+        <m:r>
+          <w:rPr>
+            <w:rFonts w:ascii="Cambria Math" w:hAnsi="Cambria Math"/>
+            <w:lang w:val="en-US"/>
+          </w:rPr>
+          <m:t xml:space="preserve">o= </m:t>
+        </m:r>
+        <m:d>
+          <m:dPr>
+            <m:begChr m:val="⌊"/>
+            <m:endChr m:val="⌋"/>
+            <m:ctrlPr>
+              <w:rPr>
+                <w:rFonts w:ascii="Cambria Math" w:hAnsi="Cambria Math"/>
+                <w:i/>
+                <w:lang w:val="en-US"/>
+              </w:rPr>
+            </m:ctrlPr>
+          </m:dPr>
+          <m:e>
+            <m:f>
+              <m:fPr>
+                <m:ctrlPr>
+                  <w:rPr>
+                    <w:rFonts w:ascii="Cambria Math" w:hAnsi="Cambria Math"/>
+                    <w:i/>
+                    <w:lang w:val="en-US"/>
+                  </w:rPr>
+                </m:ctrlPr>
+              </m:fPr>
+              <m:num>
+                <m:r>
+                  <w:rPr>
+                    <w:rFonts w:ascii="Cambria Math" w:hAnsi="Cambria Math"/>
+                    <w:lang w:val="en-US"/>
+                  </w:rPr>
+                  <m:t>i+2p-(k.d)</m:t>
+                </m:r>
+              </m:num>
+              <m:den>
+                <m:r>
+                  <w:rPr>
+                    <w:rFonts w:ascii="Cambria Math" w:hAnsi="Cambria Math"/>
+                    <w:lang w:val="en-US"/>
+                  </w:rPr>
+                  <m:t>s</m:t>
+                </m:r>
+              </m:den>
+            </m:f>
+          </m:e>
+        </m:d>
+        <m:r>
+          <w:rPr>
+            <w:rFonts w:ascii="Cambria Math" w:hAnsi="Cambria Math"/>
+            <w:lang w:val="en-US"/>
+          </w:rPr>
+          <m:t>+1</m:t>
+        </m:r>
+      </m:oMath>
+    </w:p>
+    <w:p>
+      <w:pPr>
+        <w:spacing w:line="240" w:lineRule="auto"/>
+        <w:rPr>
+          <w:lang w:val="en-US"/>
+        </w:rPr>
+      </w:pPr>
+      <w:r>
+        <w:rPr>
+          <w:lang w:val="en-US"/>
+        </w:rPr>
+        <w:tab/>
+      </w:r>
+      <w:r>
+        <w:rPr>
+          <w:lang w:val="en-US"/>
+        </w:rPr>
+        <w:tab/>
+      </w:r>
+      <w:r>
+        <w:rPr>
+          <w:lang w:val="en-US"/>
+        </w:rPr>
+        <w:tab/>
+        <w:t xml:space="preserve">Feedback: does not </w:t>
+      </w:r>
+      <w:proofErr w:type="gramStart"/>
+      <w:r>
+        <w:rPr>
+          <w:lang w:val="en-US"/>
+        </w:rPr>
+        <w:t>take into account</w:t>
+      </w:r>
+      <w:proofErr w:type="gramEnd"/>
+      <w:r>
+        <w:rPr>
+          <w:lang w:val="en-US"/>
+        </w:rPr>
+        <w:t xml:space="preserve"> the end point of the kernel</w:t>
+      </w:r>
+    </w:p>
+    <w:p>
+      <w:pPr>
+        <w:spacing w:line="240" w:lineRule="auto"/>
+        <w:ind w:firstLine="720"/>
+        <w:rPr>
+          <w:lang w:val="en-US"/>
+        </w:rPr>
+      </w:pPr>
+      <w:r>
+        <w:rPr>
+          <w:rStyle w:val="BookTitle"/>
+          <w:lang w:val="en-US"/>
+        </w:rPr>
+        <w:t xml:space="preserve">Answer </w:t>
+      </w:r>
+      <w:r>
+        <w:rPr>
+          <w:rStyle w:val="BookTitle"/>
+          <w:lang w:val="en-US"/>
+        </w:rPr>
+        <w:t>C</w:t>
+      </w:r>
+      <w:proofErr w:type="gramStart"/>
+      <w:r>
+        <w:rPr>
+          <w:rStyle w:val="BookTitle"/>
+          <w:lang w:val="en-US"/>
+        </w:rPr>
+        <w:t>:</w:t>
+      </w:r>
+      <w:r>
+        <w:rPr>
+          <w:lang w:val="en-US"/>
+        </w:rPr>
+        <w:t xml:space="preserve">  [</w:t>
+      </w:r>
+      <w:proofErr w:type="gramEnd"/>
+      <w:r>
+        <w:rPr>
+          <w:lang w:val="en-US"/>
+        </w:rPr>
+        <w:t>correct]</w:t>
+      </w:r>
+    </w:p>
+    <w:p>
+      <w:pPr>
+        <w:spacing w:line="240" w:lineRule="auto"/>
+        <w:rPr>
+          <w:lang w:val="en-US"/>
+        </w:rPr>
+      </w:pPr>
+      <w:r>
+        <w:rPr>
+          <w:lang w:val="en-US"/>
+        </w:rPr>
+        <w:tab/>
+      </w:r>
+      <w:r>
+        <w:rPr>
+          <w:lang w:val="en-US"/>
+        </w:rPr>
+        <w:tab/>
+      </w:r>
+      <w:r>
+        <w:rPr>
+          <w:lang w:val="en-US"/>
+        </w:rPr>
+        <w:tab/>
+        <w:t xml:space="preserve">[ ] </w:t>
+      </w:r>
+      <m:oMath>
+        <m:r>
+          <w:rPr>
+            <w:rFonts w:ascii="Cambria Math" w:hAnsi="Cambria Math"/>
+            <w:lang w:val="en-US"/>
+          </w:rPr>
+          <m:t xml:space="preserve">o= </m:t>
+        </m:r>
+        <m:d>
+          <m:dPr>
+            <m:begChr m:val="⌊"/>
+            <m:endChr m:val="⌋"/>
+            <m:ctrlPr>
+              <w:rPr>
+                <w:rFonts w:ascii="Cambria Math" w:hAnsi="Cambria Math"/>
+                <w:i/>
+                <w:lang w:val="en-US"/>
+              </w:rPr>
+            </m:ctrlPr>
+          </m:dPr>
+          <m:e>
+            <m:f>
+              <m:fPr>
+                <m:ctrlPr>
+                  <w:rPr>
+                    <w:rFonts w:ascii="Cambria Math" w:hAnsi="Cambria Math"/>
+                    <w:i/>
+                    <w:lang w:val="en-US"/>
+                  </w:rPr>
+                </m:ctrlPr>
+              </m:fPr>
+              <m:num>
+                <m:r>
+                  <w:rPr>
+                    <w:rFonts w:ascii="Cambria Math" w:hAnsi="Cambria Math"/>
+                    <w:lang w:val="en-US"/>
+                  </w:rPr>
+                  <m:t>i+2p-[d</m:t>
+                </m:r>
+                <m:d>
+                  <m:dPr>
+                    <m:ctrlPr>
+                      <w:rPr>
+                        <w:rFonts w:ascii="Cambria Math" w:hAnsi="Cambria Math"/>
+                        <w:i/>
+                        <w:lang w:val="en-US"/>
+                      </w:rPr>
+                    </m:ctrlPr>
+                  </m:dPr>
+                  <m:e>
+                    <m:r>
+                      <w:rPr>
+                        <w:rFonts w:ascii="Cambria Math" w:hAnsi="Cambria Math"/>
+                        <w:lang w:val="en-US"/>
+                      </w:rPr>
+                      <m:t>k-1</m:t>
+                    </m:r>
+                  </m:e>
+                </m:d>
+                <m:r>
+                  <w:rPr>
+                    <w:rFonts w:ascii="Cambria Math" w:hAnsi="Cambria Math"/>
+                    <w:lang w:val="en-US"/>
+                  </w:rPr>
+                  <m:t>+1]</m:t>
+                </m:r>
+              </m:num>
+              <m:den>
+                <m:r>
+                  <w:rPr>
+                    <w:rFonts w:ascii="Cambria Math" w:hAnsi="Cambria Math"/>
+                    <w:lang w:val="en-US"/>
+                  </w:rPr>
+                  <m:t>s</m:t>
+                </m:r>
+              </m:den>
+            </m:f>
+          </m:e>
+        </m:d>
+        <m:r>
+          <w:rPr>
+            <w:rFonts w:ascii="Cambria Math" w:hAnsi="Cambria Math"/>
+            <w:lang w:val="en-US"/>
+          </w:rPr>
+          <m:t>+1</m:t>
+        </m:r>
+      </m:oMath>
+    </w:p>
+    <w:p>
+      <w:pPr>
+        <w:spacing w:line="240" w:lineRule="auto"/>
+        <w:ind w:left="2127"/>
+        <w:jc w:val="both"/>
+        <w:rPr>
+          <w:lang w:val="en-US"/>
+        </w:rPr>
+      </w:pPr>
+      <w:r>
+        <w:rPr>
+          <w:lang w:val="en-US"/>
+        </w:rPr>
+        <w:tab/>
+        <w:t xml:space="preserve">Feedback: </w:t>
+      </w:r>
+      <w:r>
+        <w:t xml:space="preserve">In a dilated convolution, the hyperparameter "inflates" the kernel by inserting spaces between its elements. This increases the </w:t>
+      </w:r>
+      <w:r>
+        <w:rPr>
+          <w:b/>
+          <w:bCs/>
+        </w:rPr>
+        <w:t>effective kernel size (</w:t>
+      </w:r>
+      <w:r>
+        <w:rPr>
+          <w:b/>
+          <w:bCs/>
+        </w:rPr>
+        <w:t>k^</w:t>
+      </w:r>
+      <w:r>
+        <w:rPr>
+          <w:b/>
+          <w:bCs/>
+        </w:rPr>
+        <w:t>)</w:t>
+      </w:r>
+      <w:r>
+        <w:t xml:space="preserve"> to </w:t>
+      </w:r>
+      <m:oMath>
+        <m:r>
+          <w:rPr>
+            <w:rFonts w:ascii="Cambria Math" w:hAnsi="Cambria Math"/>
+          </w:rPr>
+          <m:t>d</m:t>
+        </m:r>
+        <m:d>
+          <m:dPr>
+            <m:ctrlPr>
+              <w:rPr>
+                <w:rFonts w:ascii="Cambria Math" w:hAnsi="Cambria Math"/>
+                <w:i/>
+              </w:rPr>
+            </m:ctrlPr>
+          </m:dPr>
+          <m:e>
+            <m:r>
+              <w:rPr>
+                <w:rFonts w:ascii="Cambria Math" w:hAnsi="Cambria Math"/>
+              </w:rPr>
+              <m:t>k-1</m:t>
+            </m:r>
+          </m:e>
+        </m:d>
+        <m:r>
+          <w:rPr>
+            <w:rFonts w:ascii="Cambria Math" w:hAnsi="Cambria Math"/>
+          </w:rPr>
+          <m:t>+1</m:t>
+        </m:r>
+      </m:oMath>
+      <w:r>
+        <w:rPr>
+          <w:rFonts w:eastAsiaTheme="minorEastAsia"/>
+        </w:rPr>
+        <w:t xml:space="preserve"> </w:t>
+      </w:r>
+      <w:r>
+        <w:t>(also expressed as</w:t>
+      </w:r>
+      <w:r>
+        <w:t xml:space="preserve"> </w:t>
+      </w:r>
+      <m:oMath>
+        <m:r>
+          <w:rPr>
+            <w:rFonts w:ascii="Cambria Math" w:hAnsi="Cambria Math"/>
+          </w:rPr>
+          <m:t>k+(k-1)(d-1)</m:t>
+        </m:r>
+      </m:oMath>
+      <w:r>
+        <w:t xml:space="preserve"> ). To find the resulting output dimension, this inflated size must be substituted for the original kernel size (</w:t>
+      </w:r>
+      <w:r>
+        <w:t>k</w:t>
+      </w:r>
+      <w:r>
+        <w:t>) in the standard convolution arithmetic formula</w:t>
+      </w:r>
+      <w:r>
+        <w:t xml:space="preserve"> in question 2</w:t>
+      </w:r>
+    </w:p>
+    <w:p>
+      <w:pPr>
+        <w:spacing w:line="240" w:lineRule="auto"/>
+        <w:ind w:firstLine="720"/>
+        <w:rPr>
+          <w:lang w:val="en-US"/>
+        </w:rPr>
+      </w:pPr>
+      <w:r>
+        <w:rPr>
+          <w:rStyle w:val="BookTitle"/>
+          <w:lang w:val="en-US"/>
+        </w:rPr>
+        <w:t xml:space="preserve">Answer </w:t>
+      </w:r>
+      <w:r>
+        <w:rPr>
+          <w:rStyle w:val="BookTitle"/>
+          <w:lang w:val="en-US"/>
+        </w:rPr>
+        <w:t>D</w:t>
+      </w:r>
+      <w:proofErr w:type="gramStart"/>
+      <w:r>
+        <w:rPr>
+          <w:rStyle w:val="BookTitle"/>
+          <w:lang w:val="en-US"/>
+        </w:rPr>
+        <w:t>:</w:t>
+      </w:r>
+      <w:r>
+        <w:rPr>
+          <w:lang w:val="en-US"/>
+        </w:rPr>
+        <w:t xml:space="preserve">  [</w:t>
+      </w:r>
+      <w:proofErr w:type="gramEnd"/>
+      <w:r>
+        <w:rPr>
+          <w:lang w:val="en-US"/>
+        </w:rPr>
+        <w:t xml:space="preserve"> incorrect]</w:t>
+      </w:r>
+    </w:p>
+    <w:p>
+      <w:pPr>
+        <w:spacing w:line="240" w:lineRule="auto"/>
+        <w:rPr>
+          <w:lang w:val="en-US"/>
+        </w:rPr>
+      </w:pPr>
+      <w:r>
+        <w:rPr>
+          <w:lang w:val="en-US"/>
+        </w:rPr>
+        <w:tab/>
+      </w:r>
+      <w:r>
+        <w:rPr>
+          <w:lang w:val="en-US"/>
+        </w:rPr>
+        <w:tab/>
+      </w:r>
+      <w:r>
+        <w:rPr>
+          <w:lang w:val="en-US"/>
+        </w:rPr>
+        <w:tab/>
+        <w:t xml:space="preserve">[ ] </w:t>
+      </w:r>
+      <m:oMath>
+        <m:r>
+          <w:rPr>
+            <w:rFonts w:ascii="Cambria Math" w:hAnsi="Cambria Math"/>
+            <w:lang w:val="en-US"/>
+          </w:rPr>
+          <m:t xml:space="preserve">o= </m:t>
+        </m:r>
+        <m:d>
+          <m:dPr>
+            <m:begChr m:val="⌊"/>
+            <m:endChr m:val="⌋"/>
+            <m:ctrlPr>
+              <w:rPr>
+                <w:rFonts w:ascii="Cambria Math" w:hAnsi="Cambria Math"/>
+                <w:i/>
+                <w:lang w:val="en-US"/>
+              </w:rPr>
+            </m:ctrlPr>
+          </m:dPr>
+          <m:e>
+            <m:f>
+              <m:fPr>
+                <m:ctrlPr>
+                  <w:rPr>
+                    <w:rFonts w:ascii="Cambria Math" w:hAnsi="Cambria Math"/>
+                    <w:i/>
+                    <w:lang w:val="en-US"/>
+                  </w:rPr>
+                </m:ctrlPr>
+              </m:fPr>
+              <m:num>
+                <m:r>
+                  <w:rPr>
+                    <w:rFonts w:ascii="Cambria Math" w:hAnsi="Cambria Math"/>
+                    <w:lang w:val="en-US"/>
+                  </w:rPr>
+                  <m:t>i+2p-k</m:t>
+                </m:r>
+              </m:num>
+              <m:den>
+                <m:r>
+                  <w:rPr>
+                    <w:rFonts w:ascii="Cambria Math" w:hAnsi="Cambria Math"/>
+                    <w:lang w:val="en-US"/>
+                  </w:rPr>
+                  <m:t>s.d</m:t>
+                </m:r>
+              </m:den>
+            </m:f>
+          </m:e>
+        </m:d>
+        <m:r>
+          <w:rPr>
+            <w:rFonts w:ascii="Cambria Math" w:hAnsi="Cambria Math"/>
+            <w:lang w:val="en-US"/>
+          </w:rPr>
+          <m:t>+1</m:t>
+        </m:r>
+      </m:oMath>
+    </w:p>
+    <w:p>
+      <w:pPr>
+        <w:spacing w:line="240" w:lineRule="auto"/>
+        <w:ind w:left="2127"/>
+        <w:rPr>
+          <w:lang w:val="en-US"/>
+        </w:rPr>
+      </w:pPr>
+      <w:r>
+        <w:rPr>
+          <w:lang w:val="en-US"/>
+        </w:rPr>
+        <w:tab/>
+        <w:t>Feedback: Dilation has a multiplicative impact on the original kernel. Cannot form part of the denominator</w:t>
+      </w:r>
+    </w:p>
+    <w:p>
+      <w:pPr>
+        <w:spacing w:line="240" w:lineRule="auto"/>
+        <w:rPr>
+          <w:lang w:val="en-US"/>
+        </w:rPr>
+      </w:pPr>
+    </w:p>
+    <w:p>
+      <w:pPr>
+        <w:spacing w:line="240" w:lineRule="auto"/>
+        <w:rPr>
+          <w:lang w:val="en-US"/>
+        </w:rPr>
+      </w:pPr>
+    </w:p>
+    <w:p>
+      <w:pPr>
+        <w:spacing w:line="240" w:lineRule="auto"/>
+        <w:rPr>
+          <w:lang w:val="en-US"/>
+        </w:rPr>
+      </w:pPr>
+    </w:p>
+    <w:p>
+      <w:pPr>
+        <w:rPr>
+          <w:rStyle w:val="IntenseReference"/>
+          <w:lang w:val="en-US"/>
+        </w:rPr>
+      </w:pPr>
+      <w:r>
+        <w:rPr>
+          <w:rStyle w:val="IntenseReference"/>
+          <w:lang w:val="en-US"/>
+        </w:rPr>
+        <w:t xml:space="preserve">Question </w:t>
+      </w:r>
+      <w:r>
+        <w:rPr>
+          <w:rStyle w:val="IntenseReference"/>
+          <w:lang w:val="en-US"/>
+        </w:rPr>
+        <w:t>8</w:t>
+      </w:r>
+      <w:r>
+        <w:rPr>
+          <w:rStyle w:val="IntenseReference"/>
+          <w:lang w:val="en-US"/>
+        </w:rPr>
+        <w:tab/>
+      </w:r>
+      <w:r>
+        <w:rPr>
+          <w:lang w:val="en-US"/>
+        </w:rPr>
+        <w:t>[</w:t>
+      </w:r>
+      <w:r>
+        <w:rPr>
+          <w:lang w:val="en-US"/>
+        </w:rPr>
+        <w:t>multiple</w:t>
+      </w:r>
+      <w:r>
+        <w:rPr>
+          <w:lang w:val="en-US"/>
+        </w:rPr>
+        <w:t xml:space="preserve"> correct answer]</w:t>
+      </w:r>
+    </w:p>
+    <w:p>
+      <w:pPr>
+        <w:spacing w:line="240" w:lineRule="auto"/>
+        <w:ind w:left="709"/>
+        <w:rPr>
+          <w:lang w:val="en-US"/>
+        </w:rPr>
+      </w:pPr>
+      <w:r>
+        <w:rPr>
+          <w:lang w:val="en-US"/>
+        </w:rPr>
+        <w:tab/>
+      </w:r>
+      <w:r>
+        <w:rPr>
+          <w:lang w:val="en-US"/>
+        </w:rPr>
+        <w:t>Which of the following are significant limitations of standard, fully connected Artificial Neural Networks (ANNs) when applied to image recognition, as compared to Convolutional Neural Networks (CNNs)? (Select all that apply)</w:t>
+      </w:r>
+    </w:p>
+    <w:p>
+      <w:pPr>
+        <w:spacing w:line="240" w:lineRule="auto"/>
+        <w:jc w:val="both"/>
+        <w:rPr>
+          <w:lang w:val="en-US"/>
+        </w:rPr>
+      </w:pPr>
+      <w:r>
+        <w:rPr>
+          <w:lang w:val="en-US"/>
+        </w:rPr>
+        <w:tab/>
+      </w:r>
+      <w:r>
+        <w:rPr>
+          <w:rStyle w:val="BookTitle"/>
+          <w:lang w:val="en-US"/>
+        </w:rPr>
+        <w:t xml:space="preserve">Answer </w:t>
+      </w:r>
+      <w:r>
+        <w:rPr>
+          <w:rStyle w:val="BookTitle"/>
+          <w:lang w:val="en-US"/>
+        </w:rPr>
+        <w:t>A</w:t>
+      </w:r>
+      <w:proofErr w:type="gramStart"/>
+      <w:r>
+        <w:rPr>
+          <w:rStyle w:val="BookTitle"/>
+          <w:lang w:val="en-US"/>
+        </w:rPr>
+        <w:t>:</w:t>
+      </w:r>
+      <w:r>
+        <w:rPr>
+          <w:lang w:val="en-US"/>
+        </w:rPr>
+        <w:t xml:space="preserve">  [</w:t>
+      </w:r>
+      <w:proofErr w:type="gramEnd"/>
+      <w:r>
+        <w:rPr>
+          <w:lang w:val="en-US"/>
+        </w:rPr>
+        <w:t>correct]</w:t>
+      </w:r>
+    </w:p>
+    <w:p>
+      <w:pPr>
+        <w:spacing w:line="240" w:lineRule="auto"/>
+        <w:ind w:left="2127"/>
+        <w:jc w:val="both"/>
+        <w:rPr>
+          <w:lang w:val="en-US"/>
+        </w:rPr>
+      </w:pPr>
+      <w:r>
+        <w:rPr>
+          <w:lang w:val="en-US"/>
+        </w:rPr>
+        <w:tab/>
+      </w:r>
+      <w:proofErr w:type="gramStart"/>
+      <w:r>
+        <w:rPr>
+          <w:lang w:val="en-US"/>
+        </w:rPr>
+        <w:t>[ ]</w:t>
+      </w:r>
+      <w:proofErr w:type="gramEnd"/>
+      <w:r>
+        <w:rPr>
+          <w:lang w:val="en-US"/>
+        </w:rPr>
+        <w:t xml:space="preserve"> </w:t>
+      </w:r>
+      <w:r>
+        <w:rPr>
+          <w:lang w:val="en-US"/>
+        </w:rPr>
+        <w:t>Their global connectivity means every unit in a hidden layer depends on the entire input, failing to exploit the strong local correlations inherent in visual data.</w:t>
+      </w:r>
+    </w:p>
+    <w:p>
+      <w:pPr>
+        <w:ind w:left="2127"/>
+        <w:jc w:val="both"/>
+        <w:rPr>
+          <w:lang w:val="en-US"/>
+        </w:rPr>
+      </w:pPr>
+      <w:r>
+        <w:rPr>
+          <w:lang w:val="en-US"/>
+        </w:rPr>
+        <w:t xml:space="preserve">Feedback: </w:t>
+      </w:r>
+      <w:r>
+        <w:rPr>
+          <w:lang w:val="en-US"/>
+        </w:rPr>
+        <w:t>CNNs restrict unit connections to local receptive fields to extract elementary visual features like edges or corners, whereas ANNs suffer from being "unstructured" and globally connected.</w:t>
+      </w:r>
+    </w:p>
+    <w:p>
+      <w:pPr>
+        <w:spacing w:line="240" w:lineRule="auto"/>
+        <w:ind w:firstLine="720"/>
+        <w:jc w:val="both"/>
+        <w:rPr>
+          <w:lang w:val="en-US"/>
+        </w:rPr>
+      </w:pPr>
+      <w:r>
+        <w:rPr>
+          <w:rStyle w:val="BookTitle"/>
+          <w:lang w:val="en-US"/>
+        </w:rPr>
+        <w:t xml:space="preserve">Answer </w:t>
+      </w:r>
+      <w:r>
+        <w:rPr>
+          <w:rStyle w:val="BookTitle"/>
+          <w:lang w:val="en-US"/>
+        </w:rPr>
+        <w:t>B</w:t>
+      </w:r>
+      <w:proofErr w:type="gramStart"/>
+      <w:r>
+        <w:rPr>
+          <w:rStyle w:val="BookTitle"/>
+          <w:lang w:val="en-US"/>
+        </w:rPr>
+        <w:t>:</w:t>
+      </w:r>
+      <w:r>
+        <w:rPr>
+          <w:lang w:val="en-US"/>
+        </w:rPr>
+        <w:t xml:space="preserve">  [</w:t>
+      </w:r>
+      <w:proofErr w:type="gramEnd"/>
+      <w:r>
+        <w:rPr>
+          <w:lang w:val="en-US"/>
+        </w:rPr>
+        <w:t>incorrect]</w:t>
+      </w:r>
+    </w:p>
+    <w:p>
+      <w:pPr>
+        <w:spacing w:line="240" w:lineRule="auto"/>
+        <w:ind w:left="2127"/>
+        <w:jc w:val="both"/>
+        <w:rPr>
+          <w:lang w:val="en-US"/>
+        </w:rPr>
+      </w:pPr>
+      <w:r>
+        <w:rPr>
+          <w:lang w:val="en-US"/>
+        </w:rPr>
+        <w:tab/>
+      </w:r>
+      <w:proofErr w:type="gramStart"/>
+      <w:r>
+        <w:rPr>
+          <w:lang w:val="en-US"/>
+        </w:rPr>
+        <w:t>[ ]</w:t>
+      </w:r>
+      <w:proofErr w:type="gramEnd"/>
+      <w:r>
+        <w:rPr>
+          <w:lang w:val="en-US"/>
+        </w:rPr>
+        <w:t xml:space="preserve"> </w:t>
+      </w:r>
+      <w:r>
+        <w:rPr>
+          <w:lang w:val="en-US"/>
+        </w:rPr>
+        <w:t>They are unable to learn complex, high-dimensional mappings from examples, making them theoretically inferior for any non-linear classification task.</w:t>
+      </w:r>
+    </w:p>
+    <w:p>
+      <w:pPr>
+        <w:spacing w:line="240" w:lineRule="auto"/>
+        <w:ind w:left="2127"/>
+        <w:jc w:val="both"/>
+        <w:rPr>
+          <w:lang w:val="en-US"/>
+        </w:rPr>
+      </w:pPr>
+      <w:r>
+        <w:rPr>
+          <w:lang w:val="en-US"/>
+        </w:rPr>
+        <w:tab/>
+        <w:t xml:space="preserve">Feedback: Both ANNs and CNNs </w:t>
+      </w:r>
+      <w:proofErr w:type="gramStart"/>
+      <w:r>
+        <w:rPr>
+          <w:lang w:val="en-US"/>
+        </w:rPr>
+        <w:t>are able to</w:t>
+      </w:r>
+      <w:proofErr w:type="gramEnd"/>
+      <w:r>
+        <w:rPr>
+          <w:lang w:val="en-US"/>
+        </w:rPr>
+        <w:t xml:space="preserve"> learn complex mappings</w:t>
+      </w:r>
+    </w:p>
+    <w:p>
+      <w:pPr>
+        <w:spacing w:line="240" w:lineRule="auto"/>
+        <w:ind w:left="2127"/>
+        <w:jc w:val="both"/>
+        <w:rPr>
+          <w:lang w:val="en-US"/>
+        </w:rPr>
+      </w:pPr>
+    </w:p>
+    <w:p>
+      <w:pPr>
+        <w:spacing w:line="240" w:lineRule="auto"/>
+        <w:ind w:left="2127"/>
+        <w:jc w:val="both"/>
+        <w:rPr>
+          <w:lang w:val="en-US"/>
+        </w:rPr>
+      </w:pPr>
+    </w:p>
+    <w:p>
+      <w:pPr>
+        <w:spacing w:line="240" w:lineRule="auto"/>
+        <w:ind w:firstLine="720"/>
+        <w:jc w:val="both"/>
+        <w:rPr>
+          <w:lang w:val="en-US"/>
+        </w:rPr>
+      </w:pPr>
+      <w:r>
+        <w:rPr>
+          <w:rStyle w:val="BookTitle"/>
+          <w:lang w:val="en-US"/>
+        </w:rPr>
+        <w:lastRenderedPageBreak/>
+        <w:t xml:space="preserve">Answer </w:t>
+      </w:r>
+      <w:r>
+        <w:rPr>
+          <w:rStyle w:val="BookTitle"/>
+          <w:lang w:val="en-US"/>
+        </w:rPr>
+        <w:t>C</w:t>
+      </w:r>
+      <w:proofErr w:type="gramStart"/>
+      <w:r>
+        <w:rPr>
+          <w:rStyle w:val="BookTitle"/>
+          <w:lang w:val="en-US"/>
+        </w:rPr>
+        <w:t>:</w:t>
+      </w:r>
+      <w:r>
+        <w:rPr>
+          <w:lang w:val="en-US"/>
+        </w:rPr>
+        <w:t xml:space="preserve">  [</w:t>
+      </w:r>
+      <w:proofErr w:type="gramEnd"/>
+      <w:r>
+        <w:rPr>
+          <w:lang w:val="en-US"/>
+        </w:rPr>
+        <w:t>correct]</w:t>
+      </w:r>
+    </w:p>
+    <w:p>
+      <w:pPr>
+        <w:spacing w:line="240" w:lineRule="auto"/>
+        <w:ind w:left="2127"/>
+        <w:jc w:val="both"/>
+        <w:rPr>
+          <w:lang w:val="en-US"/>
+        </w:rPr>
+      </w:pPr>
+      <w:r>
+        <w:rPr>
+          <w:lang w:val="en-US"/>
+        </w:rPr>
+        <w:tab/>
+      </w:r>
+      <w:proofErr w:type="gramStart"/>
+      <w:r>
+        <w:rPr>
+          <w:lang w:val="en-US"/>
+        </w:rPr>
+        <w:t>[ ]</w:t>
+      </w:r>
+      <w:proofErr w:type="gramEnd"/>
+      <w:r>
+        <w:rPr>
+          <w:lang w:val="en-US"/>
+        </w:rPr>
+        <w:t xml:space="preserve"> </w:t>
+      </w:r>
+      <w:r>
+        <w:rPr>
+          <w:lang w:val="en-US"/>
+        </w:rPr>
+        <w:t>They possess an excessive number of parameters when processing high-resolution images, which increases system capacity and requires much larger training sets to prevent overfitting.</w:t>
+      </w:r>
+    </w:p>
+    <w:p>
+      <w:pPr>
+        <w:spacing w:line="240" w:lineRule="auto"/>
+        <w:ind w:left="2127"/>
+        <w:jc w:val="both"/>
+        <w:rPr>
+          <w:lang w:val="en-US"/>
+        </w:rPr>
+      </w:pPr>
+      <w:r>
+        <w:rPr>
+          <w:lang w:val="en-US"/>
+        </w:rPr>
+        <w:tab/>
+        <w:t xml:space="preserve">Feedback: </w:t>
+      </w:r>
+      <w:r>
+        <w:rPr>
+          <w:lang w:val="en-US"/>
+        </w:rPr>
+        <w:t>Large images lead to a "prohibitive" number of weights in fully connected layers (e.g., tens of thousands for just 100 hidden units), which increases the capacity and the amount of data needed for training.</w:t>
+      </w:r>
+    </w:p>
+    <w:p>
+      <w:pPr>
+        <w:spacing w:line="240" w:lineRule="auto"/>
+        <w:ind w:firstLine="720"/>
+        <w:jc w:val="both"/>
+        <w:rPr>
+          <w:lang w:val="en-US"/>
+        </w:rPr>
+      </w:pPr>
+      <w:r>
+        <w:rPr>
+          <w:rStyle w:val="BookTitle"/>
+          <w:lang w:val="en-US"/>
+        </w:rPr>
+        <w:t xml:space="preserve">Answer </w:t>
+      </w:r>
+      <w:r>
+        <w:rPr>
+          <w:rStyle w:val="BookTitle"/>
+          <w:lang w:val="en-US"/>
+        </w:rPr>
+        <w:t>D</w:t>
+      </w:r>
+      <w:proofErr w:type="gramStart"/>
+      <w:r>
+        <w:rPr>
+          <w:rStyle w:val="BookTitle"/>
+          <w:lang w:val="en-US"/>
+        </w:rPr>
+        <w:t>:</w:t>
+      </w:r>
+      <w:r>
+        <w:rPr>
+          <w:lang w:val="en-US"/>
+        </w:rPr>
+        <w:t xml:space="preserve">  [</w:t>
+      </w:r>
+      <w:proofErr w:type="gramEnd"/>
+      <w:r>
+        <w:rPr>
+          <w:lang w:val="en-US"/>
+        </w:rPr>
+        <w:t>correct]</w:t>
+      </w:r>
+    </w:p>
+    <w:p>
+      <w:pPr>
+        <w:spacing w:line="240" w:lineRule="auto"/>
+        <w:ind w:left="2127"/>
+        <w:jc w:val="both"/>
+        <w:rPr>
+          <w:lang w:val="en-US"/>
+        </w:rPr>
+      </w:pPr>
+      <w:r>
+        <w:rPr>
+          <w:lang w:val="en-US"/>
+        </w:rPr>
+        <w:tab/>
+      </w:r>
+      <w:proofErr w:type="gramStart"/>
+      <w:r>
+        <w:rPr>
+          <w:lang w:val="en-US"/>
+        </w:rPr>
+        <w:t>[ ]</w:t>
+      </w:r>
+      <w:proofErr w:type="gramEnd"/>
+      <w:r>
+        <w:rPr>
+          <w:lang w:val="en-US"/>
+        </w:rPr>
+        <w:t xml:space="preserve"> </w:t>
+      </w:r>
+      <w:r>
+        <w:rPr>
+          <w:lang w:val="en-US"/>
+        </w:rPr>
+        <w:t>They entirely ignore the spatial topology of the input image, treating pixels as an unordered collection of features where the variables could be presented in any order without affecting the training outcome.</w:t>
+      </w:r>
+    </w:p>
+    <w:p>
+      <w:pPr>
+        <w:spacing w:line="240" w:lineRule="auto"/>
+        <w:ind w:left="2127"/>
+        <w:jc w:val="both"/>
+        <w:rPr>
+          <w:lang w:val="en-US"/>
+        </w:rPr>
+      </w:pPr>
+      <w:r>
+        <w:rPr>
+          <w:lang w:val="en-US"/>
+        </w:rPr>
+        <w:tab/>
+        <w:t xml:space="preserve">Feedback: </w:t>
+      </w:r>
+      <w:r>
+        <w:t>Fully connected architectures ignore the 2D local structure of images, whereas CNNs use local connectivity to exploit the fact that nearby pixels are highly correlated</w:t>
+      </w:r>
+      <w:r>
+        <w:t>. This makes them sensitive to small shifts in data</w:t>
+      </w:r>
+    </w:p>
+    <w:p>
+      <w:pPr>
+        <w:spacing w:line="240" w:lineRule="auto"/>
+        <w:rPr>
+          <w:lang w:val="en-US"/>
+        </w:rPr>
+      </w:pPr>
+    </w:p>
+    <w:p>
+      <w:pPr>
+        <w:spacing w:line="240" w:lineRule="auto"/>
+        <w:rPr>
+          <w:lang w:val="en-US"/>
+        </w:rPr>
+      </w:pPr>
+    </w:p>
+    <w:p>
+      <w:pPr>
+        <w:spacing w:line="240" w:lineRule="auto"/>
+        <w:rPr>
+          <w:lang w:val="en-US"/>
+        </w:rPr>
+      </w:pPr>
+    </w:p>
+    <w:p>
+      <w:pPr>
+        <w:spacing w:line="240" w:lineRule="auto"/>
+        <w:rPr>
+          <w:lang w:val="en-US"/>
+        </w:rPr>
+      </w:pPr>
+    </w:p>
+    <w:p>
+      <w:pPr>
+        <w:rPr>
+          <w:rStyle w:val="IntenseReference"/>
+          <w:lang w:val="en-US"/>
+        </w:rPr>
+      </w:pPr>
+      <w:r>
+        <w:rPr>
+          <w:rStyle w:val="IntenseReference"/>
+          <w:lang w:val="en-US"/>
+        </w:rPr>
+        <w:t xml:space="preserve">Question </w:t>
+      </w:r>
+      <w:r>
+        <w:rPr>
+          <w:rStyle w:val="IntenseReference"/>
+          <w:lang w:val="en-US"/>
+        </w:rPr>
+        <w:t>9</w:t>
+      </w:r>
+      <w:r>
+        <w:rPr>
+          <w:rStyle w:val="IntenseReference"/>
+          <w:lang w:val="en-US"/>
+        </w:rPr>
+        <w:tab/>
+      </w:r>
+      <w:r>
+        <w:rPr>
+          <w:lang w:val="en-US"/>
+        </w:rPr>
+        <w:t>[one correct answer]</w:t>
+      </w:r>
+    </w:p>
+    <w:p>
+      <w:pPr>
+        <w:spacing w:line="240" w:lineRule="auto"/>
+        <w:rPr>
+          <w:lang w:val="en-US"/>
+        </w:rPr>
+      </w:pPr>
+      <w:r>
+        <w:rPr>
+          <w:lang w:val="en-US"/>
+        </w:rPr>
+        <w:tab/>
+      </w:r>
+      <w:r>
+        <w:rPr>
+          <w:lang w:val="en-US"/>
+        </w:rPr>
+        <w:t xml:space="preserve">The ‘Effective stride’ </w:t>
       </w:r>
       <w:r>
         <w:rPr>
@@ -1222,189 +6261,338 @@
           <w:iCs/>
           <w:lang w:val="en-US"/>
         </w:rPr>
-        <w:t>o = i-k+1</w:t>
-      </w:r>
-    </w:p>
-    <w:p>
-      <w:pPr>
-        <w:spacing w:line="240" w:lineRule="auto"/>
-        <w:rPr>
-          <w:lang w:val="en-US"/>
-        </w:rPr>
-      </w:pPr>
-      <w:r>
-        <w:rPr>
-          <w:lang w:val="en-US"/>
-        </w:rPr>
-        <w:tab/>
-      </w:r>
-      <w:r>
-        <w:rPr>
-          <w:lang w:val="en-US"/>
-        </w:rPr>
-        <w:tab/>
-      </w:r>
-      <w:r>
-        <w:rPr>
-          <w:lang w:val="en-US"/>
-        </w:rPr>
-        <w:tab/>
-        <w:t>Feedback:</w:t>
-      </w:r>
-      <w:r>
-        <w:rPr>
-          <w:lang w:val="en-US"/>
-        </w:rPr>
-        <w:t xml:space="preserve"> this means no padding at all</w:t>
-      </w:r>
-    </w:p>
-    <w:p>
-      <w:pPr>
-        <w:spacing w:line="240" w:lineRule="auto"/>
-        <w:rPr>
-          <w:lang w:val="en-US"/>
-        </w:rPr>
-      </w:pPr>
-      <w:r>
-        <w:rPr>
-          <w:lang w:val="en-US"/>
-        </w:rPr>
-        <w:tab/>
-      </w:r>
-      <w:r>
-        <w:rPr>
-          <w:rStyle w:val="BookTitle"/>
-          <w:lang w:val="en-US"/>
-        </w:rPr>
-        <w:t xml:space="preserve">Answer </w:t>
-      </w:r>
-      <w:r>
-        <w:rPr>
-          <w:rStyle w:val="BookTitle"/>
-          <w:lang w:val="en-US"/>
-        </w:rPr>
-        <w:t>B</w:t>
-      </w:r>
-      <w:r>
-        <w:rPr>
-          <w:rStyle w:val="BookTitle"/>
-          <w:lang w:val="en-US"/>
-        </w:rPr>
-        <w:t>:</w:t>
-      </w:r>
-      <w:r>
-        <w:rPr>
-          <w:lang w:val="en-US"/>
-        </w:rPr>
-        <w:t xml:space="preserve">  [correct]</w:t>
-      </w:r>
-    </w:p>
-    <w:p>
-      <w:pPr>
-        <w:spacing w:line="240" w:lineRule="auto"/>
-        <w:rPr>
-          <w:lang w:val="en-US"/>
-        </w:rPr>
-      </w:pPr>
-      <w:r>
-        <w:rPr>
-          <w:lang w:val="en-US"/>
-        </w:rPr>
-        <w:tab/>
-      </w:r>
-      <w:r>
-        <w:rPr>
-          <w:lang w:val="en-US"/>
-        </w:rPr>
-        <w:tab/>
-      </w:r>
-      <w:r>
-        <w:rPr>
-          <w:lang w:val="en-US"/>
-        </w:rPr>
-        <w:tab/>
-        <w:t xml:space="preserve">[ ] p = </w:t>
-      </w:r>
-      <w:r>
-        <w:rPr>
-          <w:lang w:val="en-US"/>
-        </w:rPr>
-        <w:t>k-1</w:t>
-      </w:r>
-      <w:r>
-        <w:rPr>
-          <w:lang w:val="en-US"/>
-        </w:rPr>
-        <w:t xml:space="preserve">, resulting in </w:t>
+        <w:t>S</w:t>
       </w:r>
       <w:r>
         <w:rPr>
           <w:i/>
           <w:iCs/>
-          <w:lang w:val="en-US"/>
-        </w:rPr>
-        <w:t xml:space="preserve">o = </w:t>
-      </w:r>
-      <w:r>
-        <w:rPr>
+          <w:vertAlign w:val="subscript"/>
+          <w:lang w:val="en-US"/>
+        </w:rPr>
+        <w:t>0</w:t>
+      </w:r>
+      <w:r>
+        <w:rPr>
+          <w:lang w:val="en-US"/>
+        </w:rPr>
+        <w:t xml:space="preserve"> of a complete network with </w:t>
+      </w:r>
+      <w:r>
+        <w:rPr>
+          <w:b/>
+          <w:bCs/>
           <w:i/>
           <w:iCs/>
           <w:lang w:val="en-US"/>
         </w:rPr>
-        <w:t>i+ (</w:t>
-      </w:r>
-      <w:r>
-        <w:rPr>
-          <w:i/>
-          <w:iCs/>
-          <w:lang w:val="en-US"/>
-        </w:rPr>
-        <w:t>k</w:t>
-      </w:r>
-      <w:r>
-        <w:rPr>
-          <w:i/>
-          <w:iCs/>
-          <w:lang w:val="en-US"/>
-        </w:rPr>
-        <w:t>-</w:t>
-      </w:r>
-      <w:r>
-        <w:rPr>
-          <w:i/>
-          <w:iCs/>
-          <w:lang w:val="en-US"/>
-        </w:rPr>
-        <w:t>1</w:t>
-      </w:r>
-      <w:r>
-        <w:rPr>
-          <w:i/>
-          <w:iCs/>
-          <w:lang w:val="en-US"/>
-        </w:rPr>
-        <w:t>)</w:t>
-      </w:r>
-    </w:p>
-    <w:p>
-      <w:pPr>
-        <w:spacing w:line="240" w:lineRule="auto"/>
-        <w:rPr>
-          <w:lang w:val="en-US"/>
-        </w:rPr>
-      </w:pPr>
-      <w:r>
-        <w:rPr>
-          <w:lang w:val="en-US"/>
-        </w:rPr>
-        <w:tab/>
-      </w:r>
-      <w:r>
-        <w:rPr>
-          <w:lang w:val="en-US"/>
-        </w:rPr>
-        <w:tab/>
-      </w:r>
+        <w:t>L</w:t>
+      </w:r>
+      <w:r>
+        <w:rPr>
+          <w:lang w:val="en-US"/>
+        </w:rPr>
+        <w:t xml:space="preserve"> layers ius represented as: </w:t>
+      </w:r>
+    </w:p>
+    <w:p>
+      <w:pPr>
+        <w:spacing w:line="240" w:lineRule="auto"/>
+        <w:rPr>
+          <w:lang w:val="en-US"/>
+        </w:rPr>
+      </w:pPr>
+      <w:r>
+        <w:rPr>
+          <w:lang w:val="en-US"/>
+        </w:rPr>
+        <w:tab/>
+      </w:r>
+      <w:r>
+        <w:rPr>
+          <w:rStyle w:val="BookTitle"/>
+          <w:lang w:val="en-US"/>
+        </w:rPr>
+        <w:t xml:space="preserve">Answer </w:t>
+      </w:r>
+      <w:r>
+        <w:rPr>
+          <w:rStyle w:val="BookTitle"/>
+          <w:lang w:val="en-US"/>
+        </w:rPr>
+        <w:t>A</w:t>
+      </w:r>
+      <w:proofErr w:type="gramStart"/>
+      <w:r>
+        <w:rPr>
+          <w:rStyle w:val="BookTitle"/>
+          <w:lang w:val="en-US"/>
+        </w:rPr>
+        <w:t>:</w:t>
+      </w:r>
+      <w:r>
+        <w:rPr>
+          <w:lang w:val="en-US"/>
+        </w:rPr>
+        <w:t xml:space="preserve">  [</w:t>
+      </w:r>
+      <w:proofErr w:type="gramEnd"/>
+      <w:r>
+        <w:rPr>
+          <w:lang w:val="en-US"/>
+        </w:rPr>
+        <w:t xml:space="preserve"> incorrect]</w:t>
+      </w:r>
+    </w:p>
+    <w:p>
+      <w:pPr>
+        <w:spacing w:line="240" w:lineRule="auto"/>
+        <w:rPr>
+          <w:lang w:val="en-US"/>
+        </w:rPr>
+      </w:pPr>
+      <w:r>
+        <w:rPr>
+          <w:lang w:val="en-US"/>
+        </w:rPr>
+        <w:tab/>
+      </w:r>
+      <w:r>
+        <w:rPr>
+          <w:lang w:val="en-US"/>
+        </w:rPr>
+        <w:tab/>
+      </w:r>
+      <w:r>
+        <w:rPr>
+          <w:lang w:val="en-US"/>
+        </w:rPr>
+        <w:tab/>
+        <w:t xml:space="preserve">[ ] </w:t>
+      </w:r>
+      <m:oMath>
+        <m:sSub>
+          <m:sSubPr>
+            <m:ctrlPr>
+              <w:rPr>
+                <w:rFonts w:ascii="Cambria Math" w:hAnsi="Cambria Math"/>
+                <w:i/>
+                <w:lang w:val="en-US"/>
+              </w:rPr>
+            </m:ctrlPr>
+          </m:sSubPr>
+          <m:e>
+            <m:r>
+              <w:rPr>
+                <w:rFonts w:ascii="Cambria Math" w:hAnsi="Cambria Math"/>
+                <w:lang w:val="en-US"/>
+              </w:rPr>
+              <m:t>S</m:t>
+            </m:r>
+          </m:e>
+          <m:sub>
+            <m:r>
+              <w:rPr>
+                <w:rFonts w:ascii="Cambria Math" w:hAnsi="Cambria Math"/>
+                <w:lang w:val="en-US"/>
+              </w:rPr>
+              <m:t>0</m:t>
+            </m:r>
+          </m:sub>
+        </m:sSub>
+        <m:r>
+          <w:rPr>
+            <w:rFonts w:ascii="Cambria Math" w:hAnsi="Cambria Math"/>
+            <w:lang w:val="en-US"/>
+          </w:rPr>
+          <m:t>=</m:t>
+        </m:r>
+        <m:func>
+          <m:funcPr>
+            <m:ctrlPr>
+              <w:rPr>
+                <w:rFonts w:ascii="Cambria Math" w:hAnsi="Cambria Math"/>
+                <w:i/>
+                <w:lang w:val="en-US"/>
+              </w:rPr>
+            </m:ctrlPr>
+          </m:funcPr>
+          <m:fName>
+            <m:r>
+              <m:rPr>
+                <m:sty m:val="p"/>
+              </m:rPr>
+              <w:rPr>
+                <w:rFonts w:ascii="Cambria Math" w:hAnsi="Cambria Math"/>
+                <w:lang w:val="en-US"/>
+              </w:rPr>
+              <m:t>max</m:t>
+            </m:r>
+          </m:fName>
+          <m:e>
+            <m:r>
+              <w:rPr>
+                <w:rFonts w:ascii="Cambria Math" w:hAnsi="Cambria Math"/>
+                <w:lang w:val="en-US"/>
+              </w:rPr>
+              <m:t>(</m:t>
+            </m:r>
+            <m:sSub>
+              <m:sSubPr>
+                <m:ctrlPr>
+                  <w:rPr>
+                    <w:rFonts w:ascii="Cambria Math" w:hAnsi="Cambria Math"/>
+                    <w:i/>
+                    <w:lang w:val="en-US"/>
+                  </w:rPr>
+                </m:ctrlPr>
+              </m:sSubPr>
+              <m:e>
+                <m:r>
+                  <w:rPr>
+                    <w:rFonts w:ascii="Cambria Math" w:hAnsi="Cambria Math"/>
+                    <w:lang w:val="en-US"/>
+                  </w:rPr>
+                  <m:t>s</m:t>
+                </m:r>
+              </m:e>
+              <m:sub>
+                <m:r>
+                  <w:rPr>
+                    <w:rFonts w:ascii="Cambria Math" w:hAnsi="Cambria Math"/>
+                    <w:lang w:val="en-US"/>
+                  </w:rPr>
+                  <m:t>1</m:t>
+                </m:r>
+              </m:sub>
+            </m:sSub>
+            <m:r>
+              <w:rPr>
+                <w:rFonts w:ascii="Cambria Math" w:hAnsi="Cambria Math"/>
+                <w:lang w:val="en-US"/>
+              </w:rPr>
+              <m:t>,</m:t>
+            </m:r>
+            <m:sSub>
+              <m:sSubPr>
+                <m:ctrlPr>
+                  <w:rPr>
+                    <w:rFonts w:ascii="Cambria Math" w:hAnsi="Cambria Math"/>
+                    <w:i/>
+                    <w:lang w:val="en-US"/>
+                  </w:rPr>
+                </m:ctrlPr>
+              </m:sSubPr>
+              <m:e>
+                <m:r>
+                  <w:rPr>
+                    <w:rFonts w:ascii="Cambria Math" w:hAnsi="Cambria Math"/>
+                    <w:lang w:val="en-US"/>
+                  </w:rPr>
+                  <m:t>s</m:t>
+                </m:r>
+              </m:e>
+              <m:sub>
+                <m:r>
+                  <w:rPr>
+                    <w:rFonts w:ascii="Cambria Math" w:hAnsi="Cambria Math"/>
+                    <w:lang w:val="en-US"/>
+                  </w:rPr>
+                  <m:t>2</m:t>
+                </m:r>
+              </m:sub>
+            </m:sSub>
+            <m:r>
+              <w:rPr>
+                <w:rFonts w:ascii="Cambria Math" w:hAnsi="Cambria Math"/>
+                <w:lang w:val="en-US"/>
+              </w:rPr>
+              <m:t>,</m:t>
+            </m:r>
+            <m:sSub>
+              <m:sSubPr>
+                <m:ctrlPr>
+                  <w:rPr>
+                    <w:rFonts w:ascii="Cambria Math" w:hAnsi="Cambria Math"/>
+                    <w:i/>
+                    <w:lang w:val="en-US"/>
+                  </w:rPr>
+                </m:ctrlPr>
+              </m:sSubPr>
+              <m:e>
+                <m:r>
+                  <w:rPr>
+                    <w:rFonts w:ascii="Cambria Math" w:hAnsi="Cambria Math"/>
+                    <w:lang w:val="en-US"/>
+                  </w:rPr>
+                  <m:t>s</m:t>
+                </m:r>
+              </m:e>
+              <m:sub>
+                <m:r>
+                  <w:rPr>
+                    <w:rFonts w:ascii="Cambria Math" w:hAnsi="Cambria Math"/>
+                    <w:lang w:val="en-US"/>
+                  </w:rPr>
+                  <m:t>3</m:t>
+                </m:r>
+              </m:sub>
+            </m:sSub>
+            <m:r>
+              <w:rPr>
+                <w:rFonts w:ascii="Cambria Math" w:hAnsi="Cambria Math"/>
+                <w:lang w:val="en-US"/>
+              </w:rPr>
+              <m:t>,,,,</m:t>
+            </m:r>
+            <m:sSub>
+              <m:sSubPr>
+                <m:ctrlPr>
+                  <w:rPr>
+                    <w:rFonts w:ascii="Cambria Math" w:hAnsi="Cambria Math"/>
+                    <w:i/>
+                    <w:lang w:val="en-US"/>
+                  </w:rPr>
+                </m:ctrlPr>
+              </m:sSubPr>
+              <m:e>
+                <m:r>
+                  <w:rPr>
+                    <w:rFonts w:ascii="Cambria Math" w:hAnsi="Cambria Math"/>
+                    <w:lang w:val="en-US"/>
+                  </w:rPr>
+                  <m:t>s</m:t>
+                </m:r>
+              </m:e>
+              <m:sub>
+                <m:r>
+                  <w:rPr>
+                    <w:rFonts w:ascii="Cambria Math" w:hAnsi="Cambria Math"/>
+                    <w:lang w:val="en-US"/>
+                  </w:rPr>
+                  <m:t>L</m:t>
+                </m:r>
+              </m:sub>
+            </m:sSub>
+            <m:r>
+              <w:rPr>
+                <w:rFonts w:ascii="Cambria Math" w:hAnsi="Cambria Math"/>
+                <w:lang w:val="en-US"/>
+              </w:rPr>
+              <m:t>)</m:t>
+            </m:r>
+          </m:e>
+        </m:func>
+      </m:oMath>
+    </w:p>
+    <w:p>
+      <w:pPr>
+        <w:spacing w:line="240" w:lineRule="auto"/>
+        <w:ind w:left="2127"/>
+        <w:rPr>
+          <w:lang w:val="en-US"/>
+        </w:rPr>
+      </w:pPr>
       <w:r>
         <w:rPr>
           <w:lang w:val="en-US"/>
@@ -1416,22 +6604,17 @@
         <w:rPr>
           <w:lang w:val="en-US"/>
         </w:rPr>
-        <w:t xml:space="preserve"> correct answer as it allows partial superimposition wile expanding output beyond input</w:t>
-      </w:r>
-    </w:p>
-    <w:p>
-      <w:pPr>
-        <w:spacing w:line="240" w:lineRule="auto"/>
-        <w:rPr>
-          <w:lang w:val="en-US"/>
-        </w:rPr>
-      </w:pPr>
-      <w:r>
-        <w:rPr>
-          <w:lang w:val="en-US"/>
-        </w:rPr>
-        <w:tab/>
-      </w:r>
+        <w:t xml:space="preserve"> This does not take into consideration the cumulative effect across all layers</w:t>
+      </w:r>
+    </w:p>
+    <w:p>
+      <w:pPr>
+        <w:spacing w:line="240" w:lineRule="auto"/>
+        <w:ind w:firstLine="720"/>
+        <w:rPr>
+          <w:lang w:val="en-US"/>
+        </w:rPr>
+      </w:pPr>
       <w:r>
         <w:rPr>
           <w:rStyle w:val="BookTitle"/>
@@ -1444,8 +6627,213 @@
           <w:rStyle w:val="BookTitle"/>
           <w:lang w:val="en-US"/>
         </w:rPr>
+        <w:t>B</w:t>
+      </w:r>
+      <w:proofErr w:type="gramStart"/>
+      <w:r>
+        <w:rPr>
+          <w:rStyle w:val="BookTitle"/>
+          <w:lang w:val="en-US"/>
+        </w:rPr>
+        <w:t>:</w:t>
+      </w:r>
+      <w:r>
+        <w:rPr>
+          <w:lang w:val="en-US"/>
+        </w:rPr>
+        <w:t xml:space="preserve">  [</w:t>
+      </w:r>
+      <w:proofErr w:type="gramEnd"/>
+      <w:r>
+        <w:rPr>
+          <w:lang w:val="en-US"/>
+        </w:rPr>
+        <w:t xml:space="preserve"> correct]</w:t>
+      </w:r>
+    </w:p>
+    <w:p>
+      <w:pPr>
+        <w:spacing w:line="240" w:lineRule="auto"/>
+        <w:rPr>
+          <w:lang w:val="en-US"/>
+        </w:rPr>
+      </w:pPr>
+      <w:r>
+        <w:rPr>
+          <w:lang w:val="en-US"/>
+        </w:rPr>
+        <w:tab/>
+      </w:r>
+      <w:r>
+        <w:rPr>
+          <w:lang w:val="en-US"/>
+        </w:rPr>
+        <w:tab/>
+      </w:r>
+      <w:r>
+        <w:rPr>
+          <w:lang w:val="en-US"/>
+        </w:rPr>
+        <w:tab/>
+        <w:t>[ ]</w:t>
+      </w:r>
+      <w:r>
+        <w:rPr>
+          <w:rFonts w:eastAsiaTheme="minorEastAsia"/>
+          <w:lang w:val="en-US"/>
+        </w:rPr>
+        <w:t xml:space="preserve"> </w:t>
+      </w:r>
+      <m:oMath>
+        <m:sSub>
+          <m:sSubPr>
+            <m:ctrlPr>
+              <w:rPr>
+                <w:rFonts w:ascii="Cambria Math" w:hAnsi="Cambria Math"/>
+                <w:i/>
+                <w:lang w:val="en-US"/>
+              </w:rPr>
+            </m:ctrlPr>
+          </m:sSubPr>
+          <m:e>
+            <m:r>
+              <w:rPr>
+                <w:rFonts w:ascii="Cambria Math" w:hAnsi="Cambria Math"/>
+                <w:lang w:val="en-US"/>
+              </w:rPr>
+              <m:t>S</m:t>
+            </m:r>
+          </m:e>
+          <m:sub>
+            <m:r>
+              <w:rPr>
+                <w:rFonts w:ascii="Cambria Math" w:hAnsi="Cambria Math"/>
+                <w:lang w:val="en-US"/>
+              </w:rPr>
+              <m:t>0</m:t>
+            </m:r>
+          </m:sub>
+        </m:sSub>
+        <m:r>
+          <w:rPr>
+            <w:rFonts w:ascii="Cambria Math" w:hAnsi="Cambria Math"/>
+            <w:lang w:val="en-US"/>
+          </w:rPr>
+          <m:t>=</m:t>
+        </m:r>
+        <m:nary>
+          <m:naryPr>
+            <m:chr m:val="∏"/>
+            <m:limLoc m:val="subSup"/>
+            <m:ctrlPr>
+              <w:rPr>
+                <w:rFonts w:ascii="Cambria Math" w:hAnsi="Cambria Math"/>
+                <w:lang w:val="en-US"/>
+              </w:rPr>
+            </m:ctrlPr>
+          </m:naryPr>
+          <m:sub>
+            <m:r>
+              <w:rPr>
+                <w:rFonts w:ascii="Cambria Math" w:hAnsi="Cambria Math"/>
+                <w:lang w:val="en-US"/>
+              </w:rPr>
+              <m:t>l=1</m:t>
+            </m:r>
+          </m:sub>
+          <m:sup>
+            <m:r>
+              <w:rPr>
+                <w:rFonts w:ascii="Cambria Math" w:hAnsi="Cambria Math"/>
+                <w:lang w:val="en-US"/>
+              </w:rPr>
+              <m:t>L</m:t>
+            </m:r>
+          </m:sup>
+          <m:e>
+            <m:sSub>
+              <m:sSubPr>
+                <m:ctrlPr>
+                  <w:rPr>
+                    <w:rFonts w:ascii="Cambria Math" w:hAnsi="Cambria Math"/>
+                    <w:i/>
+                    <w:lang w:val="en-US"/>
+                  </w:rPr>
+                </m:ctrlPr>
+              </m:sSubPr>
+              <m:e>
+                <m:r>
+                  <w:rPr>
+                    <w:rFonts w:ascii="Cambria Math" w:hAnsi="Cambria Math"/>
+                    <w:lang w:val="en-US"/>
+                  </w:rPr>
+                  <m:t>s</m:t>
+                </m:r>
+              </m:e>
+              <m:sub>
+                <m:r>
+                  <w:rPr>
+                    <w:rFonts w:ascii="Cambria Math" w:hAnsi="Cambria Math"/>
+                    <w:lang w:val="en-US"/>
+                  </w:rPr>
+                  <m:t>l</m:t>
+                </m:r>
+              </m:sub>
+            </m:sSub>
+          </m:e>
+        </m:nary>
+      </m:oMath>
+    </w:p>
+    <w:p>
+      <w:pPr>
+        <w:spacing w:line="240" w:lineRule="auto"/>
+        <w:rPr>
+          <w:lang w:val="en-US"/>
+        </w:rPr>
+      </w:pPr>
+      <w:r>
+        <w:rPr>
+          <w:lang w:val="en-US"/>
+        </w:rPr>
+        <w:tab/>
+      </w:r>
+      <w:r>
+        <w:rPr>
+          <w:lang w:val="en-US"/>
+        </w:rPr>
+        <w:tab/>
+      </w:r>
+      <w:r>
+        <w:rPr>
+          <w:lang w:val="en-US"/>
+        </w:rPr>
+        <w:tab/>
+        <w:t>Feedback: Stride effect is the product of the individual strides of each layer</w:t>
+      </w:r>
+    </w:p>
+    <w:p>
+      <w:pPr>
+        <w:spacing w:line="240" w:lineRule="auto"/>
+        <w:ind w:firstLine="720"/>
+        <w:rPr>
+          <w:lang w:val="en-US"/>
+        </w:rPr>
+      </w:pPr>
+      <w:r>
+        <w:rPr>
+          <w:rStyle w:val="BookTitle"/>
+          <w:lang w:val="en-US"/>
+        </w:rPr>
+        <w:t xml:space="preserve">Answer </w:t>
+      </w:r>
+      <w:r>
+        <w:rPr>
+          <w:rStyle w:val="BookTitle"/>
+          <w:lang w:val="en-US"/>
+        </w:rPr>
         <w:t>C</w:t>
       </w:r>
+      <w:proofErr w:type="gramStart"/>
       <w:r>
         <w:rPr>
           <w:rStyle w:val="BookTitle"/>
@@ -1457,61 +6845,532 @@
         <w:rPr>
           <w:lang w:val="en-US"/>
         </w:rPr>
-        <w:t xml:space="preserve">  [incorrect]</w:t>
-      </w:r>
-    </w:p>
-    <w:p>
-      <w:pPr>
-        <w:spacing w:line="240" w:lineRule="auto"/>
-        <w:rPr>
-          <w:lang w:val="en-US"/>
-        </w:rPr>
-      </w:pPr>
-      <w:r>
-        <w:rPr>
-          <w:lang w:val="en-US"/>
-        </w:rPr>
-        <w:tab/>
-      </w:r>
-      <w:r>
-        <w:rPr>
-          <w:lang w:val="en-US"/>
-        </w:rPr>
-        <w:tab/>
-      </w:r>
-      <w:r>
-        <w:rPr>
-          <w:lang w:val="en-US"/>
-        </w:rPr>
-        <w:tab/>
-        <w:t xml:space="preserve">[ ] p = </w:t>
-      </w:r>
-      <w:r>
-        <w:rPr>
-          <w:lang w:val="en-US"/>
-        </w:rPr>
-        <w:t>Lk/2</w:t>
-      </w:r>
-      <w:r>
-        <w:rPr>
-          <w:rFonts w:ascii="Arial" w:hAnsi="Arial" w:cs="Arial"/>
-          <w:lang w:val="en-US"/>
-        </w:rPr>
-        <w:t>˩</w:t>
-      </w:r>
-      <w:r>
-        <w:rPr>
-          <w:lang w:val="en-US"/>
-        </w:rPr>
-        <w:t xml:space="preserve">, resulting in </w:t>
-      </w:r>
-      <w:r>
-        <w:rPr>
-          <w:i/>
-          <w:iCs/>
-          <w:lang w:val="en-US"/>
-        </w:rPr>
-        <w:t>o = k</w:t>
+        <w:t xml:space="preserve">  [</w:t>
+      </w:r>
+      <w:proofErr w:type="gramEnd"/>
+      <w:r>
+        <w:rPr>
+          <w:lang w:val="en-US"/>
+        </w:rPr>
+        <w:t xml:space="preserve"> incorrect]</w:t>
+      </w:r>
+    </w:p>
+    <w:p>
+      <w:pPr>
+        <w:spacing w:line="240" w:lineRule="auto"/>
+        <w:rPr>
+          <w:lang w:val="en-US"/>
+        </w:rPr>
+      </w:pPr>
+      <w:r>
+        <w:rPr>
+          <w:lang w:val="en-US"/>
+        </w:rPr>
+        <w:tab/>
+      </w:r>
+      <w:r>
+        <w:rPr>
+          <w:lang w:val="en-US"/>
+        </w:rPr>
+        <w:tab/>
+      </w:r>
+      <w:r>
+        <w:rPr>
+          <w:lang w:val="en-US"/>
+        </w:rPr>
+        <w:tab/>
+        <w:t>[ ]</w:t>
+      </w:r>
+      <w:r>
+        <w:rPr>
+          <w:rFonts w:eastAsiaTheme="minorEastAsia"/>
+          <w:lang w:val="en-US"/>
+        </w:rPr>
+        <w:t xml:space="preserve"> </w:t>
+      </w:r>
+      <m:oMath>
+        <m:sSub>
+          <m:sSubPr>
+            <m:ctrlPr>
+              <w:rPr>
+                <w:rFonts w:ascii="Cambria Math" w:hAnsi="Cambria Math"/>
+                <w:i/>
+                <w:lang w:val="en-US"/>
+              </w:rPr>
+            </m:ctrlPr>
+          </m:sSubPr>
+          <m:e>
+            <m:r>
+              <w:rPr>
+                <w:rFonts w:ascii="Cambria Math" w:hAnsi="Cambria Math"/>
+                <w:lang w:val="en-US"/>
+              </w:rPr>
+              <m:t>S</m:t>
+            </m:r>
+          </m:e>
+          <m:sub>
+            <m:r>
+              <w:rPr>
+                <w:rFonts w:ascii="Cambria Math" w:hAnsi="Cambria Math"/>
+                <w:lang w:val="en-US"/>
+              </w:rPr>
+              <m:t>0</m:t>
+            </m:r>
+          </m:sub>
+        </m:sSub>
+        <m:r>
+          <w:rPr>
+            <w:rFonts w:ascii="Cambria Math" w:hAnsi="Cambria Math"/>
+            <w:lang w:val="en-US"/>
+          </w:rPr>
+          <m:t>=</m:t>
+        </m:r>
+        <m:nary>
+          <m:naryPr>
+            <m:chr m:val="∑"/>
+            <m:limLoc m:val="subSup"/>
+            <m:ctrlPr>
+              <w:rPr>
+                <w:rFonts w:ascii="Cambria Math" w:hAnsi="Cambria Math"/>
+                <w:lang w:val="en-US"/>
+              </w:rPr>
+            </m:ctrlPr>
+          </m:naryPr>
+          <m:sub>
+            <m:r>
+              <w:rPr>
+                <w:rFonts w:ascii="Cambria Math" w:hAnsi="Cambria Math"/>
+                <w:lang w:val="en-US"/>
+              </w:rPr>
+              <m:t>l=1</m:t>
+            </m:r>
+          </m:sub>
+          <m:sup>
+            <m:r>
+              <w:rPr>
+                <w:rFonts w:ascii="Cambria Math" w:hAnsi="Cambria Math"/>
+                <w:lang w:val="en-US"/>
+              </w:rPr>
+              <m:t>L</m:t>
+            </m:r>
+          </m:sup>
+          <m:e>
+            <m:sSub>
+              <m:sSubPr>
+                <m:ctrlPr>
+                  <w:rPr>
+                    <w:rFonts w:ascii="Cambria Math" w:hAnsi="Cambria Math"/>
+                    <w:i/>
+                    <w:lang w:val="en-US"/>
+                  </w:rPr>
+                </m:ctrlPr>
+              </m:sSubPr>
+              <m:e>
+                <m:r>
+                  <w:rPr>
+                    <w:rFonts w:ascii="Cambria Math" w:hAnsi="Cambria Math"/>
+                    <w:lang w:val="en-US"/>
+                  </w:rPr>
+                  <m:t>s</m:t>
+                </m:r>
+              </m:e>
+              <m:sub>
+                <m:r>
+                  <w:rPr>
+                    <w:rFonts w:ascii="Cambria Math" w:hAnsi="Cambria Math"/>
+                    <w:lang w:val="en-US"/>
+                  </w:rPr>
+                  <m:t>l</m:t>
+                </m:r>
+              </m:sub>
+            </m:sSub>
+          </m:e>
+        </m:nary>
+      </m:oMath>
+    </w:p>
+    <w:p>
+      <w:pPr>
+        <w:spacing w:line="240" w:lineRule="auto"/>
+        <w:ind w:left="2127"/>
+        <w:rPr>
+          <w:lang w:val="en-US"/>
+        </w:rPr>
+      </w:pPr>
+      <w:r>
+        <w:rPr>
+          <w:lang w:val="en-US"/>
+        </w:rPr>
+        <w:tab/>
+        <w:t>Feedback: Stride effect is not the additive of the individual strides of each layer</w:t>
+      </w:r>
+    </w:p>
+    <w:p>
+      <w:pPr>
+        <w:spacing w:line="240" w:lineRule="auto"/>
+        <w:ind w:firstLine="720"/>
+        <w:rPr>
+          <w:lang w:val="en-US"/>
+        </w:rPr>
+      </w:pPr>
+      <w:r>
+        <w:rPr>
+          <w:rStyle w:val="BookTitle"/>
+          <w:lang w:val="en-US"/>
+        </w:rPr>
+        <w:t xml:space="preserve">Answer </w:t>
+      </w:r>
+      <w:r>
+        <w:rPr>
+          <w:rStyle w:val="BookTitle"/>
+          <w:lang w:val="en-US"/>
+        </w:rPr>
+        <w:t>D</w:t>
+      </w:r>
+      <w:proofErr w:type="gramStart"/>
+      <w:r>
+        <w:rPr>
+          <w:rStyle w:val="BookTitle"/>
+          <w:lang w:val="en-US"/>
+        </w:rPr>
+        <w:t>:</w:t>
+      </w:r>
+      <w:r>
+        <w:rPr>
+          <w:lang w:val="en-US"/>
+        </w:rPr>
+        <w:t xml:space="preserve">  [</w:t>
+      </w:r>
+      <w:proofErr w:type="gramEnd"/>
+      <w:r>
+        <w:rPr>
+          <w:lang w:val="en-US"/>
+        </w:rPr>
+        <w:t xml:space="preserve"> incorrect]</w:t>
+      </w:r>
+    </w:p>
+    <w:p>
+      <w:pPr>
+        <w:spacing w:line="240" w:lineRule="auto"/>
+        <w:rPr>
+          <w:lang w:val="en-US"/>
+        </w:rPr>
+      </w:pPr>
+      <w:r>
+        <w:rPr>
+          <w:lang w:val="en-US"/>
+        </w:rPr>
+        <w:tab/>
+      </w:r>
+      <w:r>
+        <w:rPr>
+          <w:lang w:val="en-US"/>
+        </w:rPr>
+        <w:tab/>
+      </w:r>
+      <w:r>
+        <w:rPr>
+          <w:lang w:val="en-US"/>
+        </w:rPr>
+        <w:tab/>
+        <w:t>[ ]</w:t>
+      </w:r>
+      <w:r>
+        <w:rPr>
+          <w:rFonts w:eastAsiaTheme="minorEastAsia"/>
+          <w:lang w:val="en-US"/>
+        </w:rPr>
+        <w:t xml:space="preserve"> </w:t>
+      </w:r>
+      <m:oMath>
+        <m:sSub>
+          <m:sSubPr>
+            <m:ctrlPr>
+              <w:rPr>
+                <w:rFonts w:ascii="Cambria Math" w:hAnsi="Cambria Math"/>
+                <w:i/>
+                <w:lang w:val="en-US"/>
+              </w:rPr>
+            </m:ctrlPr>
+          </m:sSubPr>
+          <m:e>
+            <m:r>
+              <w:rPr>
+                <w:rFonts w:ascii="Cambria Math" w:hAnsi="Cambria Math"/>
+                <w:lang w:val="en-US"/>
+              </w:rPr>
+              <m:t>S</m:t>
+            </m:r>
+          </m:e>
+          <m:sub>
+            <m:r>
+              <w:rPr>
+                <w:rFonts w:ascii="Cambria Math" w:hAnsi="Cambria Math"/>
+                <w:lang w:val="en-US"/>
+              </w:rPr>
+              <m:t>0</m:t>
+            </m:r>
+          </m:sub>
+        </m:sSub>
+        <m:r>
+          <w:rPr>
+            <w:rFonts w:ascii="Cambria Math" w:hAnsi="Cambria Math"/>
+            <w:lang w:val="en-US"/>
+          </w:rPr>
+          <m:t>=</m:t>
+        </m:r>
+        <m:nary>
+          <m:naryPr>
+            <m:chr m:val="∑"/>
+            <m:limLoc m:val="subSup"/>
+            <m:ctrlPr>
+              <w:rPr>
+                <w:rFonts w:ascii="Cambria Math" w:hAnsi="Cambria Math"/>
+                <w:lang w:val="en-US"/>
+              </w:rPr>
+            </m:ctrlPr>
+          </m:naryPr>
+          <m:sub>
+            <m:r>
+              <w:rPr>
+                <w:rFonts w:ascii="Cambria Math" w:hAnsi="Cambria Math"/>
+                <w:lang w:val="en-US"/>
+              </w:rPr>
+              <m:t>l=1</m:t>
+            </m:r>
+          </m:sub>
+          <m:sup>
+            <m:r>
+              <w:rPr>
+                <w:rFonts w:ascii="Cambria Math" w:hAnsi="Cambria Math"/>
+                <w:lang w:val="en-US"/>
+              </w:rPr>
+              <m:t>L</m:t>
+            </m:r>
+          </m:sup>
+          <m:e>
+            <m:sSub>
+              <m:sSubPr>
+                <m:ctrlPr>
+                  <w:rPr>
+                    <w:rFonts w:ascii="Cambria Math" w:hAnsi="Cambria Math"/>
+                    <w:i/>
+                    <w:lang w:val="en-US"/>
+                  </w:rPr>
+                </m:ctrlPr>
+              </m:sSubPr>
+              <m:e>
+                <m:r>
+                  <w:rPr>
+                    <w:rFonts w:ascii="Cambria Math" w:hAnsi="Cambria Math"/>
+                    <w:lang w:val="en-US"/>
+                  </w:rPr>
+                  <m:t>s</m:t>
+                </m:r>
+              </m:e>
+              <m:sub>
+                <m:r>
+                  <w:rPr>
+                    <w:rFonts w:ascii="Cambria Math" w:hAnsi="Cambria Math"/>
+                    <w:lang w:val="en-US"/>
+                  </w:rPr>
+                  <m:t>l</m:t>
+                </m:r>
+              </m:sub>
+            </m:sSub>
+          </m:e>
+        </m:nary>
+      </m:oMath>
+    </w:p>
+    <w:p>
+      <w:pPr>
+        <w:spacing w:line="240" w:lineRule="auto"/>
+        <w:ind w:left="2127"/>
+        <w:rPr>
+          <w:lang w:val="en-US"/>
+        </w:rPr>
+      </w:pPr>
+      <w:r>
+        <w:rPr>
+          <w:lang w:val="en-US"/>
+        </w:rPr>
+        <w:tab/>
+        <w:t>Feedback: Stride effect is not the additive of the individual strides of each layer</w:t>
+      </w:r>
+    </w:p>
+    <w:p>
+      <w:pPr>
+        <w:spacing w:line="240" w:lineRule="auto"/>
+        <w:rPr>
+          <w:lang w:val="en-US"/>
+        </w:rPr>
+      </w:pPr>
+    </w:p>
+    <w:p>
+      <w:pPr>
+        <w:spacing w:line="240" w:lineRule="auto"/>
+        <w:rPr>
+          <w:lang w:val="en-US"/>
+        </w:rPr>
+      </w:pPr>
+    </w:p>
+    <w:p>
+      <w:pPr>
+        <w:rPr>
+          <w:rStyle w:val="IntenseReference"/>
+          <w:lang w:val="en-US"/>
+        </w:rPr>
+      </w:pPr>
+      <w:r>
+        <w:rPr>
+          <w:rStyle w:val="IntenseReference"/>
+          <w:lang w:val="en-US"/>
+        </w:rPr>
+        <w:lastRenderedPageBreak/>
+        <w:t xml:space="preserve">Question </w:t>
+      </w:r>
+      <w:r>
+        <w:rPr>
+          <w:rStyle w:val="IntenseReference"/>
+          <w:lang w:val="en-US"/>
+        </w:rPr>
+        <w:t>10</w:t>
+      </w:r>
+      <w:r>
+        <w:rPr>
+          <w:rStyle w:val="IntenseReference"/>
+          <w:lang w:val="en-US"/>
+        </w:rPr>
+        <w:tab/>
+      </w:r>
+      <w:r>
+        <w:rPr>
+          <w:lang w:val="en-US"/>
+        </w:rPr>
+        <w:t>[one correct answer]</w:t>
+      </w:r>
+    </w:p>
+    <w:p>
+      <w:pPr>
+        <w:spacing w:line="240" w:lineRule="auto"/>
+        <w:rPr>
+          <w:lang w:val="en-US"/>
+        </w:rPr>
+      </w:pPr>
+      <w:r>
+        <w:rPr>
+          <w:lang w:val="en-US"/>
+        </w:rPr>
+        <w:tab/>
+      </w:r>
+      <w:r>
+        <w:rPr>
+          <w:lang w:val="en-US"/>
+        </w:rPr>
+        <w:t xml:space="preserve">Regarding the evolution of the Effective Receptive Field (ERF) during the training process of </w:t>
+      </w:r>
+      <w:proofErr w:type="gramStart"/>
+      <w:r>
+        <w:rPr>
+          <w:lang w:val="en-US"/>
+        </w:rPr>
+        <w:t>a CNN</w:t>
+      </w:r>
+      <w:proofErr w:type="gramEnd"/>
+      <w:r>
+        <w:rPr>
+          <w:lang w:val="en-US"/>
+        </w:rPr>
+        <w:t>, what h</w:t>
+      </w:r>
+      <w:r>
+        <w:rPr>
+          <w:lang w:val="en-US"/>
+        </w:rPr>
+        <w:t xml:space="preserve">as been </w:t>
+      </w:r>
+      <w:r>
+        <w:rPr>
+          <w:lang w:val="en-US"/>
+        </w:rPr>
+        <w:t>empirically observed?</w:t>
+      </w:r>
+    </w:p>
+    <w:p>
+      <w:pPr>
+        <w:spacing w:line="240" w:lineRule="auto"/>
+        <w:rPr>
+          <w:lang w:val="en-US"/>
+        </w:rPr>
+      </w:pPr>
+      <w:r>
+        <w:rPr>
+          <w:lang w:val="en-US"/>
+        </w:rPr>
+        <w:tab/>
+      </w:r>
+      <w:r>
+        <w:rPr>
+          <w:rStyle w:val="BookTitle"/>
+          <w:lang w:val="en-US"/>
+        </w:rPr>
+        <w:t xml:space="preserve">Answer </w:t>
+      </w:r>
+      <w:r>
+        <w:rPr>
+          <w:rStyle w:val="BookTitle"/>
+          <w:lang w:val="en-US"/>
+        </w:rPr>
+        <w:t>A</w:t>
+      </w:r>
+      <w:proofErr w:type="gramStart"/>
+      <w:r>
+        <w:rPr>
+          <w:rStyle w:val="BookTitle"/>
+          <w:lang w:val="en-US"/>
+        </w:rPr>
+        <w:t>:</w:t>
+      </w:r>
+      <w:r>
+        <w:rPr>
+          <w:lang w:val="en-US"/>
+        </w:rPr>
+        <w:t xml:space="preserve">  [</w:t>
+      </w:r>
+      <w:proofErr w:type="gramEnd"/>
+      <w:r>
+        <w:rPr>
+          <w:lang w:val="en-US"/>
+        </w:rPr>
+        <w:t>correct/ incorrect]</w:t>
+      </w:r>
+    </w:p>
+    <w:p>
+      <w:pPr>
+        <w:spacing w:line="240" w:lineRule="auto"/>
+        <w:ind w:left="1985"/>
+        <w:rPr>
+          <w:lang w:val="en-US"/>
+        </w:rPr>
+      </w:pPr>
+      <w:proofErr w:type="gramStart"/>
+      <w:r>
+        <w:rPr>
+          <w:lang w:val="en-US"/>
+        </w:rPr>
+        <w:t>[ ]</w:t>
+      </w:r>
+      <w:proofErr w:type="gramEnd"/>
+      <w:r>
+        <w:rPr>
+          <w:lang w:val="en-US"/>
+        </w:rPr>
+        <w:t xml:space="preserve"> </w:t>
+      </w:r>
+      <w:r>
+        <w:rPr>
+          <w:lang w:val="en-US"/>
+        </w:rPr>
+        <w:t>ERF remains constant throughout the training process as it is a fixed element of the architecture</w:t>
       </w:r>
     </w:p>
     <w:p>
@@ -1540,12 +7399,14 @@
         <w:tab/>
         <w:t>Feedback:</w:t>
       </w:r>
-      <w:r>
-        <w:rPr>
-          <w:lang w:val="en-US"/>
-        </w:rPr>
-        <w:t xml:space="preserve"> this represents half padding</w:t>
-      </w:r>
+    </w:p>
+    <w:p>
+      <w:pPr>
+        <w:spacing w:line="240" w:lineRule="auto"/>
+        <w:rPr>
+          <w:lang w:val="en-US"/>
+        </w:rPr>
+      </w:pPr>
     </w:p>
     <w:p>
       <w:pPr>
@@ -1572,8 +7433,9 @@
           <w:rStyle w:val="BookTitle"/>
           <w:lang w:val="en-US"/>
         </w:rPr>
-        <w:t>D</w:t>
-      </w:r>
+        <w:t>B</w:t>
+      </w:r>
+      <w:proofErr w:type="gramStart"/>
       <w:r>
         <w:rPr>
           <w:rStyle w:val="BookTitle"/>
@@ -1585,72 +7447,75 @@
         <w:rPr>
           <w:lang w:val="en-US"/>
         </w:rPr>
-        <w:t xml:space="preserve">  [incorrect]</w:t>
-      </w:r>
-    </w:p>
-    <w:p>
-      <w:pPr>
-        <w:spacing w:line="240" w:lineRule="auto"/>
-        <w:rPr>
-          <w:lang w:val="en-US"/>
-        </w:rPr>
-      </w:pPr>
-      <w:r>
-        <w:rPr>
-          <w:lang w:val="en-US"/>
-        </w:rPr>
-        <w:tab/>
-      </w:r>
-      <w:r>
-        <w:rPr>
-          <w:lang w:val="en-US"/>
-        </w:rPr>
-        <w:tab/>
-      </w:r>
-      <w:r>
-        <w:rPr>
-          <w:lang w:val="en-US"/>
-        </w:rPr>
-        <w:tab/>
-        <w:t xml:space="preserve">[ ] p = </w:t>
-      </w:r>
-      <w:r>
-        <w:rPr>
-          <w:lang w:val="en-US"/>
-        </w:rPr>
-        <w:t>k</w:t>
-      </w:r>
-      <w:r>
-        <w:rPr>
-          <w:lang w:val="en-US"/>
-        </w:rPr>
-        <w:t xml:space="preserve">, resulting in </w:t>
-      </w:r>
-      <w:r>
-        <w:rPr>
-          <w:i/>
-          <w:iCs/>
-          <w:lang w:val="en-US"/>
-        </w:rPr>
-        <w:t>o = i</w:t>
-      </w:r>
-      <w:r>
-        <w:rPr>
-          <w:i/>
-          <w:iCs/>
-          <w:lang w:val="en-US"/>
-        </w:rPr>
-        <w:t>+k</w:t>
-      </w:r>
-    </w:p>
-    <w:p>
-      <w:pPr>
-        <w:spacing w:line="240" w:lineRule="auto"/>
-        <w:ind w:left="2127"/>
-        <w:rPr>
-          <w:lang w:val="en-US"/>
-        </w:rPr>
-      </w:pPr>
+        <w:t xml:space="preserve">  [</w:t>
+      </w:r>
+      <w:proofErr w:type="gramEnd"/>
+      <w:r>
+        <w:rPr>
+          <w:lang w:val="en-US"/>
+        </w:rPr>
+        <w:t>correct/ incorrect]</w:t>
+      </w:r>
+    </w:p>
+    <w:p>
+      <w:pPr>
+        <w:spacing w:line="240" w:lineRule="auto"/>
+        <w:rPr>
+          <w:lang w:val="en-US"/>
+        </w:rPr>
+      </w:pPr>
+      <w:r>
+        <w:rPr>
+          <w:lang w:val="en-US"/>
+        </w:rPr>
+        <w:tab/>
+      </w:r>
+      <w:r>
+        <w:rPr>
+          <w:lang w:val="en-US"/>
+        </w:rPr>
+        <w:tab/>
+      </w:r>
+      <w:r>
+        <w:rPr>
+          <w:lang w:val="en-US"/>
+        </w:rPr>
+        <w:tab/>
+      </w:r>
+      <w:proofErr w:type="gramStart"/>
+      <w:r>
+        <w:rPr>
+          <w:lang w:val="en-US"/>
+        </w:rPr>
+        <w:t>[ ]</w:t>
+      </w:r>
+      <w:proofErr w:type="gramEnd"/>
+      <w:r>
+        <w:rPr>
+          <w:lang w:val="en-US"/>
+        </w:rPr>
+        <w:t xml:space="preserve"> ERF shrinks during training to focus on local features</w:t>
+      </w:r>
+    </w:p>
+    <w:p>
+      <w:pPr>
+        <w:spacing w:line="240" w:lineRule="auto"/>
+        <w:rPr>
+          <w:lang w:val="en-US"/>
+        </w:rPr>
+      </w:pPr>
+      <w:r>
+        <w:rPr>
+          <w:lang w:val="en-US"/>
+        </w:rPr>
+        <w:tab/>
+      </w:r>
+      <w:r>
+        <w:rPr>
+          <w:lang w:val="en-US"/>
+        </w:rPr>
+        <w:tab/>
+      </w:r>
       <w:r>
         <w:rPr>
           <w:lang w:val="en-US"/>
@@ -1658,11 +7523,161 @@
         <w:tab/>
         <w:t>Feedback:</w:t>
       </w:r>
-      <w:r>
-        <w:rPr>
-          <w:lang w:val="en-US"/>
-        </w:rPr>
-        <w:t xml:space="preserve"> if p = k then it will result in positions where kernel and input do not overlap</w:t>
+    </w:p>
+    <w:p>
+      <w:pPr>
+        <w:spacing w:line="240" w:lineRule="auto"/>
+        <w:rPr>
+          <w:lang w:val="en-US"/>
+        </w:rPr>
+      </w:pPr>
+    </w:p>
+    <w:p>
+      <w:pPr>
+        <w:spacing w:line="240" w:lineRule="auto"/>
+        <w:rPr>
+          <w:lang w:val="en-US"/>
+        </w:rPr>
+      </w:pPr>
+      <w:r>
+        <w:rPr>
+          <w:lang w:val="en-US"/>
+        </w:rPr>
+        <w:tab/>
+      </w:r>
+      <w:r>
+        <w:rPr>
+          <w:rStyle w:val="BookTitle"/>
+          <w:lang w:val="en-US"/>
+        </w:rPr>
+        <w:t xml:space="preserve">Answer </w:t>
+      </w:r>
+      <w:r>
+        <w:rPr>
+          <w:rStyle w:val="BookTitle"/>
+          <w:lang w:val="en-US"/>
+        </w:rPr>
+        <w:t>C</w:t>
+      </w:r>
+      <w:proofErr w:type="gramStart"/>
+      <w:r>
+        <w:rPr>
+          <w:rStyle w:val="BookTitle"/>
+          <w:lang w:val="en-US"/>
+        </w:rPr>
+        <w:t>:</w:t>
+      </w:r>
+      <w:r>
+        <w:rPr>
+          <w:lang w:val="en-US"/>
+        </w:rPr>
+        <w:t xml:space="preserve">  [</w:t>
+      </w:r>
+      <w:proofErr w:type="gramEnd"/>
+      <w:r>
+        <w:rPr>
+          <w:lang w:val="en-US"/>
+        </w:rPr>
+        <w:t>correct]</w:t>
+      </w:r>
+    </w:p>
+    <w:p>
+      <w:pPr>
+        <w:spacing w:line="240" w:lineRule="auto"/>
+        <w:rPr>
+          <w:lang w:val="en-US"/>
+        </w:rPr>
+      </w:pPr>
+      <w:r>
+        <w:rPr>
+          <w:lang w:val="en-US"/>
+        </w:rPr>
+        <w:tab/>
+      </w:r>
+      <w:r>
+        <w:rPr>
+          <w:lang w:val="en-US"/>
+        </w:rPr>
+        <w:tab/>
+      </w:r>
+      <w:r>
+        <w:rPr>
+          <w:lang w:val="en-US"/>
+        </w:rPr>
+        <w:tab/>
+      </w:r>
+      <w:proofErr w:type="gramStart"/>
+      <w:r>
+        <w:rPr>
+          <w:lang w:val="en-US"/>
+        </w:rPr>
+        <w:t>[ ]</w:t>
+      </w:r>
+      <w:proofErr w:type="gramEnd"/>
+      <w:r>
+        <w:rPr>
+          <w:lang w:val="en-US"/>
+        </w:rPr>
+        <w:t xml:space="preserve"> ERF typical starts small and grows during the learning cycles</w:t>
+      </w:r>
+    </w:p>
+    <w:p>
+      <w:pPr>
+        <w:spacing w:line="240" w:lineRule="auto"/>
+        <w:rPr>
+          <w:lang w:val="en-US"/>
+        </w:rPr>
+      </w:pPr>
+      <w:r>
+        <w:rPr>
+          <w:lang w:val="en-US"/>
+        </w:rPr>
+        <w:tab/>
+      </w:r>
+      <w:r>
+        <w:rPr>
+          <w:lang w:val="en-US"/>
+        </w:rPr>
+        <w:tab/>
+      </w:r>
+      <w:r>
+        <w:rPr>
+          <w:lang w:val="en-US"/>
+        </w:rPr>
+        <w:tab/>
+        <w:t xml:space="preserve">Feedback: studies show </w:t>
+      </w:r>
+      <w:r>
+        <w:rPr>
+          <w:lang w:val="en-US"/>
+        </w:rPr>
+        <w:t xml:space="preserve">that when random </w:t>
+      </w:r>
+      <w:r>
+        <w:rPr>
+          <w:lang w:val="en-US"/>
+        </w:rPr>
+        <w:t>weights</w:t>
+      </w:r>
+      <w:r>
+        <w:rPr>
+          <w:lang w:val="en-US"/>
+        </w:rPr>
+        <w:t xml:space="preserve"> are assigned ERF is small and it expands significantly as </w:t>
+      </w:r>
+      <w:proofErr w:type="gramStart"/>
+      <w:r>
+        <w:rPr>
+          <w:lang w:val="en-US"/>
+        </w:rPr>
+        <w:t>model reaches</w:t>
+      </w:r>
+      <w:proofErr w:type="gramEnd"/>
+      <w:r>
+        <w:rPr>
+          <w:lang w:val="en-US"/>
+        </w:rPr>
+        <w:t xml:space="preserve"> higher accuracy</w:t>
       </w:r>
     </w:p>
     <w:p>
@@ -1685,1532 +7700,6 @@
           <w:rStyle w:val="IntenseReference"/>
           <w:lang w:val="en-US"/>
         </w:rPr>
-        <w:t xml:space="preserve">Question </w:t>
-      </w:r>
-      <w:r>
-        <w:rPr>
-          <w:rStyle w:val="IntenseReference"/>
-          <w:lang w:val="en-US"/>
-        </w:rPr>
-        <w:t>4</w:t>
-      </w:r>
-      <w:r>
-        <w:rPr>
-          <w:rStyle w:val="IntenseReference"/>
-          <w:lang w:val="en-US"/>
-        </w:rPr>
-        <w:tab/>
-      </w:r>
-      <w:r>
-        <w:rPr>
-          <w:lang w:val="en-US"/>
-        </w:rPr>
-        <w:t>[one correct answer]</w:t>
-      </w:r>
-    </w:p>
-    <w:p>
-      <w:pPr>
-        <w:spacing w:line="240" w:lineRule="auto"/>
-        <w:rPr>
-          <w:lang w:val="en-US"/>
-        </w:rPr>
-      </w:pPr>
-      <w:r>
-        <w:rPr>
-          <w:lang w:val="en-US"/>
-        </w:rPr>
-        <w:tab/>
-      </w:r>
-      <w:r>
-        <w:rPr>
-          <w:lang w:val="en-US"/>
-        </w:rPr>
-        <w:t>Stride</w:t>
-      </w:r>
-    </w:p>
-    <w:p>
-      <w:pPr>
-        <w:spacing w:line="240" w:lineRule="auto"/>
-        <w:rPr>
-          <w:lang w:val="en-US"/>
-        </w:rPr>
-      </w:pPr>
-      <w:r>
-        <w:rPr>
-          <w:lang w:val="en-US"/>
-        </w:rPr>
-        <w:tab/>
-      </w:r>
-      <w:r>
-        <w:rPr>
-          <w:rStyle w:val="BookTitle"/>
-          <w:lang w:val="en-US"/>
-        </w:rPr>
-        <w:t xml:space="preserve">Answer </w:t>
-      </w:r>
-      <w:r>
-        <w:rPr>
-          <w:rStyle w:val="BookTitle"/>
-          <w:lang w:val="en-US"/>
-        </w:rPr>
-        <w:t>A:</w:t>
-      </w:r>
-      <w:r>
-        <w:rPr>
-          <w:lang w:val="en-US"/>
-        </w:rPr>
-        <w:t xml:space="preserve">  [correct/ incorrect]</w:t>
-      </w:r>
-    </w:p>
-    <w:p>
-      <w:pPr>
-        <w:spacing w:line="240" w:lineRule="auto"/>
-        <w:rPr>
-          <w:lang w:val="en-US"/>
-        </w:rPr>
-      </w:pPr>
-      <w:r>
-        <w:rPr>
-          <w:lang w:val="en-US"/>
-        </w:rPr>
-        <w:tab/>
-      </w:r>
-      <w:r>
-        <w:rPr>
-          <w:lang w:val="en-US"/>
-        </w:rPr>
-        <w:tab/>
-      </w:r>
-      <w:r>
-        <w:rPr>
-          <w:lang w:val="en-US"/>
-        </w:rPr>
-        <w:tab/>
-        <w:t>[ ] xxxxxx</w:t>
-      </w:r>
-    </w:p>
-    <w:p>
-      <w:pPr>
-        <w:spacing w:line="240" w:lineRule="auto"/>
-        <w:rPr>
-          <w:lang w:val="en-US"/>
-        </w:rPr>
-      </w:pPr>
-      <w:r>
-        <w:rPr>
-          <w:lang w:val="en-US"/>
-        </w:rPr>
-        <w:tab/>
-      </w:r>
-      <w:r>
-        <w:rPr>
-          <w:lang w:val="en-US"/>
-        </w:rPr>
-        <w:tab/>
-      </w:r>
-      <w:r>
-        <w:rPr>
-          <w:lang w:val="en-US"/>
-        </w:rPr>
-        <w:tab/>
-        <w:t>Feedback:</w:t>
-      </w:r>
-    </w:p>
-    <w:p>
-      <w:pPr>
-        <w:spacing w:line="240" w:lineRule="auto"/>
-        <w:rPr>
-          <w:lang w:val="en-US"/>
-        </w:rPr>
-      </w:pPr>
-    </w:p>
-    <w:p>
-      <w:pPr>
-        <w:rPr>
-          <w:rStyle w:val="IntenseReference"/>
-          <w:lang w:val="en-US"/>
-        </w:rPr>
-      </w:pPr>
-      <w:r>
-        <w:rPr>
-          <w:rStyle w:val="IntenseReference"/>
-          <w:lang w:val="en-US"/>
-        </w:rPr>
-        <w:t xml:space="preserve">Question </w:t>
-      </w:r>
-      <w:r>
-        <w:rPr>
-          <w:rStyle w:val="IntenseReference"/>
-          <w:lang w:val="en-US"/>
-        </w:rPr>
-        <w:t>5</w:t>
-      </w:r>
-      <w:r>
-        <w:rPr>
-          <w:rStyle w:val="IntenseReference"/>
-          <w:lang w:val="en-US"/>
-        </w:rPr>
-        <w:tab/>
-      </w:r>
-      <w:r>
-        <w:rPr>
-          <w:lang w:val="en-US"/>
-        </w:rPr>
-        <w:t>[one correct answer]</w:t>
-      </w:r>
-    </w:p>
-    <w:p>
-      <w:pPr>
-        <w:spacing w:line="240" w:lineRule="auto"/>
-        <w:rPr>
-          <w:lang w:val="en-US"/>
-        </w:rPr>
-      </w:pPr>
-      <w:r>
-        <w:rPr>
-          <w:lang w:val="en-US"/>
-        </w:rPr>
-        <w:tab/>
-      </w:r>
-      <w:r>
-        <w:rPr>
-          <w:lang w:val="en-US"/>
-        </w:rPr>
-        <w:t>How does a d</w:t>
-      </w:r>
-      <w:r>
-        <w:rPr>
-          <w:lang w:val="en-US"/>
-        </w:rPr>
-        <w:t>ilation</w:t>
-      </w:r>
-      <w:r>
-        <w:rPr>
-          <w:lang w:val="en-US"/>
-        </w:rPr>
-        <w:t xml:space="preserve"> of rate ‘d’ effect the kernel size of original size ‘k’ into an effective kernel ‘</w:t>
-      </w:r>
-      <w:r>
-        <w:rPr>
-          <w:rFonts w:ascii="Arial" w:hAnsi="Arial" w:cs="Arial"/>
-          <w:lang w:val="en-US"/>
-        </w:rPr>
-        <w:t>k^’?</w:t>
-      </w:r>
-    </w:p>
-    <w:p>
-      <w:pPr>
-        <w:spacing w:line="240" w:lineRule="auto"/>
-        <w:rPr>
-          <w:lang w:val="en-US"/>
-        </w:rPr>
-      </w:pPr>
-      <w:r>
-        <w:rPr>
-          <w:lang w:val="en-US"/>
-        </w:rPr>
-        <w:tab/>
-      </w:r>
-      <w:r>
-        <w:rPr>
-          <w:rStyle w:val="BookTitle"/>
-          <w:lang w:val="en-US"/>
-        </w:rPr>
-        <w:t xml:space="preserve">Answer </w:t>
-      </w:r>
-      <w:r>
-        <w:rPr>
-          <w:rStyle w:val="BookTitle"/>
-          <w:lang w:val="en-US"/>
-        </w:rPr>
-        <w:t>A:</w:t>
-      </w:r>
-      <w:r>
-        <w:rPr>
-          <w:lang w:val="en-US"/>
-        </w:rPr>
-        <w:t xml:space="preserve"> </w:t>
-      </w:r>
-      <w:r>
-        <w:rPr>
-          <w:lang w:val="en-US"/>
-        </w:rPr>
-        <w:t xml:space="preserve"> [</w:t>
-      </w:r>
-      <w:r>
-        <w:rPr>
-          <w:lang w:val="en-US"/>
-        </w:rPr>
-        <w:t>incorrect]</w:t>
-      </w:r>
-    </w:p>
-    <w:p>
-      <w:pPr>
-        <w:spacing w:line="240" w:lineRule="auto"/>
-        <w:rPr>
-          <w:lang w:val="en-US"/>
-        </w:rPr>
-      </w:pPr>
-      <w:r>
-        <w:rPr>
-          <w:lang w:val="en-US"/>
-        </w:rPr>
-        <w:lastRenderedPageBreak/>
-        <w:tab/>
-      </w:r>
-      <w:r>
-        <w:rPr>
-          <w:lang w:val="en-US"/>
-        </w:rPr>
-        <w:tab/>
-      </w:r>
-      <w:r>
-        <w:rPr>
-          <w:lang w:val="en-US"/>
-        </w:rPr>
-        <w:tab/>
-        <w:t xml:space="preserve">[ ] </w:t>
-      </w:r>
-      <w:r>
-        <w:rPr>
-          <w:lang w:val="en-US"/>
-        </w:rPr>
-        <w:t>k^ = k + d</w:t>
-      </w:r>
-    </w:p>
-    <w:p>
-      <w:pPr>
-        <w:spacing w:line="240" w:lineRule="auto"/>
-        <w:rPr>
-          <w:lang w:val="en-US"/>
-        </w:rPr>
-      </w:pPr>
-      <w:r>
-        <w:rPr>
-          <w:lang w:val="en-US"/>
-        </w:rPr>
-        <w:tab/>
-      </w:r>
-      <w:r>
-        <w:rPr>
-          <w:lang w:val="en-US"/>
-        </w:rPr>
-        <w:tab/>
-      </w:r>
-      <w:r>
-        <w:rPr>
-          <w:lang w:val="en-US"/>
-        </w:rPr>
-        <w:tab/>
-        <w:t>Feedback:</w:t>
-      </w:r>
-      <w:r>
-        <w:rPr>
-          <w:lang w:val="en-US"/>
-        </w:rPr>
-        <w:t xml:space="preserve"> A linear increase in the kernel does not support the scope</w:t>
-      </w:r>
-    </w:p>
-    <w:p>
-      <w:pPr>
-        <w:spacing w:line="240" w:lineRule="auto"/>
-        <w:ind w:firstLine="720"/>
-        <w:rPr>
-          <w:lang w:val="en-US"/>
-        </w:rPr>
-      </w:pPr>
-      <w:r>
-        <w:rPr>
-          <w:rStyle w:val="BookTitle"/>
-          <w:lang w:val="en-US"/>
-        </w:rPr>
-        <w:t xml:space="preserve">Answer </w:t>
-      </w:r>
-      <w:r>
-        <w:rPr>
-          <w:rStyle w:val="BookTitle"/>
-          <w:lang w:val="en-US"/>
-        </w:rPr>
-        <w:t>B</w:t>
-      </w:r>
-      <w:r>
-        <w:rPr>
-          <w:rStyle w:val="BookTitle"/>
-          <w:lang w:val="en-US"/>
-        </w:rPr>
-        <w:t>:</w:t>
-      </w:r>
-      <w:r>
-        <w:rPr>
-          <w:lang w:val="en-US"/>
-        </w:rPr>
-        <w:t xml:space="preserve">  [correct]</w:t>
-      </w:r>
-    </w:p>
-    <w:p>
-      <w:pPr>
-        <w:spacing w:line="240" w:lineRule="auto"/>
-        <w:rPr>
-          <w:lang w:val="en-US"/>
-        </w:rPr>
-      </w:pPr>
-      <w:r>
-        <w:rPr>
-          <w:lang w:val="en-US"/>
-        </w:rPr>
-        <w:tab/>
-      </w:r>
-      <w:r>
-        <w:rPr>
-          <w:lang w:val="en-US"/>
-        </w:rPr>
-        <w:tab/>
-      </w:r>
-      <w:r>
-        <w:rPr>
-          <w:lang w:val="en-US"/>
-        </w:rPr>
-        <w:tab/>
-        <w:t xml:space="preserve">[ ] k^ = </w:t>
-      </w:r>
-      <w:r>
-        <w:rPr>
-          <w:lang w:val="en-US"/>
-        </w:rPr>
-        <w:t>d(</w:t>
-      </w:r>
-      <w:r>
-        <w:rPr>
-          <w:lang w:val="en-US"/>
-        </w:rPr>
-        <w:t xml:space="preserve">k </w:t>
-      </w:r>
-      <w:r>
-        <w:rPr>
-          <w:lang w:val="en-US"/>
-        </w:rPr>
-        <w:t>-1) +1</w:t>
-      </w:r>
-    </w:p>
-    <w:p>
-      <w:pPr>
-        <w:spacing w:line="240" w:lineRule="auto"/>
-        <w:rPr>
-          <w:lang w:val="en-US"/>
-        </w:rPr>
-      </w:pPr>
-      <w:r>
-        <w:rPr>
-          <w:lang w:val="en-US"/>
-        </w:rPr>
-        <w:tab/>
-      </w:r>
-      <w:r>
-        <w:rPr>
-          <w:lang w:val="en-US"/>
-        </w:rPr>
-        <w:tab/>
-      </w:r>
-      <w:r>
-        <w:rPr>
-          <w:lang w:val="en-US"/>
-        </w:rPr>
-        <w:tab/>
-        <w:t>Feedback:</w:t>
-      </w:r>
-      <w:r>
-        <w:rPr>
-          <w:lang w:val="en-US"/>
-        </w:rPr>
-        <w:t xml:space="preserve"> correct answer</w:t>
-      </w:r>
-    </w:p>
-    <w:p>
-      <w:pPr>
-        <w:spacing w:line="240" w:lineRule="auto"/>
-        <w:ind w:firstLine="720"/>
-        <w:rPr>
-          <w:lang w:val="en-US"/>
-        </w:rPr>
-      </w:pPr>
-      <w:r>
-        <w:rPr>
-          <w:rStyle w:val="BookTitle"/>
-          <w:lang w:val="en-US"/>
-        </w:rPr>
-        <w:t xml:space="preserve">Answer </w:t>
-      </w:r>
-      <w:r>
-        <w:rPr>
-          <w:rStyle w:val="BookTitle"/>
-          <w:lang w:val="en-US"/>
-        </w:rPr>
-        <w:t>C</w:t>
-      </w:r>
-      <w:r>
-        <w:rPr>
-          <w:rStyle w:val="BookTitle"/>
-          <w:lang w:val="en-US"/>
-        </w:rPr>
-        <w:t>:</w:t>
-      </w:r>
-      <w:r>
-        <w:rPr>
-          <w:lang w:val="en-US"/>
-        </w:rPr>
-        <w:t xml:space="preserve">  [incorrect]</w:t>
-      </w:r>
-    </w:p>
-    <w:p>
-      <w:pPr>
-        <w:spacing w:line="240" w:lineRule="auto"/>
-        <w:rPr>
-          <w:lang w:val="en-US"/>
-        </w:rPr>
-      </w:pPr>
-      <w:r>
-        <w:rPr>
-          <w:lang w:val="en-US"/>
-        </w:rPr>
-        <w:tab/>
-      </w:r>
-      <w:r>
-        <w:rPr>
-          <w:lang w:val="en-US"/>
-        </w:rPr>
-        <w:tab/>
-      </w:r>
-      <w:r>
-        <w:rPr>
-          <w:lang w:val="en-US"/>
-        </w:rPr>
-        <w:tab/>
-        <w:t>[ ] k^ = k</w:t>
-      </w:r>
-      <w:r>
-        <w:rPr>
-          <w:lang w:val="en-US"/>
-        </w:rPr>
-        <w:t>.</w:t>
-      </w:r>
-      <w:r>
-        <w:rPr>
-          <w:lang w:val="en-US"/>
-        </w:rPr>
-        <w:t>d</w:t>
-      </w:r>
-    </w:p>
-    <w:p>
-      <w:pPr>
-        <w:spacing w:line="240" w:lineRule="auto"/>
-        <w:rPr>
-          <w:lang w:val="en-US"/>
-        </w:rPr>
-      </w:pPr>
-      <w:r>
-        <w:rPr>
-          <w:lang w:val="en-US"/>
-        </w:rPr>
-        <w:tab/>
-      </w:r>
-      <w:r>
-        <w:rPr>
-          <w:lang w:val="en-US"/>
-        </w:rPr>
-        <w:tab/>
-      </w:r>
-      <w:r>
-        <w:rPr>
-          <w:lang w:val="en-US"/>
-        </w:rPr>
-        <w:tab/>
-        <w:t>Feedback:</w:t>
-      </w:r>
-      <w:r>
-        <w:rPr>
-          <w:lang w:val="en-US"/>
-        </w:rPr>
-        <w:t xml:space="preserve"> fails to account for the end points of the kernel</w:t>
-      </w:r>
-    </w:p>
-    <w:p>
-      <w:pPr>
-        <w:spacing w:line="240" w:lineRule="auto"/>
-        <w:ind w:firstLine="720"/>
-        <w:rPr>
-          <w:lang w:val="en-US"/>
-        </w:rPr>
-      </w:pPr>
-      <w:r>
-        <w:rPr>
-          <w:rStyle w:val="BookTitle"/>
-          <w:lang w:val="en-US"/>
-        </w:rPr>
-        <w:t>Answer</w:t>
-      </w:r>
-      <w:r>
-        <w:rPr>
-          <w:rStyle w:val="BookTitle"/>
-          <w:lang w:val="en-US"/>
-        </w:rPr>
-        <w:t xml:space="preserve"> D</w:t>
-      </w:r>
-      <w:r>
-        <w:rPr>
-          <w:rStyle w:val="BookTitle"/>
-          <w:lang w:val="en-US"/>
-        </w:rPr>
-        <w:t>:</w:t>
-      </w:r>
-      <w:r>
-        <w:rPr>
-          <w:lang w:val="en-US"/>
-        </w:rPr>
-        <w:t xml:space="preserve">  [incorrect]</w:t>
-      </w:r>
-    </w:p>
-    <w:p>
-      <w:pPr>
-        <w:spacing w:line="240" w:lineRule="auto"/>
-        <w:rPr>
-          <w:lang w:val="en-US"/>
-        </w:rPr>
-      </w:pPr>
-      <w:r>
-        <w:rPr>
-          <w:lang w:val="en-US"/>
-        </w:rPr>
-        <w:tab/>
-      </w:r>
-      <w:r>
-        <w:rPr>
-          <w:lang w:val="en-US"/>
-        </w:rPr>
-        <w:tab/>
-      </w:r>
-      <w:r>
-        <w:rPr>
-          <w:lang w:val="en-US"/>
-        </w:rPr>
-        <w:tab/>
-        <w:t>[ ] k^ = k</w:t>
-      </w:r>
-      <w:r>
-        <w:rPr>
-          <w:lang w:val="en-US"/>
-        </w:rPr>
-        <w:t>(d-1)</w:t>
-      </w:r>
-      <w:r>
-        <w:rPr>
-          <w:lang w:val="en-US"/>
-        </w:rPr>
-        <w:t xml:space="preserve"> + </w:t>
-      </w:r>
-      <w:r>
-        <w:rPr>
-          <w:lang w:val="en-US"/>
-        </w:rPr>
-        <w:t>1</w:t>
-      </w:r>
-    </w:p>
-    <w:p>
-      <w:pPr>
-        <w:spacing w:line="240" w:lineRule="auto"/>
-        <w:rPr>
-          <w:lang w:val="en-US"/>
-        </w:rPr>
-      </w:pPr>
-      <w:r>
-        <w:rPr>
-          <w:lang w:val="en-US"/>
-        </w:rPr>
-        <w:tab/>
-      </w:r>
-      <w:r>
-        <w:rPr>
-          <w:lang w:val="en-US"/>
-        </w:rPr>
-        <w:tab/>
-      </w:r>
-      <w:r>
-        <w:rPr>
-          <w:lang w:val="en-US"/>
-        </w:rPr>
-        <w:tab/>
-        <w:t>Feedback:</w:t>
-      </w:r>
-      <w:r>
-        <w:rPr>
-          <w:lang w:val="en-US"/>
-        </w:rPr>
-        <w:t xml:space="preserve"> mathematic incorrect interpretation</w:t>
-      </w:r>
-    </w:p>
-    <w:p>
-      <w:pPr>
-        <w:spacing w:line="240" w:lineRule="auto"/>
-        <w:rPr>
-          <w:lang w:val="en-US"/>
-        </w:rPr>
-      </w:pPr>
-    </w:p>
-    <w:p>
-      <w:pPr>
-        <w:rPr>
-          <w:rStyle w:val="IntenseReference"/>
-          <w:lang w:val="en-US"/>
-        </w:rPr>
-      </w:pPr>
-      <w:r>
-        <w:rPr>
-          <w:rStyle w:val="IntenseReference"/>
-          <w:lang w:val="en-US"/>
-        </w:rPr>
-        <w:t xml:space="preserve">Question </w:t>
-      </w:r>
-      <w:r>
-        <w:rPr>
-          <w:rStyle w:val="IntenseReference"/>
-          <w:lang w:val="en-US"/>
-        </w:rPr>
-        <w:t>6</w:t>
-      </w:r>
-      <w:r>
-        <w:rPr>
-          <w:rStyle w:val="IntenseReference"/>
-          <w:lang w:val="en-US"/>
-        </w:rPr>
-        <w:tab/>
-      </w:r>
-      <w:r>
-        <w:rPr>
-          <w:lang w:val="en-US"/>
-        </w:rPr>
-        <w:t>[one correct answer]</w:t>
-      </w:r>
-    </w:p>
-    <w:p>
-      <w:pPr>
-        <w:spacing w:line="240" w:lineRule="auto"/>
-        <w:rPr>
-          <w:lang w:val="en-US"/>
-        </w:rPr>
-      </w:pPr>
-      <w:r>
-        <w:rPr>
-          <w:lang w:val="en-US"/>
-        </w:rPr>
-        <w:tab/>
-      </w:r>
-      <w:r>
-        <w:rPr>
-          <w:lang w:val="en-US"/>
-        </w:rPr>
-        <w:t>Receptive Field</w:t>
-      </w:r>
-    </w:p>
-    <w:p>
-      <w:pPr>
-        <w:spacing w:line="240" w:lineRule="auto"/>
-        <w:rPr>
-          <w:lang w:val="en-US"/>
-        </w:rPr>
-      </w:pPr>
-      <w:r>
-        <w:rPr>
-          <w:lang w:val="en-US"/>
-        </w:rPr>
-        <w:tab/>
-      </w:r>
-      <w:r>
-        <w:rPr>
-          <w:rStyle w:val="BookTitle"/>
-          <w:lang w:val="en-US"/>
-        </w:rPr>
-        <w:t xml:space="preserve">Answer </w:t>
-      </w:r>
-      <w:r>
-        <w:rPr>
-          <w:rStyle w:val="BookTitle"/>
-          <w:lang w:val="en-US"/>
-        </w:rPr>
-        <w:t>A:</w:t>
-      </w:r>
-      <w:r>
-        <w:rPr>
-          <w:lang w:val="en-US"/>
-        </w:rPr>
-        <w:t xml:space="preserve">  [correct/ incorrect]</w:t>
-      </w:r>
-    </w:p>
-    <w:p>
-      <w:pPr>
-        <w:spacing w:line="240" w:lineRule="auto"/>
-        <w:rPr>
-          <w:lang w:val="en-US"/>
-        </w:rPr>
-      </w:pPr>
-      <w:r>
-        <w:rPr>
-          <w:lang w:val="en-US"/>
-        </w:rPr>
-        <w:tab/>
-      </w:r>
-      <w:r>
-        <w:rPr>
-          <w:lang w:val="en-US"/>
-        </w:rPr>
-        <w:tab/>
-      </w:r>
-      <w:r>
-        <w:rPr>
-          <w:lang w:val="en-US"/>
-        </w:rPr>
-        <w:tab/>
-        <w:t>[ ] xxxxxx</w:t>
-      </w:r>
-    </w:p>
-    <w:p>
-      <w:pPr>
-        <w:spacing w:line="240" w:lineRule="auto"/>
-        <w:rPr>
-          <w:lang w:val="en-US"/>
-        </w:rPr>
-      </w:pPr>
-      <w:r>
-        <w:rPr>
-          <w:lang w:val="en-US"/>
-        </w:rPr>
-        <w:tab/>
-      </w:r>
-      <w:r>
-        <w:rPr>
-          <w:lang w:val="en-US"/>
-        </w:rPr>
-        <w:tab/>
-      </w:r>
-      <w:r>
-        <w:rPr>
-          <w:lang w:val="en-US"/>
-        </w:rPr>
-        <w:tab/>
-        <w:t>Feedback:</w:t>
-      </w:r>
-    </w:p>
-    <w:p>
-      <w:pPr>
-        <w:rPr>
-          <w:rStyle w:val="IntenseReference"/>
-          <w:lang w:val="en-US"/>
-        </w:rPr>
-      </w:pPr>
-      <w:r>
-        <w:rPr>
-          <w:rStyle w:val="IntenseReference"/>
-          <w:lang w:val="en-US"/>
-        </w:rPr>
-        <w:t xml:space="preserve">Question </w:t>
-      </w:r>
-      <w:r>
-        <w:rPr>
-          <w:rStyle w:val="IntenseReference"/>
-          <w:lang w:val="en-US"/>
-        </w:rPr>
-        <w:t>7</w:t>
-      </w:r>
-      <w:r>
-        <w:rPr>
-          <w:rStyle w:val="IntenseReference"/>
-          <w:lang w:val="en-US"/>
-        </w:rPr>
-        <w:tab/>
-      </w:r>
-      <w:r>
-        <w:rPr>
-          <w:lang w:val="en-US"/>
-        </w:rPr>
-        <w:t>[one correct answer]</w:t>
-      </w:r>
-    </w:p>
-    <w:p>
-      <w:pPr>
-        <w:spacing w:line="240" w:lineRule="auto"/>
-        <w:rPr>
-          <w:lang w:val="en-US"/>
-        </w:rPr>
-      </w:pPr>
-      <w:r>
-        <w:rPr>
-          <w:lang w:val="en-US"/>
-        </w:rPr>
-        <w:tab/>
-      </w:r>
-      <w:r>
-        <w:rPr>
-          <w:lang w:val="en-US"/>
-        </w:rPr>
-        <w:t>The output Equation</w:t>
-      </w:r>
-    </w:p>
-    <w:p>
-      <w:pPr>
-        <w:spacing w:line="240" w:lineRule="auto"/>
-        <w:rPr>
-          <w:lang w:val="en-US"/>
-        </w:rPr>
-      </w:pPr>
-      <w:r>
-        <w:rPr>
-          <w:lang w:val="en-US"/>
-        </w:rPr>
-        <w:tab/>
-      </w:r>
-      <w:r>
-        <w:rPr>
-          <w:rStyle w:val="BookTitle"/>
-          <w:lang w:val="en-US"/>
-        </w:rPr>
-        <w:t xml:space="preserve">Answer </w:t>
-      </w:r>
-      <w:r>
-        <w:rPr>
-          <w:rStyle w:val="BookTitle"/>
-          <w:lang w:val="en-US"/>
-        </w:rPr>
-        <w:t>A:</w:t>
-      </w:r>
-      <w:r>
-        <w:rPr>
-          <w:lang w:val="en-US"/>
-        </w:rPr>
-        <w:t xml:space="preserve">  [correct/ incorrect]</w:t>
-      </w:r>
-    </w:p>
-    <w:p>
-      <w:pPr>
-        <w:spacing w:line="240" w:lineRule="auto"/>
-        <w:rPr>
-          <w:lang w:val="en-US"/>
-        </w:rPr>
-      </w:pPr>
-      <w:r>
-        <w:rPr>
-          <w:lang w:val="en-US"/>
-        </w:rPr>
-        <w:tab/>
-      </w:r>
-      <w:r>
-        <w:rPr>
-          <w:lang w:val="en-US"/>
-        </w:rPr>
-        <w:tab/>
-      </w:r>
-      <w:r>
-        <w:rPr>
-          <w:lang w:val="en-US"/>
-        </w:rPr>
-        <w:tab/>
-        <w:t>[ ] xxxxxx</w:t>
-      </w:r>
-    </w:p>
-    <w:p>
-      <w:pPr>
-        <w:spacing w:line="240" w:lineRule="auto"/>
-        <w:rPr>
-          <w:lang w:val="en-US"/>
-        </w:rPr>
-      </w:pPr>
-      <w:r>
-        <w:rPr>
-          <w:lang w:val="en-US"/>
-        </w:rPr>
-        <w:tab/>
-      </w:r>
-      <w:r>
-        <w:rPr>
-          <w:lang w:val="en-US"/>
-        </w:rPr>
-        <w:tab/>
-      </w:r>
-      <w:r>
-        <w:rPr>
-          <w:lang w:val="en-US"/>
-        </w:rPr>
-        <w:tab/>
-        <w:t>Feedback:</w:t>
-      </w:r>
-    </w:p>
-    <w:p>
-      <w:pPr>
-        <w:rPr>
-          <w:rStyle w:val="IntenseReference"/>
-          <w:lang w:val="en-US"/>
-        </w:rPr>
-      </w:pPr>
-      <w:r>
-        <w:rPr>
-          <w:rStyle w:val="IntenseReference"/>
-          <w:lang w:val="en-US"/>
-        </w:rPr>
-        <w:t xml:space="preserve">Question </w:t>
-      </w:r>
-      <w:r>
-        <w:rPr>
-          <w:rStyle w:val="IntenseReference"/>
-          <w:lang w:val="en-US"/>
-        </w:rPr>
-        <w:t>8</w:t>
-      </w:r>
-      <w:r>
-        <w:rPr>
-          <w:rStyle w:val="IntenseReference"/>
-          <w:lang w:val="en-US"/>
-        </w:rPr>
-        <w:tab/>
-      </w:r>
-      <w:r>
-        <w:rPr>
-          <w:lang w:val="en-US"/>
-        </w:rPr>
-        <w:t>[one correct answer]</w:t>
-      </w:r>
-    </w:p>
-    <w:p>
-      <w:pPr>
-        <w:spacing w:line="240" w:lineRule="auto"/>
-        <w:rPr>
-          <w:lang w:val="en-US"/>
-        </w:rPr>
-      </w:pPr>
-      <w:r>
-        <w:rPr>
-          <w:lang w:val="en-US"/>
-        </w:rPr>
-        <w:tab/>
-      </w:r>
-      <w:r>
-        <w:rPr>
-          <w:lang w:val="en-US"/>
-        </w:rPr>
-        <w:t>Limitation of ANNs</w:t>
-      </w:r>
-    </w:p>
-    <w:p>
-      <w:pPr>
-        <w:spacing w:line="240" w:lineRule="auto"/>
-        <w:rPr>
-          <w:lang w:val="en-US"/>
-        </w:rPr>
-      </w:pPr>
-      <w:r>
-        <w:rPr>
-          <w:lang w:val="en-US"/>
-        </w:rPr>
-        <w:tab/>
-      </w:r>
-      <w:r>
-        <w:rPr>
-          <w:rStyle w:val="BookTitle"/>
-          <w:lang w:val="en-US"/>
-        </w:rPr>
-        <w:t xml:space="preserve">Answer </w:t>
-      </w:r>
-      <w:r>
-        <w:rPr>
-          <w:rStyle w:val="BookTitle"/>
-          <w:lang w:val="en-US"/>
-        </w:rPr>
-        <w:t>A:</w:t>
-      </w:r>
-      <w:r>
-        <w:rPr>
-          <w:lang w:val="en-US"/>
-        </w:rPr>
-        <w:t xml:space="preserve">  [correct/ incorrect]</w:t>
-      </w:r>
-    </w:p>
-    <w:p>
-      <w:pPr>
-        <w:spacing w:line="240" w:lineRule="auto"/>
-        <w:rPr>
-          <w:lang w:val="en-US"/>
-        </w:rPr>
-      </w:pPr>
-      <w:r>
-        <w:rPr>
-          <w:lang w:val="en-US"/>
-        </w:rPr>
-        <w:tab/>
-      </w:r>
-      <w:r>
-        <w:rPr>
-          <w:lang w:val="en-US"/>
-        </w:rPr>
-        <w:tab/>
-      </w:r>
-      <w:r>
-        <w:rPr>
-          <w:lang w:val="en-US"/>
-        </w:rPr>
-        <w:tab/>
-        <w:t>[ ] xxxxxx</w:t>
-      </w:r>
-    </w:p>
-    <w:p>
-      <w:pPr>
-        <w:rPr>
-          <w:lang w:val="en-US"/>
-        </w:rPr>
-      </w:pPr>
-      <w:r>
-        <w:rPr>
-          <w:lang w:val="en-US"/>
-        </w:rPr>
-        <w:tab/>
-      </w:r>
-      <w:r>
-        <w:rPr>
-          <w:lang w:val="en-US"/>
-        </w:rPr>
-        <w:tab/>
-      </w:r>
-      <w:r>
-        <w:rPr>
-          <w:lang w:val="en-US"/>
-        </w:rPr>
-        <w:tab/>
-        <w:t>Feedback:</w:t>
-      </w:r>
-      <w:r>
-        <w:rPr>
-          <w:lang w:val="en-US"/>
-        </w:rPr>
-        <w:t xml:space="preserve"> </w:t>
-      </w:r>
-      <w:r>
-        <w:rPr>
-          <w:lang w:val="en-US"/>
-        </w:rPr>
-        <w:t>The limitations of ANNs in computer vision are classified as follows:</w:t>
-      </w:r>
-    </w:p>
-    <w:p>
-      <w:pPr>
-        <w:pStyle w:val="ListParagraph"/>
-        <w:numPr>
-          <w:ilvl w:val="0"/>
-          <w:numId w:val="2"/>
-        </w:numPr>
-        <w:rPr>
-          <w:lang w:val="en-US"/>
-        </w:rPr>
-      </w:pPr>
-      <w:r>
-        <w:rPr>
-          <w:lang w:val="en-US"/>
-        </w:rPr>
-        <w:t>Large number of weights to be trained</w:t>
-      </w:r>
-    </w:p>
-    <w:p>
-      <w:pPr>
-        <w:pStyle w:val="ListParagraph"/>
-        <w:numPr>
-          <w:ilvl w:val="0"/>
-          <w:numId w:val="2"/>
-        </w:numPr>
-        <w:rPr>
-          <w:lang w:val="en-US"/>
-        </w:rPr>
-      </w:pPr>
-      <w:r>
-        <w:rPr>
-          <w:lang w:val="en-US"/>
-        </w:rPr>
-        <w:t xml:space="preserve">Insensitivity to small shifts in data </w:t>
-      </w:r>
-    </w:p>
-    <w:p>
-      <w:pPr>
-        <w:pStyle w:val="ListParagraph"/>
-        <w:numPr>
-          <w:ilvl w:val="0"/>
-          <w:numId w:val="2"/>
-        </w:numPr>
-        <w:rPr>
-          <w:lang w:val="en-US"/>
-        </w:rPr>
-      </w:pPr>
-      <w:r>
-        <w:rPr>
-          <w:lang w:val="en-US"/>
-        </w:rPr>
-        <w:t>Neurons in same layer are not connected while in images neighboring pixels tend to be related</w:t>
-      </w:r>
-    </w:p>
-    <w:p>
-      <w:pPr>
-        <w:spacing w:line="240" w:lineRule="auto"/>
-        <w:rPr>
-          <w:lang w:val="en-US"/>
-        </w:rPr>
-      </w:pPr>
-    </w:p>
-    <w:p>
-      <w:pPr>
-        <w:spacing w:line="240" w:lineRule="auto"/>
-        <w:rPr>
-          <w:lang w:val="en-US"/>
-        </w:rPr>
-      </w:pPr>
-    </w:p>
-    <w:p>
-      <w:pPr>
-        <w:rPr>
-          <w:rStyle w:val="IntenseReference"/>
-          <w:lang w:val="en-US"/>
-        </w:rPr>
-      </w:pPr>
-      <w:r>
-        <w:rPr>
-          <w:rStyle w:val="IntenseReference"/>
-          <w:lang w:val="en-US"/>
-        </w:rPr>
-        <w:t xml:space="preserve">Question </w:t>
-      </w:r>
-      <w:r>
-        <w:rPr>
-          <w:rStyle w:val="IntenseReference"/>
-          <w:lang w:val="en-US"/>
-        </w:rPr>
-        <w:t>9</w:t>
-      </w:r>
-      <w:r>
-        <w:rPr>
-          <w:rStyle w:val="IntenseReference"/>
-          <w:lang w:val="en-US"/>
-        </w:rPr>
-        <w:tab/>
-      </w:r>
-      <w:r>
-        <w:rPr>
-          <w:lang w:val="en-US"/>
-        </w:rPr>
-        <w:t>[one correct answer]</w:t>
-      </w:r>
-    </w:p>
-    <w:p>
-      <w:pPr>
-        <w:spacing w:line="240" w:lineRule="auto"/>
-        <w:rPr>
-          <w:lang w:val="en-US"/>
-        </w:rPr>
-      </w:pPr>
-      <w:r>
-        <w:rPr>
-          <w:lang w:val="en-US"/>
-        </w:rPr>
-        <w:tab/>
-      </w:r>
-      <w:r>
-        <w:rPr>
-          <w:lang w:val="en-US"/>
-        </w:rPr>
-        <w:t>The adjusted output equation</w:t>
-      </w:r>
-    </w:p>
-    <w:p>
-      <w:pPr>
-        <w:spacing w:line="240" w:lineRule="auto"/>
-        <w:rPr>
-          <w:lang w:val="en-US"/>
-        </w:rPr>
-      </w:pPr>
-      <w:r>
-        <w:rPr>
-          <w:lang w:val="en-US"/>
-        </w:rPr>
-        <w:tab/>
-      </w:r>
-      <w:r>
-        <w:rPr>
-          <w:rStyle w:val="BookTitle"/>
-          <w:lang w:val="en-US"/>
-        </w:rPr>
-        <w:t xml:space="preserve">Answer </w:t>
-      </w:r>
-      <w:r>
-        <w:rPr>
-          <w:rStyle w:val="BookTitle"/>
-          <w:lang w:val="en-US"/>
-        </w:rPr>
-        <w:t>A:</w:t>
-      </w:r>
-      <w:r>
-        <w:rPr>
-          <w:lang w:val="en-US"/>
-        </w:rPr>
-        <w:t xml:space="preserve">  [correct/ incorrect]</w:t>
-      </w:r>
-    </w:p>
-    <w:p>
-      <w:pPr>
-        <w:spacing w:line="240" w:lineRule="auto"/>
-        <w:rPr>
-          <w:lang w:val="en-US"/>
-        </w:rPr>
-      </w:pPr>
-      <w:r>
-        <w:rPr>
-          <w:lang w:val="en-US"/>
-        </w:rPr>
-        <w:tab/>
-      </w:r>
-      <w:r>
-        <w:rPr>
-          <w:lang w:val="en-US"/>
-        </w:rPr>
-        <w:tab/>
-      </w:r>
-      <w:r>
-        <w:rPr>
-          <w:lang w:val="en-US"/>
-        </w:rPr>
-        <w:tab/>
-        <w:t>[ ] xxxxxx</w:t>
-      </w:r>
-    </w:p>
-    <w:p>
-      <w:pPr>
-        <w:spacing w:line="240" w:lineRule="auto"/>
-        <w:rPr>
-          <w:lang w:val="en-US"/>
-        </w:rPr>
-      </w:pPr>
-      <w:r>
-        <w:rPr>
-          <w:lang w:val="en-US"/>
-        </w:rPr>
-        <w:tab/>
-      </w:r>
-      <w:r>
-        <w:rPr>
-          <w:lang w:val="en-US"/>
-        </w:rPr>
-        <w:tab/>
-      </w:r>
-      <w:r>
-        <w:rPr>
-          <w:lang w:val="en-US"/>
-        </w:rPr>
-        <w:tab/>
-        <w:t>Feedback:</w:t>
-      </w:r>
-    </w:p>
-    <w:p>
-      <w:pPr>
-        <w:spacing w:line="240" w:lineRule="auto"/>
-        <w:rPr>
-          <w:lang w:val="en-US"/>
-        </w:rPr>
-      </w:pPr>
-    </w:p>
-    <w:p>
-      <w:pPr>
-        <w:rPr>
-          <w:rStyle w:val="IntenseReference"/>
-          <w:lang w:val="en-US"/>
-        </w:rPr>
-      </w:pPr>
-      <w:r>
-        <w:rPr>
-          <w:rStyle w:val="IntenseReference"/>
-          <w:lang w:val="en-US"/>
-        </w:rPr>
-        <w:t xml:space="preserve">Question </w:t>
-      </w:r>
-      <w:r>
-        <w:rPr>
-          <w:rStyle w:val="IntenseReference"/>
-          <w:lang w:val="en-US"/>
-        </w:rPr>
-        <w:t>10</w:t>
-      </w:r>
-      <w:r>
-        <w:rPr>
-          <w:rStyle w:val="IntenseReference"/>
-          <w:lang w:val="en-US"/>
-        </w:rPr>
-        <w:tab/>
-      </w:r>
-      <w:r>
-        <w:rPr>
-          <w:lang w:val="en-US"/>
-        </w:rPr>
-        <w:t>[one correct answer]</w:t>
-      </w:r>
-    </w:p>
-    <w:p>
-      <w:pPr>
-        <w:spacing w:line="240" w:lineRule="auto"/>
-        <w:rPr>
-          <w:lang w:val="en-US"/>
-        </w:rPr>
-      </w:pPr>
-      <w:r>
-        <w:rPr>
-          <w:lang w:val="en-US"/>
-        </w:rPr>
-        <w:tab/>
-      </w:r>
-      <w:r>
-        <w:rPr>
-          <w:lang w:val="en-US"/>
-        </w:rPr>
-        <w:t>ERF formulas</w:t>
-      </w:r>
-    </w:p>
-    <w:p>
-      <w:pPr>
-        <w:spacing w:line="240" w:lineRule="auto"/>
-        <w:rPr>
-          <w:lang w:val="en-US"/>
-        </w:rPr>
-      </w:pPr>
-      <w:r>
-        <w:rPr>
-          <w:lang w:val="en-US"/>
-        </w:rPr>
-        <w:tab/>
-      </w:r>
-      <w:r>
-        <w:rPr>
-          <w:rStyle w:val="BookTitle"/>
-          <w:lang w:val="en-US"/>
-        </w:rPr>
-        <w:t xml:space="preserve">Answer </w:t>
-      </w:r>
-      <w:r>
-        <w:rPr>
-          <w:rStyle w:val="BookTitle"/>
-          <w:lang w:val="en-US"/>
-        </w:rPr>
-        <w:t>A:</w:t>
-      </w:r>
-      <w:r>
-        <w:rPr>
-          <w:lang w:val="en-US"/>
-        </w:rPr>
-        <w:t xml:space="preserve">  [correct/ incorrect]</w:t>
-      </w:r>
-    </w:p>
-    <w:p>
-      <w:pPr>
-        <w:spacing w:line="240" w:lineRule="auto"/>
-        <w:rPr>
-          <w:lang w:val="en-US"/>
-        </w:rPr>
-      </w:pPr>
-      <w:r>
-        <w:rPr>
-          <w:lang w:val="en-US"/>
-        </w:rPr>
-        <w:tab/>
-      </w:r>
-      <w:r>
-        <w:rPr>
-          <w:lang w:val="en-US"/>
-        </w:rPr>
-        <w:tab/>
-      </w:r>
-      <w:r>
-        <w:rPr>
-          <w:lang w:val="en-US"/>
-        </w:rPr>
-        <w:tab/>
-        <w:t>[ ] xxxxxx</w:t>
-      </w:r>
-    </w:p>
-    <w:p>
-      <w:pPr>
-        <w:spacing w:line="240" w:lineRule="auto"/>
-        <w:rPr>
-          <w:lang w:val="en-US"/>
-        </w:rPr>
-      </w:pPr>
-      <w:r>
-        <w:rPr>
-          <w:lang w:val="en-US"/>
-        </w:rPr>
-        <w:tab/>
-      </w:r>
-      <w:r>
-        <w:rPr>
-          <w:lang w:val="en-US"/>
-        </w:rPr>
-        <w:tab/>
-      </w:r>
-      <w:r>
-        <w:rPr>
-          <w:lang w:val="en-US"/>
-        </w:rPr>
-        <w:tab/>
-        <w:t>Feedback:</w:t>
-      </w:r>
-    </w:p>
-    <w:p>
-      <w:pPr>
-        <w:spacing w:line="240" w:lineRule="auto"/>
-        <w:rPr>
-          <w:lang w:val="en-US"/>
-        </w:rPr>
-      </w:pPr>
-    </w:p>
-    <w:p>
-      <w:pPr>
-        <w:spacing w:line="240" w:lineRule="auto"/>
-        <w:rPr>
-          <w:lang w:val="en-US"/>
-        </w:rPr>
-      </w:pPr>
-    </w:p>
-    <w:p>
-      <w:pPr>
-        <w:spacing w:line="240" w:lineRule="auto"/>
-        <w:rPr>
-          <w:lang w:val="en-US"/>
-        </w:rPr>
-      </w:pPr>
-    </w:p>
-    <w:p>
-      <w:pPr>
-        <w:spacing w:line="240" w:lineRule="auto"/>
-        <w:rPr>
-          <w:lang w:val="en-US"/>
-        </w:rPr>
-      </w:pPr>
-    </w:p>
-    <w:p>
-      <w:pPr>
-        <w:spacing w:line="240" w:lineRule="auto"/>
-        <w:rPr>
-          <w:lang w:val="en-US"/>
-        </w:rPr>
-      </w:pPr>
-    </w:p>
-    <w:p>
-      <w:pPr>
-        <w:rPr>
-          <w:rStyle w:val="IntenseReference"/>
-          <w:lang w:val="en-US"/>
-        </w:rPr>
-      </w:pPr>
-      <w:r>
-        <w:rPr>
-          <w:rStyle w:val="IntenseReference"/>
-          <w:lang w:val="en-US"/>
-        </w:rPr>
         <w:t>Quiz interpretation</w:t>
       </w:r>
     </w:p>
@@ -3227,11 +7716,17 @@
         </w:rPr>
         <w:tab/>
         <w:t>Explain why correct answer is right and why each incorrect option is a plausible pitfall</w:t>
+      </w:r>
+      <w:r>
+        <w:rPr>
+          <w:lang w:val="en-US"/>
+        </w:rPr>
+        <w:t xml:space="preserve">. </w:t>
       </w:r>
     </w:p>
     <w:sectPr>
       <w:pgSz w:w="11906" w:h="16838"/>
-      <w:pgMar w:top="709" w:right="1133" w:bottom="1440" w:left="851" w:header="708" w:footer="708" w:gutter="0"/>
+      <w:pgMar w:top="709" w:right="1133" w:bottom="851" w:left="851" w:header="708" w:footer="708" w:gutter="0"/>
       <w:cols w:space="708"/>
       <w:docGrid w:linePitch="360"/>
     </w:sectPr>
@@ -3354,6 +7849,155 @@
     </w:lvl>
   </w:abstractNum>
   <w:abstractNum w:abstractNumId="1" w15:restartNumberingAfterBreak="0">
+    <w:nsid w:val="2D5540E8"/>
+    <w:multiLevelType w:val="multilevel"/>
+    <w:tmpl w:val="ABFC4EF2"/>
+    <w:lvl w:ilvl="0">
+      <w:start w:val="1"/>
+      <w:numFmt w:val="bullet"/>
+      <w:lvlText w:val=""/>
+      <w:lvlJc w:val="left"/>
+      <w:pPr>
+        <w:tabs>
+          <w:tab w:val="num" w:pos="720"/>
+        </w:tabs>
+        <w:ind w:left="720" w:hanging="360"/>
+      </w:pPr>
+      <w:rPr>
+        <w:rFonts w:ascii="Symbol" w:hAnsi="Symbol" w:hint="default"/>
+        <w:sz w:val="20"/>
+      </w:rPr>
+    </w:lvl>
+    <w:lvl w:ilvl="1" w:tentative="1">
+      <w:start w:val="1"/>
+      <w:numFmt w:val="bullet"/>
+      <w:lvlText w:val="o"/>
+      <w:lvlJc w:val="left"/>
+      <w:pPr>
+        <w:tabs>
+          <w:tab w:val="num" w:pos="1440"/>
+        </w:tabs>
+        <w:ind w:left="1440" w:hanging="360"/>
+      </w:pPr>
+      <w:rPr>
+        <w:rFonts w:ascii="Courier New" w:hAnsi="Courier New" w:hint="default"/>
+        <w:sz w:val="20"/>
+      </w:rPr>
+    </w:lvl>
+    <w:lvl w:ilvl="2" w:tentative="1">
+      <w:start w:val="1"/>
+      <w:numFmt w:val="bullet"/>
+      <w:lvlText w:val=""/>
+      <w:lvlJc w:val="left"/>
+      <w:pPr>
+        <w:tabs>
+          <w:tab w:val="num" w:pos="2160"/>
+        </w:tabs>
+        <w:ind w:left="2160" w:hanging="360"/>
+      </w:pPr>
+      <w:rPr>
+        <w:rFonts w:ascii="Wingdings" w:hAnsi="Wingdings" w:hint="default"/>
+        <w:sz w:val="20"/>
+      </w:rPr>
+    </w:lvl>
+    <w:lvl w:ilvl="3" w:tentative="1">
+      <w:start w:val="1"/>
+      <w:numFmt w:val="bullet"/>
+      <w:lvlText w:val=""/>
+      <w:lvlJc w:val="left"/>
+      <w:pPr>
+        <w:tabs>
+          <w:tab w:val="num" w:pos="2880"/>
+        </w:tabs>
+        <w:ind w:left="2880" w:hanging="360"/>
+      </w:pPr>
+      <w:rPr>
+        <w:rFonts w:ascii="Wingdings" w:hAnsi="Wingdings" w:hint="default"/>
+        <w:sz w:val="20"/>
+      </w:rPr>
+    </w:lvl>
+    <w:lvl w:ilvl="4" w:tentative="1">
+      <w:start w:val="1"/>
+      <w:numFmt w:val="bullet"/>
+      <w:lvlText w:val=""/>
+      <w:lvlJc w:val="left"/>
+      <w:pPr>
+        <w:tabs>
+          <w:tab w:val="num" w:pos="3600"/>
+        </w:tabs>
+        <w:ind w:left="3600" w:hanging="360"/>
+      </w:pPr>
+      <w:rPr>
+        <w:rFonts w:ascii="Wingdings" w:hAnsi="Wingdings" w:hint="default"/>
+        <w:sz w:val="20"/>
+      </w:rPr>
+    </w:lvl>
+    <w:lvl w:ilvl="5" w:tentative="1">
+      <w:start w:val="1"/>
+      <w:numFmt w:val="bullet"/>
+      <w:lvlText w:val=""/>
+      <w:lvlJc w:val="left"/>
+      <w:pPr>
+        <w:tabs>
+          <w:tab w:val="num" w:pos="4320"/>
+        </w:tabs>
+        <w:ind w:left="4320" w:hanging="360"/>
+      </w:pPr>
+      <w:rPr>
+        <w:rFonts w:ascii="Wingdings" w:hAnsi="Wingdings" w:hint="default"/>
+        <w:sz w:val="20"/>
+      </w:rPr>
+    </w:lvl>
+    <w:lvl w:ilvl="6" w:tentative="1">
+      <w:start w:val="1"/>
+      <w:numFmt w:val="bullet"/>
+      <w:lvlText w:val=""/>
+      <w:lvlJc w:val="left"/>
+      <w:pPr>
+        <w:tabs>
+          <w:tab w:val="num" w:pos="5040"/>
+        </w:tabs>
+        <w:ind w:left="5040" w:hanging="360"/>
+      </w:pPr>
+      <w:rPr>
+        <w:rFonts w:ascii="Wingdings" w:hAnsi="Wingdings" w:hint="default"/>
+        <w:sz w:val="20"/>
+      </w:rPr>
+    </w:lvl>
+    <w:lvl w:ilvl="7" w:tentative="1">
+      <w:start w:val="1"/>
+      <w:numFmt w:val="bullet"/>
+      <w:lvlText w:val=""/>
+      <w:lvlJc w:val="left"/>
+      <w:pPr>
+        <w:tabs>
+          <w:tab w:val="num" w:pos="5760"/>
+        </w:tabs>
+        <w:ind w:left="5760" w:hanging="360"/>
+      </w:pPr>
+      <w:rPr>
+        <w:rFonts w:ascii="Wingdings" w:hAnsi="Wingdings" w:hint="default"/>
+        <w:sz w:val="20"/>
+      </w:rPr>
+    </w:lvl>
+    <w:lvl w:ilvl="8" w:tentative="1">
+      <w:start w:val="1"/>
+      <w:numFmt w:val="bullet"/>
+      <w:lvlText w:val=""/>
+      <w:lvlJc w:val="left"/>
+      <w:pPr>
+        <w:tabs>
+          <w:tab w:val="num" w:pos="6480"/>
+        </w:tabs>
+        <w:ind w:left="6480" w:hanging="360"/>
+      </w:pPr>
+      <w:rPr>
+        <w:rFonts w:ascii="Wingdings" w:hAnsi="Wingdings" w:hint="default"/>
+        <w:sz w:val="20"/>
+      </w:rPr>
+    </w:lvl>
+  </w:abstractNum>
+  <w:abstractNum w:abstractNumId="2" w15:restartNumberingAfterBreak="0">
     <w:nsid w:val="457C6256"/>
     <w:multiLevelType w:val="hybridMultilevel"/>
     <w:tmpl w:val="380C7F2A"/>
@@ -3465,11 +8109,166 @@
       </w:rPr>
     </w:lvl>
   </w:abstractNum>
+  <w:abstractNum w:abstractNumId="3" w15:restartNumberingAfterBreak="0">
+    <w:nsid w:val="50D538A2"/>
+    <w:multiLevelType w:val="multilevel"/>
+    <w:tmpl w:val="BBAE9C7E"/>
+    <w:lvl w:ilvl="0">
+      <w:start w:val="1"/>
+      <w:numFmt w:val="bullet"/>
+      <w:lvlText w:val=""/>
+      <w:lvlJc w:val="left"/>
+      <w:pPr>
+        <w:tabs>
+          <w:tab w:val="num" w:pos="720"/>
+        </w:tabs>
+        <w:ind w:left="720" w:hanging="360"/>
+      </w:pPr>
+      <w:rPr>
+        <w:rFonts w:ascii="Symbol" w:hAnsi="Symbol" w:hint="default"/>
+        <w:sz w:val="20"/>
+      </w:rPr>
+    </w:lvl>
+    <w:lvl w:ilvl="1" w:tentative="1">
+      <w:start w:val="1"/>
+      <w:numFmt w:val="bullet"/>
+      <w:lvlText w:val="o"/>
+      <w:lvlJc w:val="left"/>
+      <w:pPr>
+        <w:tabs>
+          <w:tab w:val="num" w:pos="1440"/>
+        </w:tabs>
+        <w:ind w:left="1440" w:hanging="360"/>
+      </w:pPr>
+      <w:rPr>
+        <w:rFonts w:ascii="Courier New" w:hAnsi="Courier New" w:hint="default"/>
+        <w:sz w:val="20"/>
+      </w:rPr>
+    </w:lvl>
+    <w:lvl w:ilvl="2" w:tentative="1">
+      <w:start w:val="1"/>
+      <w:numFmt w:val="bullet"/>
+      <w:lvlText w:val=""/>
+      <w:lvlJc w:val="left"/>
+      <w:pPr>
+        <w:tabs>
+          <w:tab w:val="num" w:pos="2160"/>
+        </w:tabs>
+        <w:ind w:left="2160" w:hanging="360"/>
+      </w:pPr>
+      <w:rPr>
+        <w:rFonts w:ascii="Wingdings" w:hAnsi="Wingdings" w:hint="default"/>
+        <w:sz w:val="20"/>
+      </w:rPr>
+    </w:lvl>
+    <w:lvl w:ilvl="3" w:tentative="1">
+      <w:start w:val="1"/>
+      <w:numFmt w:val="bullet"/>
+      <w:lvlText w:val=""/>
+      <w:lvlJc w:val="left"/>
+      <w:pPr>
+        <w:tabs>
+          <w:tab w:val="num" w:pos="2880"/>
+        </w:tabs>
+        <w:ind w:left="2880" w:hanging="360"/>
+      </w:pPr>
+      <w:rPr>
+        <w:rFonts w:ascii="Wingdings" w:hAnsi="Wingdings" w:hint="default"/>
+        <w:sz w:val="20"/>
+      </w:rPr>
+    </w:lvl>
+    <w:lvl w:ilvl="4" w:tentative="1">
+      <w:start w:val="1"/>
+      <w:numFmt w:val="bullet"/>
+      <w:lvlText w:val=""/>
+      <w:lvlJc w:val="left"/>
+      <w:pPr>
+        <w:tabs>
+          <w:tab w:val="num" w:pos="3600"/>
+        </w:tabs>
+        <w:ind w:left="3600" w:hanging="360"/>
+      </w:pPr>
+      <w:rPr>
+        <w:rFonts w:ascii="Wingdings" w:hAnsi="Wingdings" w:hint="default"/>
+        <w:sz w:val="20"/>
+      </w:rPr>
+    </w:lvl>
+    <w:lvl w:ilvl="5" w:tentative="1">
+      <w:start w:val="1"/>
+      <w:numFmt w:val="bullet"/>
+      <w:lvlText w:val=""/>
+      <w:lvlJc w:val="left"/>
+      <w:pPr>
+        <w:tabs>
+          <w:tab w:val="num" w:pos="4320"/>
+        </w:tabs>
+        <w:ind w:left="4320" w:hanging="360"/>
+      </w:pPr>
+      <w:rPr>
+        <w:rFonts w:ascii="Wingdings" w:hAnsi="Wingdings" w:hint="default"/>
+        <w:sz w:val="20"/>
+      </w:rPr>
+    </w:lvl>
+    <w:lvl w:ilvl="6" w:tentative="1">
+      <w:start w:val="1"/>
+      <w:numFmt w:val="bullet"/>
+      <w:lvlText w:val=""/>
+      <w:lvlJc w:val="left"/>
+      <w:pPr>
+        <w:tabs>
+          <w:tab w:val="num" w:pos="5040"/>
+        </w:tabs>
+        <w:ind w:left="5040" w:hanging="360"/>
+      </w:pPr>
+      <w:rPr>
+        <w:rFonts w:ascii="Wingdings" w:hAnsi="Wingdings" w:hint="default"/>
+        <w:sz w:val="20"/>
+      </w:rPr>
+    </w:lvl>
+    <w:lvl w:ilvl="7" w:tentative="1">
+      <w:start w:val="1"/>
+      <w:numFmt w:val="bullet"/>
+      <w:lvlText w:val=""/>
+      <w:lvlJc w:val="left"/>
+      <w:pPr>
+        <w:tabs>
+          <w:tab w:val="num" w:pos="5760"/>
+        </w:tabs>
+        <w:ind w:left="5760" w:hanging="360"/>
+      </w:pPr>
+      <w:rPr>
+        <w:rFonts w:ascii="Wingdings" w:hAnsi="Wingdings" w:hint="default"/>
+        <w:sz w:val="20"/>
+      </w:rPr>
+    </w:lvl>
+    <w:lvl w:ilvl="8" w:tentative="1">
+      <w:start w:val="1"/>
+      <w:numFmt w:val="bullet"/>
+      <w:lvlText w:val=""/>
+      <w:lvlJc w:val="left"/>
+      <w:pPr>
+        <w:tabs>
+          <w:tab w:val="num" w:pos="6480"/>
+        </w:tabs>
+        <w:ind w:left="6480" w:hanging="360"/>
+      </w:pPr>
+      <w:rPr>
+        <w:rFonts w:ascii="Wingdings" w:hAnsi="Wingdings" w:hint="default"/>
+        <w:sz w:val="20"/>
+      </w:rPr>
+    </w:lvl>
+  </w:abstractNum>
   <w:num w:numId="1" w16cid:durableId="398402796">
-    <w:abstractNumId w:val="1"/>
+    <w:abstractNumId w:val="2"/>
   </w:num>
   <w:num w:numId="2" w16cid:durableId="1524056596">
     <w:abstractNumId w:val="0"/>
+  </w:num>
+  <w:num w:numId="3" w16cid:durableId="2091733714">
+    <w:abstractNumId w:val="1"/>
+  </w:num>
+  <w:num w:numId="4" w16cid:durableId="430276311">
+    <w:abstractNumId w:val="3"/>
   </w:num>
 </w:numbering>
 </file>
@@ -4077,6 +8876,7 @@
   <w:style w:type="character" w:default="1" w:styleId="DefaultParagraphFont">
     <w:name w:val="Default Paragraph Font"/>
     <w:uiPriority w:val="1"/>
+    <w:semiHidden/>
     <w:unhideWhenUsed/>
   </w:style>
   <w:style w:type="table" w:default="1" w:styleId="TableNormal">
@@ -4414,6 +9214,60 @@
       <w:color w:val="666666"/>
     </w:rPr>
   </w:style>
+  <w:style w:type="paragraph" w:customStyle="1" w:styleId="paragraph">
+    <w:name w:val="paragraph"/>
+    <w:basedOn w:val="Normal"/>
+    <w:rsid w:val="00CF5EB2"/>
+    <w:pPr>
+      <w:spacing w:before="100" w:beforeAutospacing="1" w:after="100" w:afterAutospacing="1" w:line="240" w:lineRule="auto"/>
+    </w:pPr>
+    <w:rPr>
+      <w:rFonts w:ascii="Times New Roman" w:eastAsia="Times New Roman" w:hAnsi="Times New Roman" w:cs="Times New Roman"/>
+      <w:kern w:val="0"/>
+      <w:lang w:eastAsia="en-MT"/>
+      <w14:ligatures w14:val="none"/>
+    </w:rPr>
+  </w:style>
+  <w:style w:type="character" w:customStyle="1" w:styleId="ng-star-inserted">
+    <w:name w:val="ng-star-inserted"/>
+    <w:basedOn w:val="DefaultParagraphFont"/>
+    <w:rsid w:val="00CF5EB2"/>
+  </w:style>
+  <w:style w:type="character" w:styleId="Hyperlink">
+    <w:name w:val="Hyperlink"/>
+    <w:basedOn w:val="DefaultParagraphFont"/>
+    <w:uiPriority w:val="99"/>
+    <w:unhideWhenUsed/>
+    <w:rsid w:val="00FA3EF7"/>
+    <w:rPr>
+      <w:color w:val="467886" w:themeColor="hyperlink"/>
+      <w:u w:val="single"/>
+    </w:rPr>
+  </w:style>
+  <w:style w:type="character" w:styleId="UnresolvedMention">
+    <w:name w:val="Unresolved Mention"/>
+    <w:basedOn w:val="DefaultParagraphFont"/>
+    <w:uiPriority w:val="99"/>
+    <w:semiHidden/>
+    <w:unhideWhenUsed/>
+    <w:rsid w:val="00FA3EF7"/>
+    <w:rPr>
+      <w:color w:val="605E5C"/>
+      <w:shd w:val="clear" w:color="auto" w:fill="E1DFDD"/>
+    </w:rPr>
+  </w:style>
+  <w:style w:type="character" w:styleId="FollowedHyperlink">
+    <w:name w:val="FollowedHyperlink"/>
+    <w:basedOn w:val="DefaultParagraphFont"/>
+    <w:uiPriority w:val="99"/>
+    <w:semiHidden/>
+    <w:unhideWhenUsed/>
+    <w:rsid w:val="00FA3EF7"/>
+    <w:rPr>
+      <w:color w:val="96607D" w:themeColor="followedHyperlink"/>
+      <w:u w:val="single"/>
+    </w:rPr>
+  </w:style>
 </w:styles>
 </file>
 

--- a/quiz_with_rationale.docx
+++ b/quiz_with_rationale.docx
@@ -86,7 +86,25 @@
             <w:iCs/>
             <w:lang w:val="en-US"/>
           </w:rPr>
-          <w:t>t Quiz Results</w:t>
+          <w:t>t Q</w:t>
+        </w:r>
+        <w:r>
+          <w:rPr>
+            <w:rStyle w:val="Hyperlink"/>
+            <w:i/>
+            <w:iCs/>
+            <w:lang w:val="en-US"/>
+          </w:rPr>
+          <w:t>u</w:t>
+        </w:r>
+        <w:r>
+          <w:rPr>
+            <w:rStyle w:val="Hyperlink"/>
+            <w:i/>
+            <w:iCs/>
+            <w:lang w:val="en-US"/>
+          </w:rPr>
+          <w:t>iz Results</w:t>
         </w:r>
       </w:hyperlink>
     </w:p>
@@ -144,7 +162,27 @@
         <w:rPr>
           <w:lang w:val="en-US"/>
         </w:rPr>
-        <w:t>2 questions contain multiple choice answers</w:t>
+        <w:t>1</w:t>
+      </w:r>
+      <w:r>
+        <w:rPr>
+          <w:lang w:val="en-US"/>
+        </w:rPr>
+        <w:t xml:space="preserve"> </w:t>
+      </w:r>
+      <w:proofErr w:type="gramStart"/>
+      <w:r>
+        <w:rPr>
+          <w:lang w:val="en-US"/>
+        </w:rPr>
+        <w:t>questions</w:t>
+      </w:r>
+      <w:proofErr w:type="gramEnd"/>
+      <w:r>
+        <w:rPr>
+          <w:lang w:val="en-US"/>
+        </w:rPr>
+        <w:t xml:space="preserve"> contain multiple choice answers</w:t>
       </w:r>
     </w:p>
     <w:p>
@@ -162,7 +200,13 @@
         <w:rPr>
           <w:lang w:val="en-US"/>
         </w:rPr>
-        <w:t>8 questions contain only one right answer</w:t>
+        <w:t>9</w:t>
+      </w:r>
+      <w:r>
+        <w:rPr>
+          <w:lang w:val="en-US"/>
+        </w:rPr>
+        <w:t xml:space="preserve"> questions contain only one right answer</w:t>
       </w:r>
     </w:p>
     <w:p>
@@ -673,6 +717,12 @@
         </w:rPr>
         <w:tab/>
         <w:t>Feedback:</w:t>
+      </w:r>
+      <w:r>
+        <w:rPr>
+          <w:lang w:val="en-US"/>
+        </w:rPr>
+        <w:t xml:space="preserve"> This total score does not represent element-wise multiplication</w:t>
       </w:r>
     </w:p>
     <w:p>
@@ -7246,8 +7296,29 @@
         <w:rPr>
           <w:lang w:val="en-US"/>
         </w:rPr>
-        <w:t>[one correct answer]</w:t>
-      </w:r>
+        <w:t>[one correct answer</w:t>
+      </w:r>
+      <w:proofErr w:type="gramStart"/>
+      <w:r>
+        <w:rPr>
+          <w:lang w:val="en-US"/>
+        </w:rPr>
+        <w:t>]</w:t>
+      </w:r>
+      <w:r>
+        <w:rPr>
+          <w:lang w:val="en-US"/>
+        </w:rPr>
+        <w:t xml:space="preserve"> </w:t>
+      </w:r>
+      <w:r>
+        <w:rPr>
+          <w:color w:val="EE0000"/>
+          <w:lang w:val="en-US"/>
+        </w:rPr>
+        <w:t>??</w:t>
+      </w:r>
+      <w:proofErr w:type="gramEnd"/>
     </w:p>
     <w:p>
       <w:pPr>
@@ -7341,7 +7412,7 @@
         <w:rPr>
           <w:lang w:val="en-US"/>
         </w:rPr>
-        <w:t>correct/ incorrect]</w:t>
+        <w:t>incorrect]</w:t>
       </w:r>
     </w:p>
     <w:p>
@@ -7454,7 +7525,7 @@
         <w:rPr>
           <w:lang w:val="en-US"/>
         </w:rPr>
-        <w:t>correct/ incorrect]</w:t>
+        <w:t>incorrect]</w:t>
       </w:r>
     </w:p>
     <w:p>
@@ -7521,163 +7592,296 @@
           <w:lang w:val="en-US"/>
         </w:rPr>
         <w:tab/>
+        <w:t>Feedback</w:t>
+      </w:r>
+      <w:proofErr w:type="gramStart"/>
+      <w:r>
+        <w:rPr>
+          <w:lang w:val="en-US"/>
+        </w:rPr>
+        <w:t>:</w:t>
+      </w:r>
+      <w:r>
+        <w:rPr>
+          <w:lang w:val="en-US"/>
+        </w:rPr>
+        <w:t xml:space="preserve"> ???</w:t>
+      </w:r>
+      <w:proofErr w:type="gramEnd"/>
+    </w:p>
+    <w:p>
+      <w:pPr>
+        <w:spacing w:line="240" w:lineRule="auto"/>
+        <w:rPr>
+          <w:lang w:val="en-US"/>
+        </w:rPr>
+      </w:pPr>
+    </w:p>
+    <w:p>
+      <w:pPr>
+        <w:spacing w:line="240" w:lineRule="auto"/>
+        <w:rPr>
+          <w:lang w:val="en-US"/>
+        </w:rPr>
+      </w:pPr>
+      <w:r>
+        <w:rPr>
+          <w:lang w:val="en-US"/>
+        </w:rPr>
+        <w:tab/>
+      </w:r>
+      <w:r>
+        <w:rPr>
+          <w:rStyle w:val="BookTitle"/>
+          <w:lang w:val="en-US"/>
+        </w:rPr>
+        <w:t xml:space="preserve">Answer </w:t>
+      </w:r>
+      <w:r>
+        <w:rPr>
+          <w:rStyle w:val="BookTitle"/>
+          <w:lang w:val="en-US"/>
+        </w:rPr>
+        <w:t>C</w:t>
+      </w:r>
+      <w:proofErr w:type="gramStart"/>
+      <w:r>
+        <w:rPr>
+          <w:rStyle w:val="BookTitle"/>
+          <w:lang w:val="en-US"/>
+        </w:rPr>
+        <w:t>:</w:t>
+      </w:r>
+      <w:r>
+        <w:rPr>
+          <w:lang w:val="en-US"/>
+        </w:rPr>
+        <w:t xml:space="preserve">  [</w:t>
+      </w:r>
+      <w:proofErr w:type="gramEnd"/>
+      <w:r>
+        <w:rPr>
+          <w:lang w:val="en-US"/>
+        </w:rPr>
+        <w:t>correct]</w:t>
+      </w:r>
+    </w:p>
+    <w:p>
+      <w:pPr>
+        <w:spacing w:line="240" w:lineRule="auto"/>
+        <w:rPr>
+          <w:lang w:val="en-US"/>
+        </w:rPr>
+      </w:pPr>
+      <w:r>
+        <w:rPr>
+          <w:lang w:val="en-US"/>
+        </w:rPr>
+        <w:tab/>
+      </w:r>
+      <w:r>
+        <w:rPr>
+          <w:lang w:val="en-US"/>
+        </w:rPr>
+        <w:tab/>
+      </w:r>
+      <w:r>
+        <w:rPr>
+          <w:lang w:val="en-US"/>
+        </w:rPr>
+        <w:tab/>
+      </w:r>
+      <w:proofErr w:type="gramStart"/>
+      <w:r>
+        <w:rPr>
+          <w:lang w:val="en-US"/>
+        </w:rPr>
+        <w:t>[ ]</w:t>
+      </w:r>
+      <w:proofErr w:type="gramEnd"/>
+      <w:r>
+        <w:rPr>
+          <w:lang w:val="en-US"/>
+        </w:rPr>
+        <w:t xml:space="preserve"> ERF typical starts small and grows during the learning cycles</w:t>
+      </w:r>
+    </w:p>
+    <w:p>
+      <w:pPr>
+        <w:spacing w:line="240" w:lineRule="auto"/>
+        <w:ind w:left="2127"/>
+        <w:rPr>
+          <w:lang w:val="en-US"/>
+        </w:rPr>
+      </w:pPr>
+      <w:r>
+        <w:rPr>
+          <w:lang w:val="en-US"/>
+        </w:rPr>
+        <w:tab/>
+        <w:t xml:space="preserve">Feedback: studies show </w:t>
+      </w:r>
+      <w:r>
+        <w:rPr>
+          <w:lang w:val="en-US"/>
+        </w:rPr>
+        <w:t xml:space="preserve">that when random </w:t>
+      </w:r>
+      <w:r>
+        <w:rPr>
+          <w:lang w:val="en-US"/>
+        </w:rPr>
+        <w:t>weights</w:t>
+      </w:r>
+      <w:r>
+        <w:rPr>
+          <w:lang w:val="en-US"/>
+        </w:rPr>
+        <w:t xml:space="preserve"> are assigned ERF is small and it expands significantly as </w:t>
+      </w:r>
+      <w:proofErr w:type="gramStart"/>
+      <w:r>
+        <w:rPr>
+          <w:lang w:val="en-US"/>
+        </w:rPr>
+        <w:t>model reaches</w:t>
+      </w:r>
+      <w:proofErr w:type="gramEnd"/>
+      <w:r>
+        <w:rPr>
+          <w:lang w:val="en-US"/>
+        </w:rPr>
+        <w:t xml:space="preserve"> higher accuracy</w:t>
+      </w:r>
+    </w:p>
+    <w:p>
+      <w:pPr>
+        <w:spacing w:line="240" w:lineRule="auto"/>
+        <w:rPr>
+          <w:lang w:val="en-US"/>
+        </w:rPr>
+      </w:pPr>
+    </w:p>
+    <w:p>
+      <w:pPr>
+        <w:spacing w:line="240" w:lineRule="auto"/>
+        <w:rPr>
+          <w:lang w:val="en-US"/>
+        </w:rPr>
+      </w:pPr>
+      <w:r>
+        <w:rPr>
+          <w:lang w:val="en-US"/>
+        </w:rPr>
+        <w:tab/>
+      </w:r>
+      <w:r>
+        <w:rPr>
+          <w:rStyle w:val="BookTitle"/>
+          <w:lang w:val="en-US"/>
+        </w:rPr>
+        <w:t xml:space="preserve">Answer </w:t>
+      </w:r>
+      <w:r>
+        <w:rPr>
+          <w:rStyle w:val="BookTitle"/>
+          <w:lang w:val="en-US"/>
+        </w:rPr>
+        <w:t>D</w:t>
+      </w:r>
+      <w:proofErr w:type="gramStart"/>
+      <w:r>
+        <w:rPr>
+          <w:rStyle w:val="BookTitle"/>
+          <w:lang w:val="en-US"/>
+        </w:rPr>
+        <w:t>:</w:t>
+      </w:r>
+      <w:r>
+        <w:rPr>
+          <w:lang w:val="en-US"/>
+        </w:rPr>
+        <w:t xml:space="preserve">  [</w:t>
+      </w:r>
+      <w:proofErr w:type="gramEnd"/>
+      <w:r>
+        <w:rPr>
+          <w:lang w:val="en-US"/>
+        </w:rPr>
+        <w:t>incorrect]</w:t>
+      </w:r>
+    </w:p>
+    <w:p>
+      <w:pPr>
+        <w:spacing w:line="240" w:lineRule="auto"/>
+        <w:rPr>
+          <w:lang w:val="en-US"/>
+        </w:rPr>
+      </w:pPr>
+      <w:r>
+        <w:rPr>
+          <w:lang w:val="en-US"/>
+        </w:rPr>
+        <w:tab/>
+      </w:r>
+      <w:r>
+        <w:rPr>
+          <w:lang w:val="en-US"/>
+        </w:rPr>
+        <w:tab/>
+      </w:r>
+      <w:r>
+        <w:rPr>
+          <w:lang w:val="en-US"/>
+        </w:rPr>
+        <w:tab/>
+      </w:r>
+      <w:proofErr w:type="gramStart"/>
+      <w:r>
+        <w:rPr>
+          <w:lang w:val="en-US"/>
+        </w:rPr>
+        <w:t>[ ]</w:t>
+      </w:r>
+      <w:proofErr w:type="gramEnd"/>
+      <w:r>
+        <w:rPr>
+          <w:lang w:val="en-US"/>
+        </w:rPr>
+        <w:t xml:space="preserve"> </w:t>
+      </w:r>
+      <w:r>
+        <w:rPr>
+          <w:lang w:val="en-US"/>
+        </w:rPr>
+        <w:t>???</w:t>
+      </w:r>
+    </w:p>
+    <w:p>
+      <w:pPr>
+        <w:spacing w:line="240" w:lineRule="auto"/>
+        <w:rPr>
+          <w:lang w:val="en-US"/>
+        </w:rPr>
+      </w:pPr>
+      <w:r>
+        <w:rPr>
+          <w:lang w:val="en-US"/>
+        </w:rPr>
+        <w:tab/>
+      </w:r>
+      <w:r>
+        <w:rPr>
+          <w:lang w:val="en-US"/>
+        </w:rPr>
+        <w:tab/>
+      </w:r>
+      <w:r>
+        <w:rPr>
+          <w:lang w:val="en-US"/>
+        </w:rPr>
+        <w:tab/>
         <w:t>Feedback:</w:t>
-      </w:r>
-    </w:p>
-    <w:p>
-      <w:pPr>
-        <w:spacing w:line="240" w:lineRule="auto"/>
-        <w:rPr>
-          <w:lang w:val="en-US"/>
-        </w:rPr>
-      </w:pPr>
-    </w:p>
-    <w:p>
-      <w:pPr>
-        <w:spacing w:line="240" w:lineRule="auto"/>
-        <w:rPr>
-          <w:lang w:val="en-US"/>
-        </w:rPr>
-      </w:pPr>
-      <w:r>
-        <w:rPr>
-          <w:lang w:val="en-US"/>
-        </w:rPr>
-        <w:tab/>
-      </w:r>
-      <w:r>
-        <w:rPr>
-          <w:rStyle w:val="BookTitle"/>
-          <w:lang w:val="en-US"/>
-        </w:rPr>
-        <w:t xml:space="preserve">Answer </w:t>
-      </w:r>
-      <w:r>
-        <w:rPr>
-          <w:rStyle w:val="BookTitle"/>
-          <w:lang w:val="en-US"/>
-        </w:rPr>
-        <w:t>C</w:t>
-      </w:r>
-      <w:proofErr w:type="gramStart"/>
-      <w:r>
-        <w:rPr>
-          <w:rStyle w:val="BookTitle"/>
-          <w:lang w:val="en-US"/>
-        </w:rPr>
-        <w:t>:</w:t>
-      </w:r>
-      <w:r>
-        <w:rPr>
-          <w:lang w:val="en-US"/>
-        </w:rPr>
-        <w:t xml:space="preserve">  [</w:t>
-      </w:r>
-      <w:proofErr w:type="gramEnd"/>
-      <w:r>
-        <w:rPr>
-          <w:lang w:val="en-US"/>
-        </w:rPr>
-        <w:t>correct]</w:t>
-      </w:r>
-    </w:p>
-    <w:p>
-      <w:pPr>
-        <w:spacing w:line="240" w:lineRule="auto"/>
-        <w:rPr>
-          <w:lang w:val="en-US"/>
-        </w:rPr>
-      </w:pPr>
-      <w:r>
-        <w:rPr>
-          <w:lang w:val="en-US"/>
-        </w:rPr>
-        <w:tab/>
-      </w:r>
-      <w:r>
-        <w:rPr>
-          <w:lang w:val="en-US"/>
-        </w:rPr>
-        <w:tab/>
-      </w:r>
-      <w:r>
-        <w:rPr>
-          <w:lang w:val="en-US"/>
-        </w:rPr>
-        <w:tab/>
-      </w:r>
-      <w:proofErr w:type="gramStart"/>
-      <w:r>
-        <w:rPr>
-          <w:lang w:val="en-US"/>
-        </w:rPr>
-        <w:t>[ ]</w:t>
-      </w:r>
-      <w:proofErr w:type="gramEnd"/>
-      <w:r>
-        <w:rPr>
-          <w:lang w:val="en-US"/>
-        </w:rPr>
-        <w:t xml:space="preserve"> ERF typical starts small and grows during the learning cycles</w:t>
-      </w:r>
-    </w:p>
-    <w:p>
-      <w:pPr>
-        <w:spacing w:line="240" w:lineRule="auto"/>
-        <w:rPr>
-          <w:lang w:val="en-US"/>
-        </w:rPr>
-      </w:pPr>
-      <w:r>
-        <w:rPr>
-          <w:lang w:val="en-US"/>
-        </w:rPr>
-        <w:tab/>
-      </w:r>
-      <w:r>
-        <w:rPr>
-          <w:lang w:val="en-US"/>
-        </w:rPr>
-        <w:tab/>
-      </w:r>
-      <w:r>
-        <w:rPr>
-          <w:lang w:val="en-US"/>
-        </w:rPr>
-        <w:tab/>
-        <w:t xml:space="preserve">Feedback: studies show </w:t>
-      </w:r>
-      <w:r>
-        <w:rPr>
-          <w:lang w:val="en-US"/>
-        </w:rPr>
-        <w:t xml:space="preserve">that when random </w:t>
-      </w:r>
-      <w:r>
-        <w:rPr>
-          <w:lang w:val="en-US"/>
-        </w:rPr>
-        <w:t>weights</w:t>
-      </w:r>
-      <w:r>
-        <w:rPr>
-          <w:lang w:val="en-US"/>
-        </w:rPr>
-        <w:t xml:space="preserve"> are assigned ERF is small and it expands significantly as </w:t>
-      </w:r>
-      <w:proofErr w:type="gramStart"/>
-      <w:r>
-        <w:rPr>
-          <w:lang w:val="en-US"/>
-        </w:rPr>
-        <w:t>model reaches</w:t>
-      </w:r>
-      <w:proofErr w:type="gramEnd"/>
-      <w:r>
-        <w:rPr>
-          <w:lang w:val="en-US"/>
-        </w:rPr>
-        <w:t xml:space="preserve"> higher accuracy</w:t>
       </w:r>
     </w:p>
     <w:p>
